--- a/docs/Okligon_Specifikáció_kész.docx
+++ b/docs/Okligon_Specifikáció_kész.docx
@@ -10,14 +10,12 @@
           <w:lang w:eastAsia="hu-HU"/>
         </w:rPr>
       </w:pPr>
-      <w:proofErr w:type="spellStart"/>
       <w:r>
         <w:rPr>
           <w:lang w:eastAsia="hu-HU"/>
         </w:rPr>
         <w:t>Okligon</w:t>
       </w:r>
-      <w:proofErr w:type="spellEnd"/>
     </w:p>
     <w:p>
       <w:pPr>
@@ -276,10 +274,7 @@
               <w:fldChar w:fldCharType="begin"/>
             </w:r>
             <w:r>
-              <w:instrText>PAGEREF _T</w:instrText>
-            </w:r>
-            <w:r>
-              <w:instrText>oc3 \h</w:instrText>
+              <w:instrText>PAGEREF _Toc3 \h</w:instrText>
             </w:r>
             <w:r>
               <w:fldChar w:fldCharType="separate"/>
@@ -369,10 +364,7 @@
               <w:fldChar w:fldCharType="begin"/>
             </w:r>
             <w:r>
-              <w:instrText>PAGEREF _Toc</w:instrText>
-            </w:r>
-            <w:r>
-              <w:instrText>5 \h</w:instrText>
+              <w:instrText>PAGEREF _Toc5 \h</w:instrText>
             </w:r>
             <w:r>
               <w:fldChar w:fldCharType="separate"/>
@@ -498,14 +490,7 @@
                 <w:rStyle w:val="Hiperhivatkozs"/>
                 <w:lang w:eastAsia="hu-HU"/>
               </w:rPr>
-              <w:t>Felhasznál</w:t>
-            </w:r>
-            <w:r>
-              <w:rPr>
-                <w:rStyle w:val="Hiperhivatkozs"/>
-                <w:lang w:eastAsia="hu-HU"/>
-              </w:rPr>
-              <w:t>ói szerepkörök</w:t>
+              <w:t>Felhasználói szerepkörök</w:t>
             </w:r>
             <w:r>
               <w:tab/>
@@ -976,10 +961,7 @@
               <w:fldChar w:fldCharType="separate"/>
             </w:r>
             <w:r>
-              <w:t>1</w:t>
-            </w:r>
-            <w:r>
-              <w:t>8</w:t>
+              <w:t>18</w:t>
             </w:r>
             <w:r>
               <w:fldChar w:fldCharType="end"/>
@@ -1238,10 +1220,7 @@
               <w:fldChar w:fldCharType="begin"/>
             </w:r>
             <w:r>
-              <w:instrText>PAGEREF _Toc2</w:instrText>
-            </w:r>
-            <w:r>
-              <w:instrText>4 \h</w:instrText>
+              <w:instrText>PAGEREF _Toc24 \h</w:instrText>
             </w:r>
             <w:r>
               <w:fldChar w:fldCharType="separate"/>
@@ -1364,13 +1343,7 @@
               <w:rPr>
                 <w:rStyle w:val="Hiperhivatkozs"/>
               </w:rPr>
-              <w:t>Külső ren</w:t>
-            </w:r>
-            <w:r>
-              <w:rPr>
-                <w:rStyle w:val="Hiperhivatkozs"/>
-              </w:rPr>
-              <w:t>dszerek</w:t>
+              <w:t>Külső rendszerek</w:t>
             </w:r>
             <w:r>
               <w:tab/>
@@ -1684,14 +1657,7 @@
                 <w:rStyle w:val="Hiperhivatkozs"/>
                 <w:lang w:eastAsia="hu-HU"/>
               </w:rPr>
-              <w:t xml:space="preserve"> Átadás, minő</w:t>
-            </w:r>
-            <w:r>
-              <w:rPr>
-                <w:rStyle w:val="Hiperhivatkozs"/>
-                <w:lang w:eastAsia="hu-HU"/>
-              </w:rPr>
-              <w:t>ségbiztosítás és ütemezés</w:t>
+              <w:t xml:space="preserve"> Átadás, minőségbiztosítás és ütemezés</w:t>
             </w:r>
             <w:r>
               <w:tab/>
@@ -2098,14 +2064,12 @@
           <w:lang w:eastAsia="hu-HU"/>
         </w:rPr>
       </w:pPr>
-      <w:proofErr w:type="spellStart"/>
       <w:r>
         <w:rPr>
           <w:lang w:eastAsia="hu-HU"/>
         </w:rPr>
         <w:t>Okligon</w:t>
       </w:r>
-      <w:proofErr w:type="spellEnd"/>
     </w:p>
     <w:p>
       <w:pPr>
@@ -2133,52 +2097,20 @@
         <w:rPr>
           <w:lang w:eastAsia="hu-HU"/>
         </w:rPr>
-        <w:t>A mai projektmenedzsment alkalmazások számos hasznos funkciót</w:t>
+        <w:t>A mai projektmenedzsment alkalmazások számos hasznos funkciót kínálnak, azonban ezek sokszor el vannak rejtve a túlzsúfolt menürendszerekben. A szoftverek összetettsége miatt a felhasználók nehezen találják meg a szükséges eszközöket, a platformváltás pedig hosszú és nehéz tanulási folyamattal jár.</w:t>
       </w:r>
+    </w:p>
+    <w:p>
+      <w:pPr>
+        <w:rPr>
+          <w:lang w:eastAsia="hu-HU"/>
+        </w:rPr>
+      </w:pPr>
       <w:r>
         <w:rPr>
           <w:lang w:eastAsia="hu-HU"/>
         </w:rPr>
-        <w:t xml:space="preserve"> kínálnak, azonban ezek sokszor el vannak rejtve a túlzsúfolt menürendszerekben. A szoftverek összetettsége miatt a felhasználók nehezen találják meg a szükséges eszközöket, a platformváltás pedig hosszú és nehéz tanulási folyamattal jár.</w:t>
-      </w:r>
-    </w:p>
-    <w:p>
-      <w:pPr>
-        <w:rPr>
-          <w:lang w:eastAsia="hu-HU"/>
-        </w:rPr>
-      </w:pPr>
-      <w:r>
-        <w:rPr>
-          <w:lang w:eastAsia="hu-HU"/>
-        </w:rPr>
-        <w:t xml:space="preserve">Az </w:t>
-      </w:r>
-      <w:proofErr w:type="spellStart"/>
-      <w:r>
-        <w:rPr>
-          <w:lang w:eastAsia="hu-HU"/>
-        </w:rPr>
-        <w:t>Okligon</w:t>
-      </w:r>
-      <w:proofErr w:type="spellEnd"/>
-      <w:r>
-        <w:rPr>
-          <w:lang w:eastAsia="hu-HU"/>
-        </w:rPr>
-        <w:t xml:space="preserve"> célja </w:t>
-      </w:r>
-      <w:r>
-        <w:rPr>
-          <w:lang w:eastAsia="hu-HU"/>
-        </w:rPr>
-        <w:t>ezen nehézségek kiküszöbölése. A legfontosabb funkciókat – a kommunikációt, a feladatkövetést és a címkealapú tárhelykezelést – előtérbe helyezve egy letisztult, intuitív felületet nyújtunk, amely lehetővé teszi a csapatok számára a gyors adaptációt és a b</w:t>
-      </w:r>
-      <w:r>
-        <w:rPr>
-          <w:lang w:eastAsia="hu-HU"/>
-        </w:rPr>
-        <w:t>etanulási idő nélküli hatékony munkavégzést.</w:t>
+        <w:t>Az Okligon célja ezen nehézségek kiküszöbölése. A legfontosabb funkciókat – a kommunikációt, a feladatkövetést és a címkealapú tárhelykezelést – előtérbe helyezve egy letisztult, intuitív felületet nyújtunk, amely lehetővé teszi a csapatok számára a gyors adaptációt és a betanulási idő nélküli hatékony munkavégzést.</w:t>
       </w:r>
     </w:p>
     <w:p>
@@ -2287,13 +2219,7 @@
         <w:rPr>
           <w:lang w:eastAsia="hu-HU"/>
         </w:rPr>
-        <w:t>: A legfontosabb munkafolyamatok</w:t>
-      </w:r>
-      <w:r>
-        <w:rPr>
-          <w:lang w:eastAsia="hu-HU"/>
-        </w:rPr>
-        <w:t>at intuitív, egyértelműen strukturált felületen kínáljuk. Ez megszünteti a hosszas betanulási időt, és zökkenőmentes átállást biztosít más platformokról.</w:t>
+        <w:t>: A legfontosabb munkafolyamatokat intuitív, egyértelműen strukturált felületen kínáljuk. Ez megszünteti a hosszas betanulási időt, és zökkenőmentes átállást biztosít más platformokról.</w:t>
       </w:r>
     </w:p>
     <w:p>
@@ -2319,13 +2245,7 @@
         <w:rPr>
           <w:lang w:eastAsia="hu-HU"/>
         </w:rPr>
-        <w:t>: Beépített állapotkövető rendszerünkkel a projektek fázisai és a feladatok s</w:t>
-      </w:r>
-      <w:r>
-        <w:rPr>
-          <w:lang w:eastAsia="hu-HU"/>
-        </w:rPr>
-        <w:t>tátuszai egyértelműen nyomon követhetők és módosíthatók („Folyamatban”, „Kész”), így biztosítva a teljesen félreértésmentes együttműködést.</w:t>
+        <w:t>: Beépített állapotkövető rendszerünkkel a projektek fázisai és a feladatok státuszai egyértelműen nyomon követhetők és módosíthatók („Folyamatban”, „Kész”), így biztosítva a teljesen félreértésmentes együttműködést.</w:t>
       </w:r>
     </w:p>
     <w:p>
@@ -2394,13 +2314,7 @@
         <w:rPr>
           <w:lang w:eastAsia="hu-HU"/>
         </w:rPr>
-        <w:t xml:space="preserve">, </w:t>
-      </w:r>
-      <w:r>
-        <w:rPr>
-          <w:lang w:eastAsia="hu-HU"/>
-        </w:rPr>
-        <w:t>tablet)</w:t>
+        <w:t>, tablet)</w:t>
       </w:r>
     </w:p>
     <w:p>
@@ -2588,13 +2502,7 @@
         <w:rPr>
           <w:lang w:eastAsia="hu-HU"/>
         </w:rPr>
-        <w:t xml:space="preserve">Projekt keresési </w:t>
-      </w:r>
-      <w:r>
-        <w:rPr>
-          <w:lang w:eastAsia="hu-HU"/>
-        </w:rPr>
-        <w:t>felület</w:t>
+        <w:t>Projekt keresési felület</w:t>
       </w:r>
     </w:p>
     <w:p>
@@ -2633,112 +2541,105 @@
     </w:p>
     <w:tbl>
       <w:tblPr>
-        <w:tblStyle w:val="Rcsostblzat"/>
+        <w:tblStyle w:val="TableGridLight"/>
         <w:tblW w:w="0" w:type="auto"/>
+        <w:tblBorders>
+          <w:top w:val="single" w:sz="4" w:space="0" w:color="auto"/>
+          <w:left w:val="single" w:sz="4" w:space="0" w:color="auto"/>
+          <w:bottom w:val="single" w:sz="4" w:space="0" w:color="auto"/>
+          <w:right w:val="single" w:sz="4" w:space="0" w:color="auto"/>
+          <w:insideH w:val="single" w:sz="4" w:space="0" w:color="auto"/>
+          <w:insideV w:val="single" w:sz="4" w:space="0" w:color="auto"/>
+        </w:tblBorders>
         <w:tblLook w:val="04A0" w:firstRow="1" w:lastRow="0" w:firstColumn="1" w:lastColumn="0" w:noHBand="0" w:noVBand="1"/>
       </w:tblPr>
       <w:tblGrid>
-        <w:gridCol w:w="3020"/>
-        <w:gridCol w:w="3021"/>
-        <w:gridCol w:w="3021"/>
+        <w:gridCol w:w="1510"/>
+        <w:gridCol w:w="2423"/>
+        <w:gridCol w:w="5129"/>
       </w:tblGrid>
       <w:tr>
-        <w:trPr>
-          <w:trHeight w:val="439"/>
-        </w:trPr>
-        <w:tc>
-          <w:tcPr>
-            <w:tcW w:w="3020" w:type="dxa"/>
+        <w:tc>
+          <w:tcPr>
+            <w:tcW w:w="0" w:type="auto"/>
             <w:shd w:val="clear" w:color="auto" w:fill="806000"/>
-          </w:tcPr>
-          <w:p>
-            <w:pPr>
-              <w:jc w:val="center"/>
-              <w:rPr>
-                <w:sz w:val="30"/>
-                <w:szCs w:val="30"/>
-                <w:lang w:eastAsia="hu-HU"/>
-              </w:rPr>
-            </w:pPr>
-            <w:r>
+            <w:hideMark/>
+          </w:tcPr>
+          <w:p>
+            <w:pPr>
+              <w:spacing w:after="480"/>
               <w:rPr>
                 <w:color w:val="FFFFFF" w:themeColor="background1"/>
-                <w:sz w:val="30"/>
-                <w:szCs w:val="30"/>
-                <w:lang w:eastAsia="hu-HU"/>
-              </w:rPr>
-              <w:t>Kifejezés</w:t>
-            </w:r>
-          </w:p>
-        </w:tc>
-        <w:tc>
-          <w:tcPr>
-            <w:tcW w:w="3021" w:type="dxa"/>
+              </w:rPr>
+            </w:pPr>
+            <w:r>
+              <w:rPr>
+                <w:rStyle w:val="Kiemels2"/>
+                <w:color w:val="FFFFFF" w:themeColor="background1"/>
+              </w:rPr>
+              <w:t>Kifejezés / Rövidítés</w:t>
+            </w:r>
+          </w:p>
+        </w:tc>
+        <w:tc>
+          <w:tcPr>
+            <w:tcW w:w="0" w:type="auto"/>
             <w:shd w:val="clear" w:color="auto" w:fill="806000"/>
-          </w:tcPr>
-          <w:p>
-            <w:pPr>
-              <w:jc w:val="center"/>
-              <w:rPr>
-                <w:sz w:val="30"/>
-                <w:szCs w:val="30"/>
-                <w:lang w:eastAsia="hu-HU"/>
-              </w:rPr>
-            </w:pPr>
-            <w:r>
+            <w:hideMark/>
+          </w:tcPr>
+          <w:p>
+            <w:pPr>
+              <w:spacing w:after="480"/>
               <w:rPr>
                 <w:color w:val="FFFFFF" w:themeColor="background1"/>
-                <w:sz w:val="30"/>
-                <w:szCs w:val="30"/>
-                <w:lang w:eastAsia="hu-HU"/>
-              </w:rPr>
-              <w:t>Teljes név</w:t>
-            </w:r>
-          </w:p>
-        </w:tc>
-        <w:tc>
-          <w:tcPr>
-            <w:tcW w:w="3021" w:type="dxa"/>
+              </w:rPr>
+            </w:pPr>
+            <w:r>
+              <w:rPr>
+                <w:rStyle w:val="Kiemels2"/>
+                <w:color w:val="FFFFFF" w:themeColor="background1"/>
+              </w:rPr>
+              <w:t>Teljes név / Angol megnevezés</w:t>
+            </w:r>
+          </w:p>
+        </w:tc>
+        <w:tc>
+          <w:tcPr>
+            <w:tcW w:w="0" w:type="auto"/>
             <w:shd w:val="clear" w:color="auto" w:fill="806000"/>
-          </w:tcPr>
-          <w:p>
-            <w:pPr>
-              <w:jc w:val="center"/>
-              <w:rPr>
-                <w:sz w:val="30"/>
-                <w:szCs w:val="30"/>
-                <w:lang w:eastAsia="hu-HU"/>
-              </w:rPr>
-            </w:pPr>
-            <w:r>
+            <w:hideMark/>
+          </w:tcPr>
+          <w:p>
+            <w:pPr>
+              <w:spacing w:after="480"/>
               <w:rPr>
                 <w:color w:val="FFFFFF" w:themeColor="background1"/>
-                <w:sz w:val="30"/>
-                <w:szCs w:val="30"/>
-                <w:lang w:eastAsia="hu-HU"/>
-              </w:rPr>
-              <w:t>Jelentés</w:t>
+              </w:rPr>
+            </w:pPr>
+            <w:r>
+              <w:rPr>
+                <w:rStyle w:val="Kiemels2"/>
+                <w:color w:val="FFFFFF" w:themeColor="background1"/>
+              </w:rPr>
+              <w:t>Jelentés / Leírás</w:t>
             </w:r>
           </w:p>
         </w:tc>
       </w:tr>
       <w:tr>
-        <w:trPr>
-          <w:trHeight w:val="779"/>
-        </w:trPr>
-        <w:tc>
-          <w:tcPr>
-            <w:tcW w:w="3020" w:type="dxa"/>
-          </w:tcPr>
-          <w:p>
-            <w:pPr>
-              <w:rPr>
-                <w:lang w:eastAsia="hu-HU"/>
-              </w:rPr>
-            </w:pPr>
-            <w:r>
-              <w:rPr>
-                <w:lang w:eastAsia="hu-HU"/>
+        <w:tc>
+          <w:tcPr>
+            <w:tcW w:w="0" w:type="auto"/>
+            <w:hideMark/>
+          </w:tcPr>
+          <w:p>
+            <w:pPr>
+              <w:spacing w:after="480"/>
+            </w:pPr>
+            <w:r>
+              <w:rPr>
+                <w:b/>
+                <w:bCs/>
               </w:rPr>
               <w:t>RBAC</w:t>
             </w:r>
@@ -2746,89 +2647,63 @@
         </w:tc>
         <w:tc>
           <w:tcPr>
-            <w:tcW w:w="3021" w:type="dxa"/>
-          </w:tcPr>
-          <w:p>
-            <w:pPr>
-              <w:rPr>
-                <w:lang w:eastAsia="hu-HU"/>
-              </w:rPr>
+            <w:tcW w:w="0" w:type="auto"/>
+            <w:hideMark/>
+          </w:tcPr>
+          <w:p>
+            <w:pPr>
+              <w:spacing w:after="480"/>
             </w:pPr>
             <w:proofErr w:type="spellStart"/>
             <w:r>
-              <w:rPr>
-                <w:lang w:eastAsia="hu-HU"/>
-              </w:rPr>
-              <w:t>Role</w:t>
+              <w:t>Role-Based</w:t>
             </w:r>
             <w:proofErr w:type="spellEnd"/>
             <w:r>
-              <w:rPr>
-                <w:lang w:eastAsia="hu-HU"/>
-              </w:rPr>
-              <w:t xml:space="preserve"> </w:t>
+              <w:t xml:space="preserve"> Access </w:t>
             </w:r>
             <w:proofErr w:type="spellStart"/>
             <w:r>
-              <w:rPr>
-                <w:lang w:eastAsia="hu-HU"/>
-              </w:rPr>
-              <w:t>Based</w:t>
+              <w:t>Control</w:t>
             </w:r>
             <w:proofErr w:type="spellEnd"/>
-            <w:r>
-              <w:rPr>
-                <w:lang w:eastAsia="hu-HU"/>
-              </w:rPr>
-              <w:t xml:space="preserve"> Access </w:t>
-            </w:r>
-            <w:proofErr w:type="spellStart"/>
-            <w:r>
-              <w:rPr>
-                <w:lang w:eastAsia="hu-HU"/>
-              </w:rPr>
-              <w:t>Control</w:t>
-            </w:r>
-            <w:proofErr w:type="spellEnd"/>
-          </w:p>
-        </w:tc>
-        <w:tc>
-          <w:tcPr>
-            <w:tcW w:w="3021" w:type="dxa"/>
-          </w:tcPr>
-          <w:p>
-            <w:pPr>
-              <w:rPr>
-                <w:lang w:eastAsia="hu-HU"/>
-              </w:rPr>
-            </w:pPr>
-            <w:r>
-              <w:rPr>
-                <w:lang w:eastAsia="hu-HU"/>
-              </w:rPr>
-              <w:t>Szerepkörökhöz rendelt jogosultság kezelés</w:t>
-            </w:r>
+          </w:p>
+        </w:tc>
+        <w:tc>
+          <w:tcPr>
+            <w:tcW w:w="0" w:type="auto"/>
+            <w:hideMark/>
+          </w:tcPr>
+          <w:p>
+            <w:pPr>
+              <w:spacing w:after="480"/>
+            </w:pPr>
+            <w:r>
+              <w:t xml:space="preserve">Szerepkör alapú hozzáférés-vezérlés a rendszerelemekhez és fájlokhoz. </w:t>
+            </w:r>
+          </w:p>
+          <w:p>
+            <w:pPr>
+              <w:spacing w:after="480"/>
+            </w:pPr>
           </w:p>
         </w:tc>
       </w:tr>
       <w:tr>
-        <w:trPr>
-          <w:trHeight w:val="779"/>
-        </w:trPr>
-        <w:tc>
-          <w:tcPr>
-            <w:tcW w:w="3020" w:type="dxa"/>
-          </w:tcPr>
-          <w:p>
-            <w:pPr>
-              <w:rPr>
-                <w:lang w:eastAsia="hu-HU"/>
-              </w:rPr>
+        <w:tc>
+          <w:tcPr>
+            <w:tcW w:w="0" w:type="auto"/>
+            <w:hideMark/>
+          </w:tcPr>
+          <w:p>
+            <w:pPr>
+              <w:spacing w:after="480"/>
             </w:pPr>
             <w:proofErr w:type="spellStart"/>
             <w:r>
               <w:rPr>
-                <w:lang w:eastAsia="hu-HU"/>
+                <w:b/>
+                <w:bCs/>
               </w:rPr>
               <w:t>Admin</w:t>
             </w:r>
@@ -2837,58 +2712,52 @@
         </w:tc>
         <w:tc>
           <w:tcPr>
-            <w:tcW w:w="3021" w:type="dxa"/>
-          </w:tcPr>
-          <w:p>
-            <w:pPr>
-              <w:rPr>
-                <w:lang w:eastAsia="hu-HU"/>
-              </w:rPr>
-            </w:pPr>
-            <w:r>
-              <w:rPr>
-                <w:lang w:eastAsia="hu-HU"/>
-              </w:rPr>
+            <w:tcW w:w="0" w:type="auto"/>
+            <w:hideMark/>
+          </w:tcPr>
+          <w:p>
+            <w:pPr>
+              <w:spacing w:after="480"/>
+            </w:pPr>
+            <w:r>
               <w:t>Adminisztrátor</w:t>
             </w:r>
           </w:p>
         </w:tc>
         <w:tc>
           <w:tcPr>
-            <w:tcW w:w="3021" w:type="dxa"/>
-          </w:tcPr>
-          <w:p>
-            <w:pPr>
-              <w:rPr>
-                <w:lang w:eastAsia="hu-HU"/>
-              </w:rPr>
-            </w:pPr>
-            <w:r>
-              <w:rPr>
-                <w:lang w:eastAsia="hu-HU"/>
-              </w:rPr>
-              <w:t>Rendszergazda szerepkör</w:t>
-            </w:r>
+            <w:tcW w:w="0" w:type="auto"/>
+            <w:hideMark/>
+          </w:tcPr>
+          <w:p>
+            <w:pPr>
+              <w:spacing w:after="480"/>
+            </w:pPr>
+            <w:r>
+              <w:t xml:space="preserve">Rendszergazda szerepkör teljes hozzáférési és felügyeleti joggal. </w:t>
+            </w:r>
+          </w:p>
+          <w:p>
+            <w:pPr>
+              <w:spacing w:after="480"/>
+            </w:pPr>
           </w:p>
         </w:tc>
       </w:tr>
       <w:tr>
-        <w:trPr>
-          <w:trHeight w:val="779"/>
-        </w:trPr>
-        <w:tc>
-          <w:tcPr>
-            <w:tcW w:w="3020" w:type="dxa"/>
-          </w:tcPr>
-          <w:p>
-            <w:pPr>
-              <w:rPr>
-                <w:lang w:eastAsia="hu-HU"/>
-              </w:rPr>
-            </w:pPr>
-            <w:r>
-              <w:rPr>
-                <w:lang w:eastAsia="hu-HU"/>
+        <w:tc>
+          <w:tcPr>
+            <w:tcW w:w="0" w:type="auto"/>
+            <w:hideMark/>
+          </w:tcPr>
+          <w:p>
+            <w:pPr>
+              <w:spacing w:after="480"/>
+            </w:pPr>
+            <w:r>
+              <w:rPr>
+                <w:b/>
+                <w:bCs/>
               </w:rPr>
               <w:t>Címke</w:t>
             </w:r>
@@ -2896,66 +2765,66 @@
         </w:tc>
         <w:tc>
           <w:tcPr>
-            <w:tcW w:w="3021" w:type="dxa"/>
-          </w:tcPr>
-          <w:p>
-            <w:pPr>
-              <w:rPr>
-                <w:lang w:eastAsia="hu-HU"/>
-              </w:rPr>
-            </w:pPr>
-            <w:r>
-              <w:rPr>
-                <w:lang w:eastAsia="hu-HU"/>
-              </w:rPr>
-              <w:t>Címke rendszer</w:t>
-            </w:r>
-          </w:p>
-        </w:tc>
-        <w:tc>
-          <w:tcPr>
-            <w:tcW w:w="3021" w:type="dxa"/>
-          </w:tcPr>
-          <w:p>
-            <w:pPr>
-              <w:rPr>
-                <w:lang w:eastAsia="hu-HU"/>
-              </w:rPr>
-            </w:pPr>
-            <w:r>
-              <w:rPr>
-                <w:lang w:eastAsia="hu-HU"/>
-              </w:rPr>
-              <w:t>Tárhelyen lévő fájlok-hoz hozzárendelt egyedi azonosítási rendszer</w:t>
-            </w:r>
+            <w:tcW w:w="0" w:type="auto"/>
+            <w:hideMark/>
+          </w:tcPr>
+          <w:p>
+            <w:pPr>
+              <w:spacing w:after="480"/>
+            </w:pPr>
+            <w:proofErr w:type="spellStart"/>
+            <w:r>
+              <w:t>Label</w:t>
+            </w:r>
+            <w:proofErr w:type="spellEnd"/>
+            <w:r>
+              <w:t xml:space="preserve"> System</w:t>
+            </w:r>
+          </w:p>
+        </w:tc>
+        <w:tc>
+          <w:tcPr>
+            <w:tcW w:w="0" w:type="auto"/>
+            <w:hideMark/>
+          </w:tcPr>
+          <w:p>
+            <w:pPr>
+              <w:spacing w:after="480"/>
+            </w:pPr>
+            <w:r>
+              <w:t xml:space="preserve">Tárhelyen lévő fájlokhoz és mappákhoz rendelhető egyedi hozzáférési azonosító. </w:t>
+            </w:r>
+          </w:p>
+          <w:p>
+            <w:pPr>
+              <w:spacing w:after="480"/>
+            </w:pPr>
           </w:p>
         </w:tc>
       </w:tr>
       <w:tr>
-        <w:trPr>
-          <w:trHeight w:val="779"/>
-        </w:trPr>
-        <w:tc>
-          <w:tcPr>
-            <w:tcW w:w="3020" w:type="dxa"/>
-          </w:tcPr>
-          <w:p>
-            <w:pPr>
-              <w:rPr>
-                <w:lang w:eastAsia="hu-HU"/>
-              </w:rPr>
+        <w:tc>
+          <w:tcPr>
+            <w:tcW w:w="0" w:type="auto"/>
+            <w:hideMark/>
+          </w:tcPr>
+          <w:p>
+            <w:pPr>
+              <w:spacing w:after="480"/>
             </w:pPr>
             <w:proofErr w:type="spellStart"/>
             <w:r>
               <w:rPr>
-                <w:lang w:eastAsia="hu-HU"/>
+                <w:b/>
+                <w:bCs/>
               </w:rPr>
               <w:t>Shadow</w:t>
             </w:r>
             <w:proofErr w:type="spellEnd"/>
             <w:r>
               <w:rPr>
-                <w:lang w:eastAsia="hu-HU"/>
+                <w:b/>
+                <w:bCs/>
               </w:rPr>
               <w:t xml:space="preserve"> szerepkör</w:t>
             </w:r>
@@ -2963,45 +2832,974 @@
         </w:tc>
         <w:tc>
           <w:tcPr>
-            <w:tcW w:w="3021" w:type="dxa"/>
-          </w:tcPr>
-          <w:p>
-            <w:pPr>
-              <w:rPr>
-                <w:lang w:eastAsia="hu-HU"/>
-              </w:rPr>
+            <w:tcW w:w="0" w:type="auto"/>
+            <w:hideMark/>
+          </w:tcPr>
+          <w:p>
+            <w:pPr>
+              <w:spacing w:after="480"/>
             </w:pPr>
             <w:proofErr w:type="spellStart"/>
             <w:r>
-              <w:rPr>
-                <w:lang w:eastAsia="hu-HU"/>
-              </w:rPr>
               <w:t>Shadow</w:t>
             </w:r>
             <w:proofErr w:type="spellEnd"/>
             <w:r>
-              <w:rPr>
-                <w:lang w:eastAsia="hu-HU"/>
-              </w:rPr>
-              <w:t xml:space="preserve"> szerepkör</w:t>
-            </w:r>
-          </w:p>
-        </w:tc>
-        <w:tc>
-          <w:tcPr>
-            <w:tcW w:w="3021" w:type="dxa"/>
-          </w:tcPr>
-          <w:p>
-            <w:pPr>
-              <w:rPr>
-                <w:lang w:eastAsia="hu-HU"/>
-              </w:rPr>
-            </w:pPr>
-            <w:r>
-              <w:rPr>
-                <w:lang w:eastAsia="hu-HU"/>
-              </w:rPr>
-              <w:t>Nem frissült szerepkör az adatbázisban</w:t>
+              <w:t xml:space="preserve"> </w:t>
+            </w:r>
+            <w:proofErr w:type="spellStart"/>
+            <w:r>
+              <w:t>Role</w:t>
+            </w:r>
+            <w:proofErr w:type="spellEnd"/>
+          </w:p>
+        </w:tc>
+        <w:tc>
+          <w:tcPr>
+            <w:tcW w:w="0" w:type="auto"/>
+            <w:hideMark/>
+          </w:tcPr>
+          <w:p>
+            <w:pPr>
+              <w:spacing w:after="480"/>
+            </w:pPr>
+            <w:r>
+              <w:t xml:space="preserve">Olyan inaktív vagy elévült szerepkör az adatbázisban, amely frissítésre vagy törlésre szorul. </w:t>
+            </w:r>
+          </w:p>
+          <w:p>
+            <w:pPr>
+              <w:spacing w:after="480"/>
+            </w:pPr>
+          </w:p>
+        </w:tc>
+      </w:tr>
+      <w:tr>
+        <w:tc>
+          <w:tcPr>
+            <w:tcW w:w="0" w:type="auto"/>
+            <w:hideMark/>
+          </w:tcPr>
+          <w:p>
+            <w:pPr>
+              <w:spacing w:after="480"/>
+            </w:pPr>
+            <w:r>
+              <w:rPr>
+                <w:b/>
+                <w:bCs/>
+              </w:rPr>
+              <w:t>JWT</w:t>
+            </w:r>
+          </w:p>
+        </w:tc>
+        <w:tc>
+          <w:tcPr>
+            <w:tcW w:w="0" w:type="auto"/>
+            <w:hideMark/>
+          </w:tcPr>
+          <w:p>
+            <w:pPr>
+              <w:spacing w:after="480"/>
+            </w:pPr>
+            <w:r>
+              <w:t xml:space="preserve">JSON Web </w:t>
+            </w:r>
+            <w:proofErr w:type="spellStart"/>
+            <w:r>
+              <w:t>Token</w:t>
+            </w:r>
+            <w:proofErr w:type="spellEnd"/>
+          </w:p>
+        </w:tc>
+        <w:tc>
+          <w:tcPr>
+            <w:tcW w:w="0" w:type="auto"/>
+            <w:hideMark/>
+          </w:tcPr>
+          <w:p>
+            <w:pPr>
+              <w:spacing w:after="480"/>
+            </w:pPr>
+            <w:r>
+              <w:t>Biztonságos, kisméretű, állapotmentes (</w:t>
+            </w:r>
+            <w:proofErr w:type="spellStart"/>
+            <w:r>
+              <w:t>Stateless</w:t>
+            </w:r>
+            <w:proofErr w:type="spellEnd"/>
+            <w:r>
+              <w:t xml:space="preserve">) azonosító </w:t>
+            </w:r>
+            <w:proofErr w:type="spellStart"/>
+            <w:r>
+              <w:t>token</w:t>
+            </w:r>
+            <w:proofErr w:type="spellEnd"/>
+            <w:r>
+              <w:t xml:space="preserve"> a felhasználói munkamenetek hitelesítésére. </w:t>
+            </w:r>
+          </w:p>
+          <w:p>
+            <w:pPr>
+              <w:spacing w:after="480"/>
+            </w:pPr>
+          </w:p>
+        </w:tc>
+      </w:tr>
+      <w:tr>
+        <w:tc>
+          <w:tcPr>
+            <w:tcW w:w="0" w:type="auto"/>
+            <w:hideMark/>
+          </w:tcPr>
+          <w:p>
+            <w:pPr>
+              <w:spacing w:after="480"/>
+            </w:pPr>
+            <w:r>
+              <w:rPr>
+                <w:b/>
+                <w:bCs/>
+              </w:rPr>
+              <w:t>ORM</w:t>
+            </w:r>
+          </w:p>
+        </w:tc>
+        <w:tc>
+          <w:tcPr>
+            <w:tcW w:w="0" w:type="auto"/>
+            <w:hideMark/>
+          </w:tcPr>
+          <w:p>
+            <w:pPr>
+              <w:spacing w:after="480"/>
+            </w:pPr>
+            <w:proofErr w:type="spellStart"/>
+            <w:r>
+              <w:t>Object-Relational</w:t>
+            </w:r>
+            <w:proofErr w:type="spellEnd"/>
+            <w:r>
+              <w:t xml:space="preserve"> </w:t>
+            </w:r>
+            <w:proofErr w:type="spellStart"/>
+            <w:r>
+              <w:t>Mapping</w:t>
+            </w:r>
+            <w:proofErr w:type="spellEnd"/>
+          </w:p>
+        </w:tc>
+        <w:tc>
+          <w:tcPr>
+            <w:tcW w:w="0" w:type="auto"/>
+            <w:hideMark/>
+          </w:tcPr>
+          <w:p>
+            <w:pPr>
+              <w:spacing w:after="480"/>
+            </w:pPr>
+            <w:r>
+              <w:t>Adatbázis-kezelő technológia (</w:t>
+            </w:r>
+            <w:proofErr w:type="spellStart"/>
+            <w:r>
+              <w:t>Entity</w:t>
+            </w:r>
+            <w:proofErr w:type="spellEnd"/>
+            <w:r>
+              <w:t xml:space="preserve"> Framework </w:t>
+            </w:r>
+            <w:proofErr w:type="spellStart"/>
+            <w:r>
+              <w:t>Core</w:t>
+            </w:r>
+            <w:proofErr w:type="spellEnd"/>
+            <w:r>
+              <w:t xml:space="preserve">), amely az adatbázis-táblákat objektumokká képezi le a kód szintjén. </w:t>
+            </w:r>
+          </w:p>
+          <w:p>
+            <w:pPr>
+              <w:spacing w:after="480"/>
+            </w:pPr>
+          </w:p>
+        </w:tc>
+      </w:tr>
+      <w:tr>
+        <w:tc>
+          <w:tcPr>
+            <w:tcW w:w="0" w:type="auto"/>
+            <w:hideMark/>
+          </w:tcPr>
+          <w:p>
+            <w:pPr>
+              <w:spacing w:after="480"/>
+            </w:pPr>
+            <w:r>
+              <w:rPr>
+                <w:b/>
+                <w:bCs/>
+              </w:rPr>
+              <w:t>API</w:t>
+            </w:r>
+          </w:p>
+        </w:tc>
+        <w:tc>
+          <w:tcPr>
+            <w:tcW w:w="0" w:type="auto"/>
+            <w:hideMark/>
+          </w:tcPr>
+          <w:p>
+            <w:pPr>
+              <w:spacing w:after="480"/>
+            </w:pPr>
+            <w:proofErr w:type="spellStart"/>
+            <w:r>
+              <w:t>Application</w:t>
+            </w:r>
+            <w:proofErr w:type="spellEnd"/>
+            <w:r>
+              <w:t xml:space="preserve"> </w:t>
+            </w:r>
+            <w:proofErr w:type="spellStart"/>
+            <w:r>
+              <w:t>Programming</w:t>
+            </w:r>
+            <w:proofErr w:type="spellEnd"/>
+            <w:r>
+              <w:t xml:space="preserve"> </w:t>
+            </w:r>
+            <w:proofErr w:type="spellStart"/>
+            <w:r>
+              <w:t>Interface</w:t>
+            </w:r>
+            <w:proofErr w:type="spellEnd"/>
+          </w:p>
+        </w:tc>
+        <w:tc>
+          <w:tcPr>
+            <w:tcW w:w="0" w:type="auto"/>
+            <w:hideMark/>
+          </w:tcPr>
+          <w:p>
+            <w:pPr>
+              <w:spacing w:after="480"/>
+            </w:pPr>
+            <w:r>
+              <w:t xml:space="preserve">Alkalmazásprogramozási felület, amely biztosítja a </w:t>
+            </w:r>
+            <w:proofErr w:type="spellStart"/>
+            <w:r>
+              <w:t>React</w:t>
+            </w:r>
+            <w:proofErr w:type="spellEnd"/>
+            <w:r>
+              <w:t xml:space="preserve"> frontend és a C# backend közötti adatkommunikációt. </w:t>
+            </w:r>
+          </w:p>
+          <w:p>
+            <w:pPr>
+              <w:spacing w:after="480"/>
+            </w:pPr>
+          </w:p>
+        </w:tc>
+      </w:tr>
+      <w:tr>
+        <w:tc>
+          <w:tcPr>
+            <w:tcW w:w="0" w:type="auto"/>
+            <w:hideMark/>
+          </w:tcPr>
+          <w:p>
+            <w:pPr>
+              <w:spacing w:after="480"/>
+            </w:pPr>
+            <w:r>
+              <w:rPr>
+                <w:b/>
+                <w:bCs/>
+              </w:rPr>
+              <w:lastRenderedPageBreak/>
+              <w:t>REST</w:t>
+            </w:r>
+          </w:p>
+        </w:tc>
+        <w:tc>
+          <w:tcPr>
+            <w:tcW w:w="0" w:type="auto"/>
+            <w:hideMark/>
+          </w:tcPr>
+          <w:p>
+            <w:pPr>
+              <w:spacing w:after="480"/>
+            </w:pPr>
+            <w:proofErr w:type="spellStart"/>
+            <w:r>
+              <w:t>Representational</w:t>
+            </w:r>
+            <w:proofErr w:type="spellEnd"/>
+            <w:r>
+              <w:t xml:space="preserve"> </w:t>
+            </w:r>
+            <w:proofErr w:type="spellStart"/>
+            <w:r>
+              <w:t>State</w:t>
+            </w:r>
+            <w:proofErr w:type="spellEnd"/>
+            <w:r>
+              <w:t xml:space="preserve"> </w:t>
+            </w:r>
+            <w:proofErr w:type="spellStart"/>
+            <w:r>
+              <w:t>Transfer</w:t>
+            </w:r>
+            <w:proofErr w:type="spellEnd"/>
+          </w:p>
+        </w:tc>
+        <w:tc>
+          <w:tcPr>
+            <w:tcW w:w="0" w:type="auto"/>
+            <w:hideMark/>
+          </w:tcPr>
+          <w:p>
+            <w:pPr>
+              <w:spacing w:after="480"/>
+            </w:pPr>
+            <w:r>
+              <w:t xml:space="preserve">Szoftverarchitektúra-stílus a webszolgáltatások (API) szabványos kéréseinek és válaszainak kezelésére. </w:t>
+            </w:r>
+          </w:p>
+          <w:p>
+            <w:pPr>
+              <w:spacing w:after="480"/>
+            </w:pPr>
+          </w:p>
+        </w:tc>
+      </w:tr>
+      <w:tr>
+        <w:tc>
+          <w:tcPr>
+            <w:tcW w:w="0" w:type="auto"/>
+            <w:hideMark/>
+          </w:tcPr>
+          <w:p>
+            <w:pPr>
+              <w:spacing w:after="480"/>
+            </w:pPr>
+            <w:r>
+              <w:rPr>
+                <w:b/>
+                <w:bCs/>
+              </w:rPr>
+              <w:t>VPS</w:t>
+            </w:r>
+          </w:p>
+        </w:tc>
+        <w:tc>
+          <w:tcPr>
+            <w:tcW w:w="0" w:type="auto"/>
+            <w:hideMark/>
+          </w:tcPr>
+          <w:p>
+            <w:pPr>
+              <w:spacing w:after="480"/>
+            </w:pPr>
+            <w:proofErr w:type="spellStart"/>
+            <w:r>
+              <w:t>Virtual</w:t>
+            </w:r>
+            <w:proofErr w:type="spellEnd"/>
+            <w:r>
+              <w:t xml:space="preserve"> </w:t>
+            </w:r>
+            <w:proofErr w:type="spellStart"/>
+            <w:r>
+              <w:t>Private</w:t>
+            </w:r>
+            <w:proofErr w:type="spellEnd"/>
+            <w:r>
+              <w:t xml:space="preserve"> Server</w:t>
+            </w:r>
+          </w:p>
+        </w:tc>
+        <w:tc>
+          <w:tcPr>
+            <w:tcW w:w="0" w:type="auto"/>
+            <w:hideMark/>
+          </w:tcPr>
+          <w:p>
+            <w:pPr>
+              <w:spacing w:after="480"/>
+            </w:pPr>
+            <w:r>
+              <w:t xml:space="preserve">Virtuális magánszerver (Linux), amely az alkalmazás és az adatbázis éles futtatási környezetét biztosítja. </w:t>
+            </w:r>
+          </w:p>
+          <w:p>
+            <w:pPr>
+              <w:spacing w:after="480"/>
+            </w:pPr>
+          </w:p>
+        </w:tc>
+      </w:tr>
+      <w:tr>
+        <w:tc>
+          <w:tcPr>
+            <w:tcW w:w="0" w:type="auto"/>
+            <w:hideMark/>
+          </w:tcPr>
+          <w:p>
+            <w:pPr>
+              <w:spacing w:after="480"/>
+            </w:pPr>
+            <w:r>
+              <w:rPr>
+                <w:b/>
+                <w:bCs/>
+              </w:rPr>
+              <w:t>Docker</w:t>
+            </w:r>
+          </w:p>
+        </w:tc>
+        <w:tc>
+          <w:tcPr>
+            <w:tcW w:w="0" w:type="auto"/>
+            <w:hideMark/>
+          </w:tcPr>
+          <w:p>
+            <w:pPr>
+              <w:spacing w:after="480"/>
+            </w:pPr>
+            <w:r>
+              <w:t xml:space="preserve">Docker </w:t>
+            </w:r>
+            <w:proofErr w:type="spellStart"/>
+            <w:r>
+              <w:t>Container</w:t>
+            </w:r>
+            <w:proofErr w:type="spellEnd"/>
+          </w:p>
+        </w:tc>
+        <w:tc>
+          <w:tcPr>
+            <w:tcW w:w="0" w:type="auto"/>
+            <w:hideMark/>
+          </w:tcPr>
+          <w:p>
+            <w:pPr>
+              <w:spacing w:after="480"/>
+            </w:pPr>
+            <w:proofErr w:type="spellStart"/>
+            <w:r>
+              <w:t>Konténerizációs</w:t>
+            </w:r>
+            <w:proofErr w:type="spellEnd"/>
+            <w:r>
+              <w:t xml:space="preserve"> technológia, amely lehetővé teszi az alkalmazás-összetevők izolált és hordozható futtatását. </w:t>
+            </w:r>
+          </w:p>
+          <w:p>
+            <w:pPr>
+              <w:spacing w:after="480"/>
+            </w:pPr>
+          </w:p>
+        </w:tc>
+      </w:tr>
+      <w:tr>
+        <w:tc>
+          <w:tcPr>
+            <w:tcW w:w="0" w:type="auto"/>
+            <w:hideMark/>
+          </w:tcPr>
+          <w:p>
+            <w:pPr>
+              <w:spacing w:after="480"/>
+            </w:pPr>
+            <w:r>
+              <w:rPr>
+                <w:b/>
+                <w:bCs/>
+              </w:rPr>
+              <w:t>WAF</w:t>
+            </w:r>
+          </w:p>
+        </w:tc>
+        <w:tc>
+          <w:tcPr>
+            <w:tcW w:w="0" w:type="auto"/>
+            <w:hideMark/>
+          </w:tcPr>
+          <w:p>
+            <w:pPr>
+              <w:spacing w:after="480"/>
+            </w:pPr>
+            <w:r>
+              <w:t xml:space="preserve">Web </w:t>
+            </w:r>
+            <w:proofErr w:type="spellStart"/>
+            <w:r>
+              <w:t>Application</w:t>
+            </w:r>
+            <w:proofErr w:type="spellEnd"/>
+            <w:r>
+              <w:t xml:space="preserve"> </w:t>
+            </w:r>
+            <w:proofErr w:type="spellStart"/>
+            <w:r>
+              <w:t>Firewall</w:t>
+            </w:r>
+            <w:proofErr w:type="spellEnd"/>
+          </w:p>
+        </w:tc>
+        <w:tc>
+          <w:tcPr>
+            <w:tcW w:w="0" w:type="auto"/>
+            <w:hideMark/>
+          </w:tcPr>
+          <w:p>
+            <w:pPr>
+              <w:spacing w:after="480"/>
+            </w:pPr>
+            <w:r>
+              <w:t>Webalkalmazási tűzfal (</w:t>
+            </w:r>
+            <w:proofErr w:type="spellStart"/>
+            <w:r>
+              <w:t>Cloudflare</w:t>
+            </w:r>
+            <w:proofErr w:type="spellEnd"/>
+            <w:r>
+              <w:t xml:space="preserve">), amely megszűri a kártékony HTTP/HTTPS forgalmat a szerver előtt. </w:t>
+            </w:r>
+          </w:p>
+          <w:p>
+            <w:pPr>
+              <w:spacing w:after="480"/>
+            </w:pPr>
+          </w:p>
+        </w:tc>
+      </w:tr>
+      <w:tr>
+        <w:tc>
+          <w:tcPr>
+            <w:tcW w:w="0" w:type="auto"/>
+            <w:hideMark/>
+          </w:tcPr>
+          <w:p>
+            <w:pPr>
+              <w:spacing w:after="480"/>
+            </w:pPr>
+            <w:proofErr w:type="spellStart"/>
+            <w:r>
+              <w:rPr>
+                <w:b/>
+                <w:bCs/>
+              </w:rPr>
+              <w:t>DDoS</w:t>
+            </w:r>
+            <w:proofErr w:type="spellEnd"/>
+          </w:p>
+        </w:tc>
+        <w:tc>
+          <w:tcPr>
+            <w:tcW w:w="0" w:type="auto"/>
+            <w:hideMark/>
+          </w:tcPr>
+          <w:p>
+            <w:pPr>
+              <w:spacing w:after="480"/>
+            </w:pPr>
+            <w:proofErr w:type="spellStart"/>
+            <w:r>
+              <w:t>Distributed</w:t>
+            </w:r>
+            <w:proofErr w:type="spellEnd"/>
+            <w:r>
+              <w:t xml:space="preserve"> </w:t>
+            </w:r>
+            <w:proofErr w:type="spellStart"/>
+            <w:r>
+              <w:t>Denial</w:t>
+            </w:r>
+            <w:proofErr w:type="spellEnd"/>
+            <w:r>
+              <w:t xml:space="preserve"> of Service</w:t>
+            </w:r>
+          </w:p>
+        </w:tc>
+        <w:tc>
+          <w:tcPr>
+            <w:tcW w:w="0" w:type="auto"/>
+            <w:hideMark/>
+          </w:tcPr>
+          <w:p>
+            <w:pPr>
+              <w:spacing w:after="480"/>
+            </w:pPr>
+            <w:r>
+              <w:t xml:space="preserve">Elosztott szolgáltatásmegtagadással járó túlterheléses támadási forma. </w:t>
+            </w:r>
+          </w:p>
+          <w:p>
+            <w:pPr>
+              <w:spacing w:after="480"/>
+            </w:pPr>
+          </w:p>
+        </w:tc>
+      </w:tr>
+      <w:tr>
+        <w:tc>
+          <w:tcPr>
+            <w:tcW w:w="0" w:type="auto"/>
+            <w:hideMark/>
+          </w:tcPr>
+          <w:p>
+            <w:pPr>
+              <w:spacing w:after="480"/>
+            </w:pPr>
+            <w:proofErr w:type="spellStart"/>
+            <w:r>
+              <w:rPr>
+                <w:b/>
+                <w:bCs/>
+              </w:rPr>
+              <w:t>SQLi</w:t>
+            </w:r>
+            <w:proofErr w:type="spellEnd"/>
+          </w:p>
+        </w:tc>
+        <w:tc>
+          <w:tcPr>
+            <w:tcW w:w="0" w:type="auto"/>
+            <w:hideMark/>
+          </w:tcPr>
+          <w:p>
+            <w:pPr>
+              <w:spacing w:after="480"/>
+            </w:pPr>
+            <w:r>
+              <w:t xml:space="preserve">SQL </w:t>
+            </w:r>
+            <w:proofErr w:type="spellStart"/>
+            <w:r>
+              <w:t>Injection</w:t>
+            </w:r>
+            <w:proofErr w:type="spellEnd"/>
+          </w:p>
+        </w:tc>
+        <w:tc>
+          <w:tcPr>
+            <w:tcW w:w="0" w:type="auto"/>
+            <w:hideMark/>
+          </w:tcPr>
+          <w:p>
+            <w:pPr>
+              <w:spacing w:after="480"/>
+            </w:pPr>
+            <w:r>
+              <w:t xml:space="preserve">Adatbázis elleni kódinjektálási támadás, amelyet az </w:t>
+            </w:r>
+            <w:proofErr w:type="spellStart"/>
+            <w:r>
+              <w:t>Entity</w:t>
+            </w:r>
+            <w:proofErr w:type="spellEnd"/>
+            <w:r>
+              <w:t xml:space="preserve"> Framework </w:t>
+            </w:r>
+            <w:proofErr w:type="spellStart"/>
+            <w:r>
+              <w:t>Core</w:t>
+            </w:r>
+            <w:proofErr w:type="spellEnd"/>
+            <w:r>
+              <w:t xml:space="preserve"> paraméterezett lekérdezései védenek ki. </w:t>
+            </w:r>
+          </w:p>
+          <w:p>
+            <w:pPr>
+              <w:spacing w:after="480"/>
+            </w:pPr>
+          </w:p>
+        </w:tc>
+      </w:tr>
+      <w:tr>
+        <w:tc>
+          <w:tcPr>
+            <w:tcW w:w="0" w:type="auto"/>
+            <w:hideMark/>
+          </w:tcPr>
+          <w:p>
+            <w:pPr>
+              <w:spacing w:after="480"/>
+            </w:pPr>
+            <w:r>
+              <w:rPr>
+                <w:b/>
+                <w:bCs/>
+              </w:rPr>
+              <w:t>XSS</w:t>
+            </w:r>
+          </w:p>
+        </w:tc>
+        <w:tc>
+          <w:tcPr>
+            <w:tcW w:w="0" w:type="auto"/>
+            <w:hideMark/>
+          </w:tcPr>
+          <w:p>
+            <w:pPr>
+              <w:spacing w:after="480"/>
+            </w:pPr>
+            <w:proofErr w:type="spellStart"/>
+            <w:r>
+              <w:t>Cross</w:t>
+            </w:r>
+            <w:proofErr w:type="spellEnd"/>
+            <w:r>
+              <w:t>-Site Scripting</w:t>
+            </w:r>
+          </w:p>
+        </w:tc>
+        <w:tc>
+          <w:tcPr>
+            <w:tcW w:w="0" w:type="auto"/>
+            <w:hideMark/>
+          </w:tcPr>
+          <w:p>
+            <w:pPr>
+              <w:spacing w:after="480"/>
+            </w:pPr>
+            <w:r>
+              <w:t xml:space="preserve">Kliensoldali </w:t>
+            </w:r>
+            <w:proofErr w:type="spellStart"/>
+            <w:r>
+              <w:t>szkriptbefecskendezéses</w:t>
+            </w:r>
+            <w:proofErr w:type="spellEnd"/>
+            <w:r>
+              <w:t xml:space="preserve"> támadás, amely ellen a </w:t>
+            </w:r>
+            <w:proofErr w:type="spellStart"/>
+            <w:r>
+              <w:t>React</w:t>
+            </w:r>
+            <w:proofErr w:type="spellEnd"/>
+            <w:r>
+              <w:t xml:space="preserve"> beépített </w:t>
+            </w:r>
+            <w:proofErr w:type="spellStart"/>
+            <w:r>
+              <w:t>sanitization</w:t>
+            </w:r>
+            <w:proofErr w:type="spellEnd"/>
+            <w:r>
+              <w:t xml:space="preserve"> védelmet nyújt. </w:t>
+            </w:r>
+          </w:p>
+          <w:p>
+            <w:pPr>
+              <w:spacing w:after="480"/>
+            </w:pPr>
+          </w:p>
+        </w:tc>
+      </w:tr>
+      <w:tr>
+        <w:tc>
+          <w:tcPr>
+            <w:tcW w:w="0" w:type="auto"/>
+            <w:hideMark/>
+          </w:tcPr>
+          <w:p>
+            <w:pPr>
+              <w:spacing w:after="480"/>
+            </w:pPr>
+            <w:r>
+              <w:rPr>
+                <w:b/>
+                <w:bCs/>
+              </w:rPr>
+              <w:t>CSRF</w:t>
+            </w:r>
+          </w:p>
+        </w:tc>
+        <w:tc>
+          <w:tcPr>
+            <w:tcW w:w="0" w:type="auto"/>
+            <w:hideMark/>
+          </w:tcPr>
+          <w:p>
+            <w:pPr>
+              <w:spacing w:after="480"/>
+            </w:pPr>
+            <w:proofErr w:type="spellStart"/>
+            <w:r>
+              <w:t>Cross</w:t>
+            </w:r>
+            <w:proofErr w:type="spellEnd"/>
+            <w:r>
+              <w:t xml:space="preserve">-Site </w:t>
+            </w:r>
+            <w:proofErr w:type="spellStart"/>
+            <w:r>
+              <w:t>Request</w:t>
+            </w:r>
+            <w:proofErr w:type="spellEnd"/>
+            <w:r>
+              <w:t xml:space="preserve"> </w:t>
+            </w:r>
+            <w:proofErr w:type="spellStart"/>
+            <w:r>
+              <w:t>Forgery</w:t>
+            </w:r>
+            <w:proofErr w:type="spellEnd"/>
+          </w:p>
+        </w:tc>
+        <w:tc>
+          <w:tcPr>
+            <w:tcW w:w="0" w:type="auto"/>
+            <w:hideMark/>
+          </w:tcPr>
+          <w:p>
+            <w:pPr>
+              <w:spacing w:after="480"/>
+            </w:pPr>
+            <w:r>
+              <w:t xml:space="preserve">Keresztirányú kéréshamisítási támadás webes környezetben. </w:t>
+            </w:r>
+          </w:p>
+          <w:p>
+            <w:pPr>
+              <w:spacing w:after="480"/>
+            </w:pPr>
+          </w:p>
+        </w:tc>
+      </w:tr>
+      <w:tr>
+        <w:tc>
+          <w:tcPr>
+            <w:tcW w:w="0" w:type="auto"/>
+            <w:hideMark/>
+          </w:tcPr>
+          <w:p>
+            <w:pPr>
+              <w:spacing w:after="480"/>
+            </w:pPr>
+            <w:proofErr w:type="spellStart"/>
+            <w:r>
+              <w:rPr>
+                <w:b/>
+                <w:bCs/>
+              </w:rPr>
+              <w:t>Soft-Delete</w:t>
+            </w:r>
+            <w:proofErr w:type="spellEnd"/>
+          </w:p>
+        </w:tc>
+        <w:tc>
+          <w:tcPr>
+            <w:tcW w:w="0" w:type="auto"/>
+            <w:hideMark/>
+          </w:tcPr>
+          <w:p>
+            <w:pPr>
+              <w:spacing w:after="480"/>
+            </w:pPr>
+            <w:proofErr w:type="spellStart"/>
+            <w:r>
+              <w:t>Soft</w:t>
+            </w:r>
+            <w:proofErr w:type="spellEnd"/>
+            <w:r>
+              <w:t xml:space="preserve"> </w:t>
+            </w:r>
+            <w:proofErr w:type="spellStart"/>
+            <w:r>
+              <w:t>Deletion</w:t>
+            </w:r>
+            <w:proofErr w:type="spellEnd"/>
+          </w:p>
+        </w:tc>
+        <w:tc>
+          <w:tcPr>
+            <w:tcW w:w="0" w:type="auto"/>
+            <w:hideMark/>
+          </w:tcPr>
+          <w:p>
+            <w:pPr>
+              <w:spacing w:after="480"/>
+            </w:pPr>
+            <w:r>
+              <w:t xml:space="preserve">Puha törlés: az adatok nem törlődnek azonnal véglegesen az adatbázisból, csak inaktív megjelölést kapnak. </w:t>
+            </w:r>
+          </w:p>
+          <w:p>
+            <w:pPr>
+              <w:spacing w:after="480"/>
+            </w:pPr>
+          </w:p>
+        </w:tc>
+      </w:tr>
+      <w:tr>
+        <w:tc>
+          <w:tcPr>
+            <w:tcW w:w="0" w:type="auto"/>
+            <w:hideMark/>
+          </w:tcPr>
+          <w:p>
+            <w:pPr>
+              <w:spacing w:after="480"/>
+            </w:pPr>
+            <w:r>
+              <w:rPr>
+                <w:b/>
+                <w:bCs/>
+              </w:rPr>
+              <w:t>MVP</w:t>
+            </w:r>
+          </w:p>
+        </w:tc>
+        <w:tc>
+          <w:tcPr>
+            <w:tcW w:w="0" w:type="auto"/>
+            <w:hideMark/>
+          </w:tcPr>
+          <w:p>
+            <w:pPr>
+              <w:spacing w:after="480"/>
+            </w:pPr>
+            <w:r>
+              <w:t xml:space="preserve">Minimum </w:t>
+            </w:r>
+            <w:proofErr w:type="spellStart"/>
+            <w:r>
+              <w:t>Viable</w:t>
+            </w:r>
+            <w:proofErr w:type="spellEnd"/>
+            <w:r>
+              <w:t xml:space="preserve"> </w:t>
+            </w:r>
+            <w:proofErr w:type="spellStart"/>
+            <w:r>
+              <w:t>Product</w:t>
+            </w:r>
+            <w:proofErr w:type="spellEnd"/>
+          </w:p>
+        </w:tc>
+        <w:tc>
+          <w:tcPr>
+            <w:tcW w:w="0" w:type="auto"/>
+            <w:hideMark/>
+          </w:tcPr>
+          <w:p>
+            <w:pPr>
+              <w:spacing w:after="480"/>
+            </w:pPr>
+            <w:r>
+              <w:t xml:space="preserve">A termék legkisebb életképes, már működőképes és tesztelhető változata. </w:t>
             </w:r>
           </w:p>
         </w:tc>
@@ -3016,35 +3814,20 @@
     </w:p>
     <w:p>
       <w:pPr>
-        <w:pStyle w:val="Cmsor1"/>
+        <w:pStyle w:val="Cmsor2"/>
         <w:rPr>
           <w:lang w:eastAsia="hu-HU"/>
         </w:rPr>
       </w:pPr>
-      <w:bookmarkStart w:id="6" w:name="_Toc7"/>
+      <w:bookmarkStart w:id="6" w:name="_Toc8"/>
       <w:r>
         <w:rPr>
           <w:lang w:eastAsia="hu-HU"/>
         </w:rPr>
-        <w:t>Üzleti háttér és felhasználók</w:t>
+        <w:lastRenderedPageBreak/>
+        <w:t>Felhasználói szerepkörök</w:t>
       </w:r>
       <w:bookmarkEnd w:id="6"/>
-    </w:p>
-    <w:p>
-      <w:pPr>
-        <w:pStyle w:val="Cmsor2"/>
-        <w:rPr>
-          <w:lang w:eastAsia="hu-HU"/>
-        </w:rPr>
-      </w:pPr>
-      <w:bookmarkStart w:id="7" w:name="_Toc8"/>
-      <w:r>
-        <w:rPr>
-          <w:lang w:eastAsia="hu-HU"/>
-        </w:rPr>
-        <w:t>Felhasználói szerepkörök</w:t>
-      </w:r>
-      <w:bookmarkEnd w:id="7"/>
     </w:p>
     <w:tbl>
       <w:tblPr>
@@ -3668,7 +4451,6 @@
               <w:rPr>
                 <w:lang w:eastAsia="hu-HU"/>
               </w:rPr>
-              <w:lastRenderedPageBreak/>
               <w:t>módosítása,</w:t>
             </w:r>
           </w:p>
@@ -3764,7 +4546,6 @@
                 <w:szCs w:val="26"/>
                 <w:lang w:eastAsia="hu-HU"/>
               </w:rPr>
-              <w:lastRenderedPageBreak/>
               <w:t>Egyéni szerepkör</w:t>
             </w:r>
           </w:p>
@@ -3851,14 +4632,14 @@
           <w:lang w:eastAsia="hu-HU"/>
         </w:rPr>
       </w:pPr>
-      <w:bookmarkStart w:id="8" w:name="_Toc9"/>
+      <w:bookmarkStart w:id="7" w:name="_Toc9"/>
       <w:r>
         <w:rPr>
           <w:lang w:eastAsia="hu-HU"/>
         </w:rPr>
         <w:t>Perszónák</w:t>
       </w:r>
-      <w:bookmarkEnd w:id="8"/>
+      <w:bookmarkEnd w:id="7"/>
     </w:p>
     <w:p>
       <w:pPr>
@@ -3897,13 +4678,7 @@
         <w:rPr>
           <w:lang w:eastAsia="hu-HU"/>
         </w:rPr>
-        <w:t>Bence egy kisebb fejlesztőcsapat tagja, és</w:t>
-      </w:r>
-      <w:r>
-        <w:rPr>
-          <w:lang w:eastAsia="hu-HU"/>
-        </w:rPr>
-        <w:t xml:space="preserve"> naponta több projekten is dolgozik. Az </w:t>
+        <w:t xml:space="preserve">Bence egy kisebb fejlesztőcsapat tagja, és naponta több projekten is dolgozik. Az </w:t>
       </w:r>
       <w:proofErr w:type="spellStart"/>
       <w:r>
@@ -3917,19 +4692,14 @@
         <w:rPr>
           <w:lang w:eastAsia="hu-HU"/>
         </w:rPr>
-        <w:t xml:space="preserve"> elsősorban a feladatainak követésére, a határidők figyelésére és a csapattagokkal való kommunikációra használja. Fontos számára, hogy gyorsan átlássa, melyik feladat milyen állapotban van, és egyszerűen megt</w:t>
+        <w:t xml:space="preserve"> elsősorban a feladatainak követésére, a határidők figyelésére és a csapattagokkal való kommunikációra használja. Fontos számára, hogy gyorsan </w:t>
       </w:r>
       <w:r>
         <w:rPr>
           <w:lang w:eastAsia="hu-HU"/>
         </w:rPr>
-        <w:t>alálja a projekthez tartozó fájlokat. Gyakran tölt fel és tölt le dokumentumokat, valamint üzeneteket küld a projekt kommunikációs csatornáján. Nem szeretne bonyolult, túlzsúfolt felületet használni, ezért számára az egyszerű és átlátható kezelőfelület a l</w:t>
-      </w:r>
-      <w:r>
-        <w:rPr>
-          <w:lang w:eastAsia="hu-HU"/>
-        </w:rPr>
-        <w:t>egfontosabb.</w:t>
+        <w:lastRenderedPageBreak/>
+        <w:t>átlássa, melyik feladat milyen állapotban van, és egyszerűen megtalálja a projekthez tartozó fájlokat. Gyakran tölt fel és tölt le dokumentumokat, valamint üzeneteket küld a projekt kommunikációs csatornáján. Nem szeretne bonyolult, túlzsúfolt felületet használni, ezért számára az egyszerű és átlátható kezelőfelület a legfontosabb.</w:t>
       </w:r>
     </w:p>
     <w:p>
@@ -3976,13 +4746,7 @@
         <w:rPr>
           <w:lang w:eastAsia="hu-HU"/>
         </w:rPr>
-        <w:t>Gábor egy</w:t>
-      </w:r>
-      <w:r>
-        <w:rPr>
-          <w:lang w:eastAsia="hu-HU"/>
-        </w:rPr>
-        <w:t xml:space="preserve"> kisebb fejlesztőcsapat projektvezetője, ezért több projekt és munkaterület működését is koordinálja. Az </w:t>
+        <w:t xml:space="preserve">Gábor egy kisebb fejlesztőcsapat projektvezetője, ezért több projekt és munkaterület működését is koordinálja. Az </w:t>
       </w:r>
       <w:proofErr w:type="spellStart"/>
       <w:r>
@@ -3996,31 +4760,24 @@
         <w:rPr>
           <w:lang w:eastAsia="hu-HU"/>
         </w:rPr>
-        <w:t xml:space="preserve"> projektek létrehozására, feladatok kiosztására, határidők beállítására és a csapattagok jogosultságainak kezelésére használja. Fontos számára,</w:t>
+        <w:t xml:space="preserve"> projektek létrehozására, feladatok kiosztására, határidők beállítására és a csapattagok jogosultságainak kezelésére használja. Fontos számára, hogy egy helyen lássa a projektek állapotát, valamint szabályozni tudja, hogy az egyes munkatársak mely fájlokhoz és mappákhoz férhetnek hozzá. Gyakran módosítja a projektek beállításait, szerepköröket oszt ki, és címkékkel kezeli a tárhely hozzáféréseit.</w:t>
       </w:r>
+    </w:p>
+    <w:p>
+      <w:pPr>
+        <w:pStyle w:val="Cmsor1"/>
+        <w:rPr>
+          <w:lang w:eastAsia="hu-HU"/>
+        </w:rPr>
+      </w:pPr>
+      <w:bookmarkStart w:id="8" w:name="_Toc10"/>
       <w:r>
         <w:rPr>
           <w:lang w:eastAsia="hu-HU"/>
         </w:rPr>
-        <w:t xml:space="preserve"> hogy egy helyen lássa a projektek állapotát, valamint szabályozni tudja, hogy az egyes munkatársak mely fájlokhoz és mappákhoz férhetnek hozzá. Gyakran módosítja a projektek beállításait, szerepköröket oszt ki, és címkékkel kezeli a tárhely hozzáféréseit.</w:t>
-      </w:r>
-    </w:p>
-    <w:p>
-      <w:pPr>
-        <w:pStyle w:val="Cmsor1"/>
-        <w:rPr>
-          <w:lang w:eastAsia="hu-HU"/>
-        </w:rPr>
-      </w:pPr>
-      <w:bookmarkStart w:id="9" w:name="_Toc10"/>
-      <w:r>
-        <w:rPr>
-          <w:lang w:eastAsia="hu-HU"/>
-        </w:rPr>
-        <w:lastRenderedPageBreak/>
         <w:t>Funkcionális követelmények</w:t>
       </w:r>
-      <w:bookmarkEnd w:id="9"/>
+      <w:bookmarkEnd w:id="8"/>
     </w:p>
     <w:p>
       <w:pPr>
@@ -4029,14 +4786,14 @@
           <w:lang w:eastAsia="hu-HU"/>
         </w:rPr>
       </w:pPr>
-      <w:bookmarkStart w:id="10" w:name="_Toc11"/>
+      <w:bookmarkStart w:id="9" w:name="_Toc11"/>
       <w:r>
         <w:rPr>
           <w:lang w:eastAsia="hu-HU"/>
         </w:rPr>
         <w:t>Áttekintő követelménylista</w:t>
       </w:r>
-      <w:bookmarkEnd w:id="10"/>
+      <w:bookmarkEnd w:id="9"/>
     </w:p>
     <w:tbl>
       <w:tblPr>
@@ -4913,14 +5670,7 @@
                 <w:color w:val="000000" w:themeColor="text1"/>
                 <w:lang w:eastAsia="hu-HU"/>
               </w:rPr>
-              <w:t>A projektek/munkaterületek archiválása, nem tor</w:t>
-            </w:r>
-            <w:r>
-              <w:rPr>
-                <w:color w:val="000000" w:themeColor="text1"/>
-                <w:lang w:eastAsia="hu-HU"/>
-              </w:rPr>
-              <w:t xml:space="preserve">zítják az aktív nézetet, de bármikor visszakereshetők, exportálhatók vagy </w:t>
+              <w:t xml:space="preserve">A projektek/munkaterületek archiválása, nem torzítják az aktív nézetet, de bármikor visszakereshetők, exportálhatók vagy </w:t>
             </w:r>
             <w:proofErr w:type="spellStart"/>
             <w:r>
@@ -4984,6 +5734,7 @@
                 <w:color w:val="000000" w:themeColor="text1"/>
                 <w:lang w:eastAsia="hu-HU"/>
               </w:rPr>
+              <w:lastRenderedPageBreak/>
               <w:t>F-024</w:t>
             </w:r>
           </w:p>
@@ -5598,7 +6349,6 @@
                 <w:color w:val="000000" w:themeColor="text1"/>
                 <w:lang w:eastAsia="hu-HU"/>
               </w:rPr>
-              <w:lastRenderedPageBreak/>
               <w:t>F-043</w:t>
             </w:r>
           </w:p>
@@ -6292,14 +7042,14 @@
           <w:lang w:eastAsia="hu-HU"/>
         </w:rPr>
       </w:pPr>
-      <w:bookmarkStart w:id="11" w:name="_Toc12"/>
+      <w:bookmarkStart w:id="10" w:name="_Toc12"/>
       <w:r>
         <w:rPr>
           <w:lang w:eastAsia="hu-HU"/>
         </w:rPr>
         <w:t>Részletes követelmények</w:t>
       </w:r>
-      <w:bookmarkEnd w:id="11"/>
+      <w:bookmarkEnd w:id="10"/>
     </w:p>
     <w:p>
       <w:pPr>
@@ -6393,6 +7143,7 @@
                 <w:color w:val="FFFFFF" w:themeColor="background1"/>
                 <w:lang w:eastAsia="hu-HU"/>
               </w:rPr>
+              <w:lastRenderedPageBreak/>
               <w:t>Prioritás</w:t>
             </w:r>
           </w:p>
@@ -6763,7 +7514,6 @@
               <w:rPr>
                 <w:lang w:eastAsia="hu-HU"/>
               </w:rPr>
-              <w:lastRenderedPageBreak/>
               <w:t>Fiók deaktiválása gombra rányomni</w:t>
             </w:r>
           </w:p>
@@ -6805,7 +7555,6 @@
                 <w:color w:val="FFFFFF" w:themeColor="background1"/>
                 <w:lang w:eastAsia="hu-HU"/>
               </w:rPr>
-              <w:lastRenderedPageBreak/>
               <w:t>Elfogadási kritériumok</w:t>
             </w:r>
           </w:p>
@@ -6906,13 +7655,7 @@
               <w:rPr>
                 <w:lang w:eastAsia="hu-HU"/>
               </w:rPr>
-              <w:t>soft</w:t>
-            </w:r>
-            <w:r>
-              <w:rPr>
-                <w:lang w:eastAsia="hu-HU"/>
-              </w:rPr>
-              <w:t>-delete</w:t>
+              <w:t>soft-delete</w:t>
             </w:r>
             <w:proofErr w:type="spellEnd"/>
             <w:r>
@@ -7275,6 +8018,7 @@
                 <w:color w:val="FFFFFF" w:themeColor="background1"/>
                 <w:lang w:eastAsia="hu-HU"/>
               </w:rPr>
+              <w:lastRenderedPageBreak/>
               <w:t>Előfeltételek</w:t>
             </w:r>
           </w:p>
@@ -7626,7 +8370,6 @@
               <w:rPr>
                 <w:lang w:eastAsia="hu-HU"/>
               </w:rPr>
-              <w:lastRenderedPageBreak/>
               <w:t>meglévő szerepkörök fül</w:t>
             </w:r>
           </w:p>
@@ -7694,7 +8437,6 @@
                 <w:color w:val="FFFFFF" w:themeColor="background1"/>
                 <w:lang w:eastAsia="hu-HU"/>
               </w:rPr>
-              <w:lastRenderedPageBreak/>
               <w:t>Elfogadási kritériumok</w:t>
             </w:r>
           </w:p>
@@ -7731,13 +8473,7 @@
               <w:rPr>
                 <w:lang w:eastAsia="hu-HU"/>
               </w:rPr>
-              <w:t>Siker</w:t>
-            </w:r>
-            <w:r>
-              <w:rPr>
-                <w:lang w:eastAsia="hu-HU"/>
-              </w:rPr>
-              <w:t>es visszajelzés</w:t>
+              <w:t>Sikeres visszajelzés</w:t>
             </w:r>
           </w:p>
           <w:p>
@@ -8099,6 +8835,7 @@
                 <w:color w:val="FFFFFF" w:themeColor="background1"/>
                 <w:lang w:eastAsia="hu-HU"/>
               </w:rPr>
+              <w:lastRenderedPageBreak/>
               <w:t>Azonosító</w:t>
             </w:r>
           </w:p>
@@ -8473,7 +9210,6 @@
               <w:rPr>
                 <w:lang w:eastAsia="hu-HU"/>
               </w:rPr>
-              <w:lastRenderedPageBreak/>
               <w:t>A kiválasztott munkaterültre rányomva</w:t>
             </w:r>
           </w:p>
@@ -8551,7 +9287,6 @@
                 <w:color w:val="FFFFFF" w:themeColor="background1"/>
                 <w:lang w:eastAsia="hu-HU"/>
               </w:rPr>
-              <w:lastRenderedPageBreak/>
               <w:t>Elfogadási kritériumok</w:t>
             </w:r>
           </w:p>
@@ -8941,6 +9676,7 @@
                 <w:color w:val="FFFFFF" w:themeColor="background1"/>
                 <w:lang w:eastAsia="hu-HU"/>
               </w:rPr>
+              <w:lastRenderedPageBreak/>
               <w:t>Leírás</w:t>
             </w:r>
           </w:p>
@@ -9316,7 +10052,6 @@
               <w:rPr>
                 <w:lang w:eastAsia="hu-HU"/>
               </w:rPr>
-              <w:lastRenderedPageBreak/>
               <w:t>Munkaterület fül</w:t>
             </w:r>
           </w:p>
@@ -9394,7 +10129,6 @@
                 <w:color w:val="FFFFFF" w:themeColor="background1"/>
                 <w:lang w:eastAsia="hu-HU"/>
               </w:rPr>
-              <w:lastRenderedPageBreak/>
               <w:t>Elfogadási kritériumok</w:t>
             </w:r>
           </w:p>
@@ -9740,6 +10474,7 @@
                 <w:color w:val="FFFFFF" w:themeColor="background1"/>
                 <w:lang w:eastAsia="hu-HU"/>
               </w:rPr>
+              <w:lastRenderedPageBreak/>
               <w:t>Azonosító</w:t>
             </w:r>
           </w:p>
@@ -10147,7 +10882,6 @@
               <w:rPr>
                 <w:lang w:eastAsia="hu-HU"/>
               </w:rPr>
-              <w:lastRenderedPageBreak/>
               <w:t>Munkaterület fül</w:t>
             </w:r>
           </w:p>
@@ -10305,13 +11039,7 @@
               <w:rPr>
                 <w:lang w:eastAsia="hu-HU"/>
               </w:rPr>
-              <w:t>kiválasztott mu</w:t>
-            </w:r>
-            <w:r>
-              <w:rPr>
-                <w:lang w:eastAsia="hu-HU"/>
-              </w:rPr>
-              <w:t>nkaterületen belül</w:t>
+              <w:t>kiválasztott munkaterületen belül</w:t>
             </w:r>
           </w:p>
           <w:p>
@@ -10388,7 +11116,6 @@
                 <w:color w:val="FFFFFF" w:themeColor="background1"/>
                 <w:lang w:eastAsia="hu-HU"/>
               </w:rPr>
-              <w:lastRenderedPageBreak/>
               <w:t>Elfogadási kritériumok</w:t>
             </w:r>
           </w:p>
@@ -10585,6 +11312,7 @@
                 <w:color w:val="FFFFFF" w:themeColor="background1"/>
                 <w:lang w:eastAsia="hu-HU"/>
               </w:rPr>
+              <w:lastRenderedPageBreak/>
               <w:t>Kivételek</w:t>
             </w:r>
           </w:p>
@@ -10937,7 +11665,6 @@
                 <w:color w:val="FFFFFF" w:themeColor="background1"/>
                 <w:lang w:eastAsia="hu-HU"/>
               </w:rPr>
-              <w:lastRenderedPageBreak/>
               <w:t>Előfeltételek</w:t>
             </w:r>
           </w:p>
@@ -11454,6 +12181,7 @@
                 <w:color w:val="000000" w:themeColor="text1"/>
                 <w:lang w:eastAsia="hu-HU"/>
               </w:rPr>
+              <w:lastRenderedPageBreak/>
               <w:t>Kezelt dokumentumtípusok: A rendszer az általános irodai és fejlesztési dokumentumformátumokat kezeli (pl. .pdf, .</w:t>
             </w:r>
             <w:proofErr w:type="spellStart"/>
@@ -11576,6 +12304,7 @@
                 <w:color w:val="FFFFFF" w:themeColor="background1"/>
                 <w:lang w:eastAsia="hu-HU"/>
               </w:rPr>
+              <w:lastRenderedPageBreak/>
               <w:t>Előfeltételek</w:t>
             </w:r>
           </w:p>
@@ -11883,13 +12612,7 @@
               <w:rPr>
                 <w:lang w:eastAsia="hu-HU"/>
               </w:rPr>
-              <w:t>Adott</w:t>
-            </w:r>
-            <w:r>
-              <w:rPr>
-                <w:lang w:eastAsia="hu-HU"/>
-              </w:rPr>
-              <w:t xml:space="preserve"> fájl letöltése</w:t>
+              <w:t>Adott fájl letöltése</w:t>
             </w:r>
           </w:p>
         </w:tc>
@@ -11912,7 +12635,6 @@
                 <w:color w:val="FFFFFF" w:themeColor="background1"/>
                 <w:lang w:eastAsia="hu-HU"/>
               </w:rPr>
-              <w:lastRenderedPageBreak/>
               <w:t>Elfogadási kritériumok</w:t>
             </w:r>
           </w:p>
@@ -12392,6 +13114,7 @@
                 <w:color w:val="FFFFFF" w:themeColor="background1"/>
                 <w:lang w:eastAsia="hu-HU"/>
               </w:rPr>
+              <w:lastRenderedPageBreak/>
               <w:t>Előfeltételek</w:t>
             </w:r>
           </w:p>
@@ -12774,7 +13497,6 @@
               <w:rPr>
                 <w:lang w:eastAsia="hu-HU"/>
               </w:rPr>
-              <w:lastRenderedPageBreak/>
               <w:t>Módosítás</w:t>
             </w:r>
           </w:p>
@@ -12935,7 +13657,6 @@
                 <w:color w:val="FFFFFF" w:themeColor="background1"/>
                 <w:lang w:eastAsia="hu-HU"/>
               </w:rPr>
-              <w:lastRenderedPageBreak/>
               <w:t>Kivételek</w:t>
             </w:r>
           </w:p>
@@ -13141,14 +13862,14 @@
           <w:lang w:eastAsia="hu-HU"/>
         </w:rPr>
       </w:pPr>
-      <w:bookmarkStart w:id="12" w:name="_Toc13"/>
+      <w:bookmarkStart w:id="11" w:name="_Toc13"/>
       <w:r>
         <w:rPr>
           <w:lang w:eastAsia="hu-HU"/>
         </w:rPr>
         <w:t>Nem funkcionális követelmények</w:t>
       </w:r>
-      <w:bookmarkEnd w:id="12"/>
+      <w:bookmarkEnd w:id="11"/>
     </w:p>
     <w:p>
       <w:pPr>
@@ -13157,14 +13878,14 @@
           <w:lang w:eastAsia="hu-HU"/>
         </w:rPr>
       </w:pPr>
-      <w:bookmarkStart w:id="13" w:name="_Toc14"/>
+      <w:bookmarkStart w:id="12" w:name="_Toc14"/>
       <w:r>
         <w:rPr>
           <w:lang w:eastAsia="hu-HU"/>
         </w:rPr>
         <w:t>Teljesítmény és skálázhatóság</w:t>
       </w:r>
-      <w:bookmarkEnd w:id="13"/>
+      <w:bookmarkEnd w:id="12"/>
     </w:p>
     <w:tbl>
       <w:tblPr>
@@ -13311,6 +14032,7 @@
                 <w:szCs w:val="26"/>
                 <w:lang w:eastAsia="hu-HU"/>
               </w:rPr>
+              <w:lastRenderedPageBreak/>
               <w:t>NF-001</w:t>
             </w:r>
           </w:p>
@@ -13566,13 +14288,7 @@
               <w:rPr>
                 <w:lang w:eastAsia="hu-HU"/>
               </w:rPr>
-              <w:t xml:space="preserve">Az adatbázis lekérdezések ne lassítsák érdemben a felhasználói felületet </w:t>
-            </w:r>
-            <w:r>
-              <w:rPr>
-                <w:lang w:eastAsia="hu-HU"/>
-              </w:rPr>
-              <w:t>nagyobb feladatlisták esetén</w:t>
+              <w:t>Az adatbázis lekérdezések ne lassítsák érdemben a felhasználói felületet nagyobb feladatlisták esetén</w:t>
             </w:r>
           </w:p>
         </w:tc>
@@ -13725,15 +14441,7 @@
                 <w:szCs w:val="26"/>
                 <w:lang w:eastAsia="hu-HU"/>
               </w:rPr>
-              <w:t>Válaszidők eltérése új f</w:t>
-            </w:r>
-            <w:r>
-              <w:rPr>
-                <w:color w:val="000000" w:themeColor="text1"/>
-                <w:szCs w:val="26"/>
-                <w:lang w:eastAsia="hu-HU"/>
-              </w:rPr>
-              <w:t>unkció után &lt; 20%</w:t>
+              <w:t>Válaszidők eltérése új funkció után &lt; 20%</w:t>
             </w:r>
           </w:p>
         </w:tc>
@@ -13776,15 +14484,14 @@
           <w:lang w:eastAsia="hu-HU"/>
         </w:rPr>
       </w:pPr>
-      <w:bookmarkStart w:id="14" w:name="_Toc15"/>
+      <w:bookmarkStart w:id="13" w:name="_Toc15"/>
       <w:r>
         <w:rPr>
           <w:lang w:eastAsia="hu-HU"/>
         </w:rPr>
-        <w:lastRenderedPageBreak/>
         <w:t>Rendelkezésre állás és megbízhatóság</w:t>
       </w:r>
-      <w:bookmarkEnd w:id="14"/>
+      <w:bookmarkEnd w:id="13"/>
     </w:p>
     <w:tbl>
       <w:tblPr>
@@ -14052,15 +14759,7 @@
                 <w:szCs w:val="26"/>
                 <w:lang w:eastAsia="hu-HU"/>
               </w:rPr>
-              <w:t xml:space="preserve"> </w:t>
-            </w:r>
-            <w:r>
-              <w:rPr>
-                <w:color w:val="000000" w:themeColor="text1"/>
-                <w:szCs w:val="26"/>
-                <w:lang w:eastAsia="hu-HU"/>
-              </w:rPr>
-              <w:t>70%</w:t>
+              <w:t xml:space="preserve"> 70%</w:t>
             </w:r>
           </w:p>
         </w:tc>
@@ -14309,7 +15008,7 @@
           <w:lang w:eastAsia="hu-HU"/>
         </w:rPr>
       </w:pPr>
-      <w:bookmarkStart w:id="15" w:name="_Toc16"/>
+      <w:bookmarkStart w:id="14" w:name="_Toc16"/>
       <w:r>
         <w:rPr>
           <w:rFonts w:eastAsia="Times New Roman"/>
@@ -14317,7 +15016,7 @@
         </w:rPr>
         <w:t>Biztonság és adatvédelem</w:t>
       </w:r>
-      <w:bookmarkEnd w:id="15"/>
+      <w:bookmarkEnd w:id="14"/>
     </w:p>
     <w:tbl>
       <w:tblPr>
@@ -14542,6 +15241,7 @@
                 <w:szCs w:val="26"/>
                 <w:lang w:eastAsia="hu-HU"/>
               </w:rPr>
+              <w:lastRenderedPageBreak/>
               <w:t>NF-022</w:t>
             </w:r>
           </w:p>
@@ -14652,13 +15352,7 @@
               <w:rPr>
                 <w:lang w:eastAsia="hu-HU"/>
               </w:rPr>
-              <w:t>J</w:t>
-            </w:r>
-            <w:r>
-              <w:rPr>
-                <w:lang w:eastAsia="hu-HU"/>
-              </w:rPr>
-              <w:t>ogosultságkezelés: a felhasználók csak a saját (vagy megosztott) projektjeikhez/feladataikhoz férjenek hozzá</w:t>
+              <w:t>Jogosultságkezelés: a felhasználók csak a saját (vagy megosztott) projektjeikhez/feladataikhoz férjenek hozzá</w:t>
             </w:r>
           </w:p>
         </w:tc>
@@ -14791,14 +15485,14 @@
           <w:lang w:eastAsia="hu-HU"/>
         </w:rPr>
       </w:pPr>
-      <w:bookmarkStart w:id="16" w:name="_Toc17"/>
+      <w:bookmarkStart w:id="15" w:name="_Toc17"/>
       <w:r>
         <w:rPr>
           <w:lang w:eastAsia="hu-HU"/>
         </w:rPr>
         <w:t>GDPR</w:t>
       </w:r>
-      <w:bookmarkEnd w:id="16"/>
+      <w:bookmarkEnd w:id="15"/>
     </w:p>
     <w:p>
       <w:pPr>
@@ -14940,7 +15634,6 @@
         <w:rPr>
           <w:lang w:eastAsia="hu-HU"/>
         </w:rPr>
-        <w:lastRenderedPageBreak/>
         <w:t>ip</w:t>
       </w:r>
       <w:proofErr w:type="spellEnd"/>
@@ -15004,13 +15697,7 @@
         <w:rPr>
           <w:lang w:eastAsia="hu-HU"/>
         </w:rPr>
-        <w:t>Rendszer</w:t>
-      </w:r>
-      <w:r>
-        <w:rPr>
-          <w:lang w:eastAsia="hu-HU"/>
-        </w:rPr>
-        <w:t>es adatmentés és backup készítés az adatbázisról</w:t>
+        <w:t>Rendszeres adatmentés és backup készítés az adatbázisról</w:t>
       </w:r>
     </w:p>
     <w:p>
@@ -15315,13 +16002,7 @@
         <w:rPr>
           <w:lang w:eastAsia="hu-HU"/>
         </w:rPr>
-        <w:t>-Site Scriptin</w:t>
-      </w:r>
-      <w:r>
-        <w:rPr>
-          <w:lang w:eastAsia="hu-HU"/>
-        </w:rPr>
-        <w:t xml:space="preserve">g (XSS) ellen: </w:t>
+        <w:t xml:space="preserve">-Site Scripting (XSS) ellen: </w:t>
       </w:r>
       <w:proofErr w:type="spellStart"/>
       <w:r>
@@ -15385,6 +16066,7 @@
         <w:rPr>
           <w:lang w:eastAsia="hu-HU"/>
         </w:rPr>
+        <w:lastRenderedPageBreak/>
         <w:t xml:space="preserve">- </w:t>
       </w:r>
       <w:proofErr w:type="spellStart"/>
@@ -15526,13 +16208,7 @@
         <w:rPr>
           <w:lang w:eastAsia="hu-HU"/>
         </w:rPr>
-        <w:t>s</w:t>
-      </w:r>
-      <w:r>
-        <w:rPr>
-          <w:lang w:eastAsia="hu-HU"/>
-        </w:rPr>
-        <w:t>alted</w:t>
+        <w:t>salted</w:t>
       </w:r>
       <w:proofErr w:type="spellEnd"/>
       <w:r>
@@ -15658,13 +16334,7 @@
         <w:rPr>
           <w:lang w:eastAsia="hu-HU"/>
         </w:rPr>
-        <w:t>- SSL/TLS automatikus ta</w:t>
-      </w:r>
-      <w:r>
-        <w:rPr>
-          <w:lang w:eastAsia="hu-HU"/>
-        </w:rPr>
-        <w:t>núsítványkezelés (HTTPS)</w:t>
+        <w:t>- SSL/TLS automatikus tanúsítványkezelés (HTTPS)</w:t>
       </w:r>
     </w:p>
     <w:p>
@@ -15730,7 +16400,7 @@
           <w:b/>
         </w:rPr>
       </w:pPr>
-      <w:bookmarkStart w:id="17" w:name="_Toc18"/>
+      <w:bookmarkStart w:id="16" w:name="_Toc18"/>
       <w:r>
         <w:t xml:space="preserve">Használhatóság és </w:t>
       </w:r>
@@ -15740,6 +16410,361 @@
           <w:b/>
         </w:rPr>
         <w:t>akadálymentesség</w:t>
+      </w:r>
+      <w:bookmarkEnd w:id="16"/>
+    </w:p>
+    <w:tbl>
+      <w:tblPr>
+        <w:tblStyle w:val="Rcsostblzat"/>
+        <w:tblW w:w="0" w:type="auto"/>
+        <w:tblLook w:val="04A0" w:firstRow="1" w:lastRow="0" w:firstColumn="1" w:lastColumn="0" w:noHBand="0" w:noVBand="1"/>
+      </w:tblPr>
+      <w:tblGrid>
+        <w:gridCol w:w="988"/>
+        <w:gridCol w:w="8074"/>
+      </w:tblGrid>
+      <w:tr>
+        <w:tc>
+          <w:tcPr>
+            <w:tcW w:w="988" w:type="dxa"/>
+            <w:shd w:val="clear" w:color="auto" w:fill="806000"/>
+          </w:tcPr>
+          <w:p>
+            <w:pPr>
+              <w:jc w:val="center"/>
+              <w:rPr>
+                <w:color w:val="FFFFFF" w:themeColor="background1"/>
+                <w:sz w:val="30"/>
+                <w:szCs w:val="30"/>
+                <w:lang w:eastAsia="hu-HU"/>
+              </w:rPr>
+            </w:pPr>
+            <w:r>
+              <w:rPr>
+                <w:color w:val="FFFFFF" w:themeColor="background1"/>
+                <w:sz w:val="30"/>
+                <w:szCs w:val="30"/>
+                <w:lang w:eastAsia="hu-HU"/>
+              </w:rPr>
+              <w:t>ID</w:t>
+            </w:r>
+          </w:p>
+        </w:tc>
+        <w:tc>
+          <w:tcPr>
+            <w:tcW w:w="8074" w:type="dxa"/>
+            <w:shd w:val="clear" w:color="auto" w:fill="806000"/>
+          </w:tcPr>
+          <w:p>
+            <w:pPr>
+              <w:jc w:val="center"/>
+              <w:rPr>
+                <w:color w:val="FFFFFF" w:themeColor="background1"/>
+                <w:sz w:val="30"/>
+                <w:szCs w:val="30"/>
+                <w:lang w:eastAsia="hu-HU"/>
+              </w:rPr>
+            </w:pPr>
+            <w:r>
+              <w:rPr>
+                <w:color w:val="FFFFFF" w:themeColor="background1"/>
+                <w:sz w:val="30"/>
+                <w:szCs w:val="30"/>
+                <w:lang w:eastAsia="hu-HU"/>
+              </w:rPr>
+              <w:t>Követelmény</w:t>
+            </w:r>
+          </w:p>
+        </w:tc>
+      </w:tr>
+      <w:tr>
+        <w:trPr>
+          <w:trHeight w:val="514"/>
+        </w:trPr>
+        <w:tc>
+          <w:tcPr>
+            <w:tcW w:w="988" w:type="dxa"/>
+          </w:tcPr>
+          <w:p>
+            <w:pPr>
+              <w:jc w:val="center"/>
+              <w:rPr>
+                <w:color w:val="000000" w:themeColor="text1"/>
+                <w:szCs w:val="26"/>
+                <w:lang w:eastAsia="hu-HU"/>
+              </w:rPr>
+            </w:pPr>
+            <w:r>
+              <w:rPr>
+                <w:color w:val="000000" w:themeColor="text1"/>
+                <w:szCs w:val="26"/>
+                <w:lang w:eastAsia="hu-HU"/>
+              </w:rPr>
+              <w:t>NF-030</w:t>
+            </w:r>
+          </w:p>
+        </w:tc>
+        <w:tc>
+          <w:tcPr>
+            <w:tcW w:w="8074" w:type="dxa"/>
+          </w:tcPr>
+          <w:p>
+            <w:pPr>
+              <w:tabs>
+                <w:tab w:val="left" w:pos="1350"/>
+              </w:tabs>
+              <w:rPr>
+                <w:color w:val="000000" w:themeColor="text1"/>
+                <w:szCs w:val="26"/>
+                <w:lang w:eastAsia="hu-HU"/>
+              </w:rPr>
+            </w:pPr>
+            <w:r>
+              <w:rPr>
+                <w:color w:val="000000" w:themeColor="text1"/>
+                <w:szCs w:val="26"/>
+                <w:lang w:eastAsia="hu-HU"/>
+              </w:rPr>
+              <w:t>A felhasználói felület legyen egyszerű és intuitív, hogy új felhasználó külön betanítás nélkül is használni tudja az alapfunkciókat</w:t>
+            </w:r>
+          </w:p>
+        </w:tc>
+      </w:tr>
+      <w:tr>
+        <w:trPr>
+          <w:trHeight w:val="514"/>
+        </w:trPr>
+        <w:tc>
+          <w:tcPr>
+            <w:tcW w:w="988" w:type="dxa"/>
+          </w:tcPr>
+          <w:p>
+            <w:pPr>
+              <w:jc w:val="center"/>
+              <w:rPr>
+                <w:color w:val="000000" w:themeColor="text1"/>
+                <w:szCs w:val="26"/>
+                <w:lang w:eastAsia="hu-HU"/>
+              </w:rPr>
+            </w:pPr>
+            <w:r>
+              <w:rPr>
+                <w:color w:val="000000" w:themeColor="text1"/>
+                <w:szCs w:val="26"/>
+                <w:lang w:eastAsia="hu-HU"/>
+              </w:rPr>
+              <w:t>NF-031</w:t>
+            </w:r>
+          </w:p>
+        </w:tc>
+        <w:tc>
+          <w:tcPr>
+            <w:tcW w:w="8074" w:type="dxa"/>
+          </w:tcPr>
+          <w:p>
+            <w:pPr>
+              <w:tabs>
+                <w:tab w:val="left" w:pos="1350"/>
+              </w:tabs>
+              <w:rPr>
+                <w:color w:val="000000" w:themeColor="text1"/>
+                <w:szCs w:val="26"/>
+                <w:lang w:eastAsia="hu-HU"/>
+              </w:rPr>
+            </w:pPr>
+            <w:r>
+              <w:rPr>
+                <w:lang w:eastAsia="hu-HU"/>
+              </w:rPr>
+              <w:t xml:space="preserve">reszponzív, alkalmazkodik </w:t>
+            </w:r>
+            <w:proofErr w:type="spellStart"/>
+            <w:r>
+              <w:rPr>
+                <w:lang w:eastAsia="hu-HU"/>
+              </w:rPr>
+              <w:t>desktop</w:t>
+            </w:r>
+            <w:proofErr w:type="spellEnd"/>
+            <w:r>
+              <w:rPr>
+                <w:lang w:eastAsia="hu-HU"/>
+              </w:rPr>
+              <w:t>, tablet és mobil képernyőmérethez</w:t>
+            </w:r>
+          </w:p>
+        </w:tc>
+      </w:tr>
+      <w:tr>
+        <w:trPr>
+          <w:trHeight w:val="514"/>
+        </w:trPr>
+        <w:tc>
+          <w:tcPr>
+            <w:tcW w:w="988" w:type="dxa"/>
+          </w:tcPr>
+          <w:p>
+            <w:pPr>
+              <w:jc w:val="center"/>
+              <w:rPr>
+                <w:color w:val="000000" w:themeColor="text1"/>
+                <w:szCs w:val="26"/>
+                <w:lang w:eastAsia="hu-HU"/>
+              </w:rPr>
+            </w:pPr>
+            <w:r>
+              <w:rPr>
+                <w:color w:val="000000" w:themeColor="text1"/>
+                <w:szCs w:val="26"/>
+                <w:lang w:eastAsia="hu-HU"/>
+              </w:rPr>
+              <w:t>NF-032</w:t>
+            </w:r>
+          </w:p>
+        </w:tc>
+        <w:tc>
+          <w:tcPr>
+            <w:tcW w:w="8074" w:type="dxa"/>
+          </w:tcPr>
+          <w:p>
+            <w:pPr>
+              <w:tabs>
+                <w:tab w:val="left" w:pos="1350"/>
+              </w:tabs>
+              <w:rPr>
+                <w:lang w:eastAsia="hu-HU"/>
+              </w:rPr>
+            </w:pPr>
+            <w:r>
+              <w:rPr>
+                <w:lang w:eastAsia="hu-HU"/>
+              </w:rPr>
+              <w:t>A színkontraszt megfeleljen az alapvető olvashatósági elveknek (pl. sötét szöveg világos háttéren, elegendő kontraszt)</w:t>
+            </w:r>
+          </w:p>
+        </w:tc>
+      </w:tr>
+      <w:tr>
+        <w:trPr>
+          <w:trHeight w:val="514"/>
+        </w:trPr>
+        <w:tc>
+          <w:tcPr>
+            <w:tcW w:w="988" w:type="dxa"/>
+          </w:tcPr>
+          <w:p>
+            <w:pPr>
+              <w:jc w:val="center"/>
+              <w:rPr>
+                <w:color w:val="000000" w:themeColor="text1"/>
+                <w:szCs w:val="26"/>
+                <w:lang w:eastAsia="hu-HU"/>
+              </w:rPr>
+            </w:pPr>
+            <w:r>
+              <w:rPr>
+                <w:color w:val="000000" w:themeColor="text1"/>
+                <w:szCs w:val="26"/>
+                <w:lang w:eastAsia="hu-HU"/>
+              </w:rPr>
+              <w:t>NF-034</w:t>
+            </w:r>
+            <w:r>
+              <w:rPr>
+                <w:color w:val="000000" w:themeColor="text1"/>
+                <w:szCs w:val="26"/>
+                <w:lang w:eastAsia="hu-HU"/>
+              </w:rPr>
+              <w:tab/>
+            </w:r>
+          </w:p>
+        </w:tc>
+        <w:tc>
+          <w:tcPr>
+            <w:tcW w:w="8074" w:type="dxa"/>
+          </w:tcPr>
+          <w:p>
+            <w:pPr>
+              <w:tabs>
+                <w:tab w:val="left" w:pos="1350"/>
+              </w:tabs>
+              <w:rPr>
+                <w:lang w:eastAsia="hu-HU"/>
+              </w:rPr>
+            </w:pPr>
+            <w:r>
+              <w:rPr>
+                <w:lang w:eastAsia="hu-HU"/>
+              </w:rPr>
+              <w:t>A felület elemei (gombok, ikonok) legyenek egyértelműen felismerhetők és következetesen elhelyezve az alkalmazás egészében</w:t>
+            </w:r>
+          </w:p>
+        </w:tc>
+      </w:tr>
+      <w:tr>
+        <w:trPr>
+          <w:trHeight w:val="514"/>
+        </w:trPr>
+        <w:tc>
+          <w:tcPr>
+            <w:tcW w:w="988" w:type="dxa"/>
+          </w:tcPr>
+          <w:p>
+            <w:pPr>
+              <w:jc w:val="center"/>
+              <w:rPr>
+                <w:color w:val="000000" w:themeColor="text1"/>
+                <w:szCs w:val="26"/>
+                <w:lang w:eastAsia="hu-HU"/>
+              </w:rPr>
+            </w:pPr>
+            <w:r>
+              <w:rPr>
+                <w:color w:val="000000" w:themeColor="text1"/>
+                <w:szCs w:val="26"/>
+                <w:lang w:eastAsia="hu-HU"/>
+              </w:rPr>
+              <w:t>NF-035</w:t>
+            </w:r>
+          </w:p>
+        </w:tc>
+        <w:tc>
+          <w:tcPr>
+            <w:tcW w:w="8074" w:type="dxa"/>
+          </w:tcPr>
+          <w:p>
+            <w:pPr>
+              <w:tabs>
+                <w:tab w:val="left" w:pos="1350"/>
+              </w:tabs>
+              <w:rPr>
+                <w:lang w:eastAsia="hu-HU"/>
+              </w:rPr>
+            </w:pPr>
+            <w:r>
+              <w:rPr>
+                <w:lang w:eastAsia="hu-HU"/>
+              </w:rPr>
+              <w:t>Hibaüzenetek és visszajelzések (pl. sikeres mentés, hiba) legyenek érthetőek és jól látható helyen jelenjenek meg</w:t>
+            </w:r>
+          </w:p>
+        </w:tc>
+      </w:tr>
+    </w:tbl>
+    <w:p/>
+    <w:p>
+      <w:pPr>
+        <w:pStyle w:val="Cmsor2"/>
+        <w:rPr>
+          <w:lang w:eastAsia="hu-HU"/>
+        </w:rPr>
+      </w:pPr>
+      <w:bookmarkStart w:id="17" w:name="_Toc19"/>
+      <w:r>
+        <w:rPr>
+          <w:lang w:eastAsia="hu-HU"/>
+        </w:rPr>
+        <w:t>Kompatibilitás</w:t>
       </w:r>
       <w:bookmarkEnd w:id="17"/>
     </w:p>
@@ -15809,7 +16834,7 @@
       </w:tr>
       <w:tr>
         <w:trPr>
-          <w:trHeight w:val="514"/>
+          <w:trHeight w:val="606"/>
         </w:trPr>
         <w:tc>
           <w:tcPr>
@@ -15830,7 +16855,7 @@
                 <w:szCs w:val="26"/>
                 <w:lang w:eastAsia="hu-HU"/>
               </w:rPr>
-              <w:t>NF-030</w:t>
+              <w:t>NF-40</w:t>
             </w:r>
           </w:p>
         </w:tc>
@@ -15840,9 +16865,6 @@
           </w:tcPr>
           <w:p>
             <w:pPr>
-              <w:tabs>
-                <w:tab w:val="left" w:pos="1350"/>
-              </w:tabs>
               <w:rPr>
                 <w:color w:val="000000" w:themeColor="text1"/>
                 <w:szCs w:val="26"/>
@@ -15850,331 +16872,7 @@
               </w:rPr>
             </w:pPr>
             <w:r>
-              <w:rPr>
-                <w:color w:val="000000" w:themeColor="text1"/>
-                <w:szCs w:val="26"/>
-                <w:lang w:eastAsia="hu-HU"/>
-              </w:rPr>
-              <w:t>A felhasználói felület legyen egyszerű és intuitív, hogy új felhasználó külön beta</w:t>
-            </w:r>
-            <w:r>
-              <w:rPr>
-                <w:color w:val="000000" w:themeColor="text1"/>
-                <w:szCs w:val="26"/>
-                <w:lang w:eastAsia="hu-HU"/>
-              </w:rPr>
-              <w:t>nítás nélkül is használni tudja az alapfunkciókat</w:t>
-            </w:r>
-          </w:p>
-        </w:tc>
-      </w:tr>
-      <w:tr>
-        <w:trPr>
-          <w:trHeight w:val="514"/>
-        </w:trPr>
-        <w:tc>
-          <w:tcPr>
-            <w:tcW w:w="988" w:type="dxa"/>
-          </w:tcPr>
-          <w:p>
-            <w:pPr>
-              <w:jc w:val="center"/>
-              <w:rPr>
-                <w:color w:val="000000" w:themeColor="text1"/>
-                <w:szCs w:val="26"/>
-                <w:lang w:eastAsia="hu-HU"/>
-              </w:rPr>
-            </w:pPr>
-            <w:r>
-              <w:rPr>
-                <w:color w:val="000000" w:themeColor="text1"/>
-                <w:szCs w:val="26"/>
-                <w:lang w:eastAsia="hu-HU"/>
-              </w:rPr>
-              <w:lastRenderedPageBreak/>
-              <w:t>NF-031</w:t>
-            </w:r>
-          </w:p>
-        </w:tc>
-        <w:tc>
-          <w:tcPr>
-            <w:tcW w:w="8074" w:type="dxa"/>
-          </w:tcPr>
-          <w:p>
-            <w:pPr>
-              <w:tabs>
-                <w:tab w:val="left" w:pos="1350"/>
-              </w:tabs>
-              <w:rPr>
-                <w:color w:val="000000" w:themeColor="text1"/>
-                <w:szCs w:val="26"/>
-                <w:lang w:eastAsia="hu-HU"/>
-              </w:rPr>
-            </w:pPr>
-            <w:r>
-              <w:rPr>
-                <w:lang w:eastAsia="hu-HU"/>
-              </w:rPr>
-              <w:t xml:space="preserve">reszponzív, alkalmazkodik </w:t>
-            </w:r>
-            <w:proofErr w:type="spellStart"/>
-            <w:r>
-              <w:rPr>
-                <w:lang w:eastAsia="hu-HU"/>
-              </w:rPr>
-              <w:t>desktop</w:t>
-            </w:r>
-            <w:proofErr w:type="spellEnd"/>
-            <w:r>
-              <w:rPr>
-                <w:lang w:eastAsia="hu-HU"/>
-              </w:rPr>
-              <w:t>, tablet és mobil képernyőmérethez</w:t>
-            </w:r>
-          </w:p>
-        </w:tc>
-      </w:tr>
-      <w:tr>
-        <w:trPr>
-          <w:trHeight w:val="514"/>
-        </w:trPr>
-        <w:tc>
-          <w:tcPr>
-            <w:tcW w:w="988" w:type="dxa"/>
-          </w:tcPr>
-          <w:p>
-            <w:pPr>
-              <w:jc w:val="center"/>
-              <w:rPr>
-                <w:color w:val="000000" w:themeColor="text1"/>
-                <w:szCs w:val="26"/>
-                <w:lang w:eastAsia="hu-HU"/>
-              </w:rPr>
-            </w:pPr>
-            <w:r>
-              <w:rPr>
-                <w:color w:val="000000" w:themeColor="text1"/>
-                <w:szCs w:val="26"/>
-                <w:lang w:eastAsia="hu-HU"/>
-              </w:rPr>
-              <w:t>NF-032</w:t>
-            </w:r>
-          </w:p>
-        </w:tc>
-        <w:tc>
-          <w:tcPr>
-            <w:tcW w:w="8074" w:type="dxa"/>
-          </w:tcPr>
-          <w:p>
-            <w:pPr>
-              <w:tabs>
-                <w:tab w:val="left" w:pos="1350"/>
-              </w:tabs>
-              <w:rPr>
-                <w:lang w:eastAsia="hu-HU"/>
-              </w:rPr>
-            </w:pPr>
-            <w:r>
-              <w:rPr>
-                <w:lang w:eastAsia="hu-HU"/>
-              </w:rPr>
-              <w:t>A színkontraszt megfeleljen az alapvető olvashatósági elveknek (pl. sötét szöveg világos háttéren, elegendő kontraszt)</w:t>
-            </w:r>
-          </w:p>
-        </w:tc>
-      </w:tr>
-      <w:tr>
-        <w:trPr>
-          <w:trHeight w:val="514"/>
-        </w:trPr>
-        <w:tc>
-          <w:tcPr>
-            <w:tcW w:w="988" w:type="dxa"/>
-          </w:tcPr>
-          <w:p>
-            <w:pPr>
-              <w:jc w:val="center"/>
-              <w:rPr>
-                <w:color w:val="000000" w:themeColor="text1"/>
-                <w:szCs w:val="26"/>
-                <w:lang w:eastAsia="hu-HU"/>
-              </w:rPr>
-            </w:pPr>
-            <w:r>
-              <w:rPr>
-                <w:color w:val="000000" w:themeColor="text1"/>
-                <w:szCs w:val="26"/>
-                <w:lang w:eastAsia="hu-HU"/>
-              </w:rPr>
-              <w:t>NF-034</w:t>
-            </w:r>
-            <w:r>
-              <w:rPr>
-                <w:color w:val="000000" w:themeColor="text1"/>
-                <w:szCs w:val="26"/>
-                <w:lang w:eastAsia="hu-HU"/>
-              </w:rPr>
-              <w:tab/>
-            </w:r>
-          </w:p>
-        </w:tc>
-        <w:tc>
-          <w:tcPr>
-            <w:tcW w:w="8074" w:type="dxa"/>
-          </w:tcPr>
-          <w:p>
-            <w:pPr>
-              <w:tabs>
-                <w:tab w:val="left" w:pos="1350"/>
-              </w:tabs>
-              <w:rPr>
-                <w:lang w:eastAsia="hu-HU"/>
-              </w:rPr>
-            </w:pPr>
-            <w:r>
-              <w:rPr>
-                <w:lang w:eastAsia="hu-HU"/>
-              </w:rPr>
-              <w:t>A felület elemei (gombok, ikonok) legyenek egyértelműen felismerhetők és következetesen elhelyezve az alkalmazás egészében</w:t>
-            </w:r>
-          </w:p>
-        </w:tc>
-      </w:tr>
-      <w:tr>
-        <w:trPr>
-          <w:trHeight w:val="514"/>
-        </w:trPr>
-        <w:tc>
-          <w:tcPr>
-            <w:tcW w:w="988" w:type="dxa"/>
-          </w:tcPr>
-          <w:p>
-            <w:pPr>
-              <w:jc w:val="center"/>
-              <w:rPr>
-                <w:color w:val="000000" w:themeColor="text1"/>
-                <w:szCs w:val="26"/>
-                <w:lang w:eastAsia="hu-HU"/>
-              </w:rPr>
-            </w:pPr>
-            <w:r>
-              <w:rPr>
-                <w:color w:val="000000" w:themeColor="text1"/>
-                <w:szCs w:val="26"/>
-                <w:lang w:eastAsia="hu-HU"/>
-              </w:rPr>
-              <w:t>NF-0</w:t>
-            </w:r>
-            <w:r>
-              <w:rPr>
-                <w:color w:val="000000" w:themeColor="text1"/>
-                <w:szCs w:val="26"/>
-                <w:lang w:eastAsia="hu-HU"/>
-              </w:rPr>
-              <w:t>35</w:t>
-            </w:r>
-          </w:p>
-        </w:tc>
-        <w:tc>
-          <w:tcPr>
-            <w:tcW w:w="8074" w:type="dxa"/>
-          </w:tcPr>
-          <w:p>
-            <w:pPr>
-              <w:tabs>
-                <w:tab w:val="left" w:pos="1350"/>
-              </w:tabs>
-              <w:rPr>
-                <w:lang w:eastAsia="hu-HU"/>
-              </w:rPr>
-            </w:pPr>
-            <w:r>
-              <w:rPr>
-                <w:lang w:eastAsia="hu-HU"/>
-              </w:rPr>
-              <w:t>Hibaüzenetek és visszajelzések (pl. sikeres mentés, hiba) legyenek érthetőek és jól látható helyen jelenjenek meg</w:t>
-            </w:r>
-          </w:p>
-        </w:tc>
-      </w:tr>
-    </w:tbl>
-    <w:p/>
-    <w:p>
-      <w:pPr>
-        <w:pStyle w:val="Cmsor2"/>
-        <w:rPr>
-          <w:lang w:eastAsia="hu-HU"/>
-        </w:rPr>
-      </w:pPr>
-      <w:bookmarkStart w:id="18" w:name="_Toc19"/>
-      <w:r>
-        <w:rPr>
-          <w:lang w:eastAsia="hu-HU"/>
-        </w:rPr>
-        <w:t>Kompatibilitás</w:t>
-      </w:r>
-      <w:bookmarkEnd w:id="18"/>
-    </w:p>
-    <w:tbl>
-      <w:tblPr>
-        <w:tblStyle w:val="Rcsostblzat"/>
-        <w:tblW w:w="0" w:type="auto"/>
-        <w:tblLook w:val="04A0" w:firstRow="1" w:lastRow="0" w:firstColumn="1" w:lastColumn="0" w:noHBand="0" w:noVBand="1"/>
-      </w:tblPr>
-      <w:tblGrid>
-        <w:gridCol w:w="988"/>
-        <w:gridCol w:w="8074"/>
-      </w:tblGrid>
-      <w:tr>
-        <w:tc>
-          <w:tcPr>
-            <w:tcW w:w="988" w:type="dxa"/>
-            <w:shd w:val="clear" w:color="auto" w:fill="806000"/>
-          </w:tcPr>
-          <w:p>
-            <w:pPr>
-              <w:jc w:val="center"/>
-              <w:rPr>
-                <w:color w:val="FFFFFF" w:themeColor="background1"/>
-                <w:sz w:val="30"/>
-                <w:szCs w:val="30"/>
-                <w:lang w:eastAsia="hu-HU"/>
-              </w:rPr>
-            </w:pPr>
-            <w:r>
-              <w:rPr>
-                <w:color w:val="FFFFFF" w:themeColor="background1"/>
-                <w:sz w:val="30"/>
-                <w:szCs w:val="30"/>
-                <w:lang w:eastAsia="hu-HU"/>
-              </w:rPr>
-              <w:t>ID</w:t>
-            </w:r>
-          </w:p>
-        </w:tc>
-        <w:tc>
-          <w:tcPr>
-            <w:tcW w:w="8074" w:type="dxa"/>
-            <w:shd w:val="clear" w:color="auto" w:fill="806000"/>
-          </w:tcPr>
-          <w:p>
-            <w:pPr>
-              <w:jc w:val="center"/>
-              <w:rPr>
-                <w:color w:val="FFFFFF" w:themeColor="background1"/>
-                <w:sz w:val="30"/>
-                <w:szCs w:val="30"/>
-                <w:lang w:eastAsia="hu-HU"/>
-              </w:rPr>
-            </w:pPr>
-            <w:r>
-              <w:rPr>
-                <w:color w:val="FFFFFF" w:themeColor="background1"/>
-                <w:sz w:val="30"/>
-                <w:szCs w:val="30"/>
-                <w:lang w:eastAsia="hu-HU"/>
-              </w:rPr>
-              <w:t>Követelmény</w:t>
+              <w:t>modern webböngésző támogatás (Chrome, Firefox)</w:t>
             </w:r>
           </w:p>
         </w:tc>
@@ -16202,51 +16900,6 @@
                 <w:szCs w:val="26"/>
                 <w:lang w:eastAsia="hu-HU"/>
               </w:rPr>
-              <w:t>NF-40</w:t>
-            </w:r>
-          </w:p>
-        </w:tc>
-        <w:tc>
-          <w:tcPr>
-            <w:tcW w:w="8074" w:type="dxa"/>
-          </w:tcPr>
-          <w:p>
-            <w:pPr>
-              <w:rPr>
-                <w:color w:val="000000" w:themeColor="text1"/>
-                <w:szCs w:val="26"/>
-                <w:lang w:eastAsia="hu-HU"/>
-              </w:rPr>
-            </w:pPr>
-            <w:r>
-              <w:t>modern webböngésző támogatás (Chrome, Firefox)</w:t>
-            </w:r>
-          </w:p>
-        </w:tc>
-      </w:tr>
-      <w:tr>
-        <w:trPr>
-          <w:trHeight w:val="606"/>
-        </w:trPr>
-        <w:tc>
-          <w:tcPr>
-            <w:tcW w:w="988" w:type="dxa"/>
-          </w:tcPr>
-          <w:p>
-            <w:pPr>
-              <w:jc w:val="center"/>
-              <w:rPr>
-                <w:color w:val="000000" w:themeColor="text1"/>
-                <w:szCs w:val="26"/>
-                <w:lang w:eastAsia="hu-HU"/>
-              </w:rPr>
-            </w:pPr>
-            <w:r>
-              <w:rPr>
-                <w:color w:val="000000" w:themeColor="text1"/>
-                <w:szCs w:val="26"/>
-                <w:lang w:eastAsia="hu-HU"/>
-              </w:rPr>
               <w:t>NF-41</w:t>
             </w:r>
           </w:p>
@@ -16282,37 +16935,37 @@
       <w:pPr>
         <w:pStyle w:val="Cmsor1"/>
       </w:pPr>
-      <w:bookmarkStart w:id="19" w:name="_Toc20"/>
+      <w:bookmarkStart w:id="18" w:name="_Toc20"/>
       <w:r>
         <w:t>Technológiai és Fejlesztési Környezet</w:t>
+      </w:r>
+      <w:bookmarkEnd w:id="18"/>
+    </w:p>
+    <w:p>
+      <w:pPr>
+        <w:pStyle w:val="Cmsor2"/>
+      </w:pPr>
+      <w:bookmarkStart w:id="19" w:name="_Toc21"/>
+      <w:r>
+        <w:t>Operációs rendszer és futtatási környezet</w:t>
       </w:r>
       <w:bookmarkEnd w:id="19"/>
     </w:p>
     <w:p>
       <w:pPr>
-        <w:pStyle w:val="Cmsor2"/>
-      </w:pPr>
-      <w:bookmarkStart w:id="20" w:name="_Toc21"/>
-      <w:r>
-        <w:t>Operációs rendszer és futtatási környezet</w:t>
-      </w:r>
-      <w:bookmarkEnd w:id="20"/>
-    </w:p>
-    <w:p>
-      <w:pPr>
         <w:pStyle w:val="Cmsor3"/>
         <w:rPr>
           <w:rFonts w:eastAsiaTheme="minorHAnsi"/>
         </w:rPr>
       </w:pPr>
-      <w:bookmarkStart w:id="21" w:name="_Toc22"/>
+      <w:bookmarkStart w:id="20" w:name="_Toc22"/>
       <w:r>
         <w:rPr>
           <w:rFonts w:eastAsiaTheme="minorHAnsi"/>
         </w:rPr>
         <w:t xml:space="preserve">Kliensoldal </w:t>
       </w:r>
-      <w:bookmarkEnd w:id="21"/>
+      <w:bookmarkEnd w:id="20"/>
     </w:p>
     <w:p>
       <w:r>
@@ -16324,10 +16977,7 @@
       </w:r>
       <w:proofErr w:type="spellEnd"/>
       <w:r>
-        <w:t>, Linux</w:t>
-      </w:r>
-      <w:r>
-        <w:t xml:space="preserve">, Android, iOS), amelyen modern webböngésző (Chrome, Firefox, Edge, </w:t>
+        <w:t xml:space="preserve">, Linux, Android, iOS), amelyen modern webböngésző (Chrome, Firefox, Edge, </w:t>
       </w:r>
       <w:proofErr w:type="spellStart"/>
       <w:r>
@@ -16345,14 +16995,15 @@
           <w:rFonts w:eastAsiaTheme="minorHAnsi"/>
         </w:rPr>
       </w:pPr>
-      <w:bookmarkStart w:id="22" w:name="_Toc23"/>
+      <w:bookmarkStart w:id="21" w:name="_Toc23"/>
       <w:r>
         <w:rPr>
           <w:rFonts w:eastAsiaTheme="minorHAnsi"/>
         </w:rPr>
+        <w:lastRenderedPageBreak/>
         <w:t>Szerveroldal</w:t>
       </w:r>
-      <w:bookmarkEnd w:id="22"/>
+      <w:bookmarkEnd w:id="21"/>
     </w:p>
     <w:p>
       <w:r>
@@ -16363,11 +17014,11 @@
       <w:pPr>
         <w:pStyle w:val="Cmsor2"/>
       </w:pPr>
-      <w:bookmarkStart w:id="23" w:name="_Toc24"/>
+      <w:bookmarkStart w:id="22" w:name="_Toc24"/>
       <w:r>
         <w:t>Felhasználandó technológiák és programozási nyelvek</w:t>
       </w:r>
-      <w:bookmarkEnd w:id="23"/>
+      <w:bookmarkEnd w:id="22"/>
     </w:p>
     <w:p>
       <w:pPr>
@@ -16495,11 +17146,11 @@
       <w:pPr>
         <w:pStyle w:val="Cmsor2"/>
       </w:pPr>
-      <w:bookmarkStart w:id="24" w:name="_Toc25"/>
+      <w:bookmarkStart w:id="23" w:name="_Toc25"/>
       <w:r>
         <w:t>Fejlesztési módszertan és verziókövetés</w:t>
       </w:r>
-      <w:bookmarkEnd w:id="24"/>
+      <w:bookmarkEnd w:id="23"/>
     </w:p>
     <w:p>
       <w:pPr>
@@ -16533,21 +17184,21 @@
           <w:lang w:eastAsia="hu-HU"/>
         </w:rPr>
       </w:pPr>
-      <w:bookmarkStart w:id="25" w:name="_Toc26"/>
+      <w:bookmarkStart w:id="24" w:name="_Toc26"/>
       <w:r>
         <w:t> Adatok és integrációk</w:t>
       </w:r>
-      <w:bookmarkEnd w:id="25"/>
+      <w:bookmarkEnd w:id="24"/>
     </w:p>
     <w:p>
       <w:pPr>
         <w:pStyle w:val="Cmsor2"/>
       </w:pPr>
-      <w:bookmarkStart w:id="26" w:name="_Toc27"/>
+      <w:bookmarkStart w:id="25" w:name="_Toc27"/>
       <w:r>
         <w:t>Külső rendszerek</w:t>
       </w:r>
-      <w:bookmarkEnd w:id="26"/>
+      <w:bookmarkEnd w:id="25"/>
     </w:p>
     <w:p/>
     <w:tbl>
@@ -16785,7 +17436,6 @@
                 <w:color w:val="000000"/>
                 <w:sz w:val="24"/>
               </w:rPr>
-              <w:lastRenderedPageBreak/>
               <w:t>SMTPS/Email szerver</w:t>
             </w:r>
           </w:p>
@@ -17280,15 +17930,7 @@
                 <w:color w:val="000000"/>
                 <w:sz w:val="24"/>
               </w:rPr>
-              <w:t>SSH / HTTPS, f</w:t>
-            </w:r>
-            <w:r>
-              <w:rPr>
-                <w:rFonts w:ascii="Arial" w:eastAsia="Arial" w:hAnsi="Arial" w:cs="Arial"/>
-                <w:color w:val="000000"/>
-                <w:sz w:val="24"/>
-              </w:rPr>
-              <w:t>olyamatos</w:t>
+              <w:t>SSH / HTTPS, folyamatos</w:t>
             </w:r>
           </w:p>
         </w:tc>
@@ -17683,14 +18325,14 @@
           <w:lang w:eastAsia="hu-HU"/>
         </w:rPr>
       </w:pPr>
-      <w:bookmarkStart w:id="27" w:name="_Toc28"/>
+      <w:bookmarkStart w:id="26" w:name="_Toc28"/>
       <w:r>
         <w:rPr>
           <w:lang w:eastAsia="hu-HU"/>
         </w:rPr>
         <w:t>Jogosultságok</w:t>
       </w:r>
-      <w:bookmarkEnd w:id="27"/>
+      <w:bookmarkEnd w:id="26"/>
     </w:p>
     <w:p>
       <w:pPr>
@@ -17702,13 +18344,7 @@
         <w:rPr>
           <w:lang w:eastAsia="hu-HU"/>
         </w:rPr>
-        <w:t>A jogosults</w:t>
-      </w:r>
-      <w:r>
-        <w:rPr>
-          <w:lang w:eastAsia="hu-HU"/>
-        </w:rPr>
-        <w:t>ág lista megmutatja, hogy mely jogosultságok léteznek a rendszerben. Az adatbázisba való beszúrás során bármikor megadható egy újabb jogosultság.</w:t>
+        <w:t>A jogosultság lista megmutatja, hogy mely jogosultságok léteznek a rendszerben. Az adatbázisba való beszúrás során bármikor megadható egy újabb jogosultság.</w:t>
       </w:r>
     </w:p>
     <w:p>
@@ -17736,13 +18372,7 @@
         <w:rPr>
           <w:lang w:eastAsia="hu-HU"/>
         </w:rPr>
-        <w:t>-ját</w:t>
-      </w:r>
-      <w:r>
-        <w:rPr>
-          <w:lang w:eastAsia="hu-HU"/>
-        </w:rPr>
-        <w:t>.</w:t>
+        <w:t>-ját.</w:t>
       </w:r>
     </w:p>
     <w:tbl>
@@ -18000,7 +18630,6 @@
                 <w:bCs/>
                 <w:lang w:eastAsia="hu-HU"/>
               </w:rPr>
-              <w:lastRenderedPageBreak/>
               <w:t>Workspace:member:removeRole</w:t>
             </w:r>
             <w:proofErr w:type="spellEnd"/>
@@ -18919,6 +19548,7 @@
                 <w:color w:val="FFFFFF" w:themeColor="background1"/>
                 <w:lang w:eastAsia="hu-HU"/>
               </w:rPr>
+              <w:lastRenderedPageBreak/>
               <w:t>ADMIN</w:t>
             </w:r>
           </w:p>
@@ -19174,24 +19804,24 @@
           <w:lang w:eastAsia="hu-HU"/>
         </w:rPr>
       </w:pPr>
-      <w:bookmarkStart w:id="28" w:name="_Toc29"/>
+      <w:bookmarkStart w:id="27" w:name="_Toc29"/>
       <w:r>
         <w:rPr>
           <w:lang w:eastAsia="hu-HU"/>
         </w:rPr>
         <w:t>Felhasználói felület</w:t>
       </w:r>
-      <w:bookmarkEnd w:id="28"/>
+      <w:bookmarkEnd w:id="27"/>
     </w:p>
     <w:p>
       <w:pPr>
         <w:pStyle w:val="Cmsor2"/>
       </w:pPr>
-      <w:bookmarkStart w:id="29" w:name="_Toc30"/>
+      <w:bookmarkStart w:id="28" w:name="_Toc30"/>
       <w:r>
         <w:t>Megjelenés és dizájnelvek</w:t>
       </w:r>
-      <w:bookmarkEnd w:id="29"/>
+      <w:bookmarkEnd w:id="28"/>
     </w:p>
     <w:p>
       <w:pPr>
@@ -19253,13 +19883,7 @@
         <w:rPr>
           <w:lang w:eastAsia="hu-HU"/>
         </w:rPr>
-        <w:t xml:space="preserve">: Kerüljük a felesleges vizuális elemeket és a túlzsúfolt menüket, így a felhasználó azonnal a lényegi </w:t>
-      </w:r>
-      <w:r>
-        <w:rPr>
-          <w:lang w:eastAsia="hu-HU"/>
-        </w:rPr>
-        <w:t>funkciókra (projektek, feladatok, üzenetek) tud összpontosítani.</w:t>
+        <w:t>: Kerüljük a felesleges vizuális elemeket és a túlzsúfolt menüket, így a felhasználó azonnal a lényegi funkciókra (projektek, feladatok, üzenetek) tud összpontosítani.</w:t>
       </w:r>
     </w:p>
     <w:p>
@@ -19279,7 +19903,6 @@
           <w:bCs/>
           <w:lang w:eastAsia="hu-HU"/>
         </w:rPr>
-        <w:lastRenderedPageBreak/>
         <w:t>Egyszerű színpaletta</w:t>
       </w:r>
       <w:r>
@@ -19295,13 +19918,7 @@
         <w:rPr>
           <w:lang w:eastAsia="hu-HU"/>
         </w:rPr>
-        <w:t>Letisztult világos és sötét alapszíneket használunk, amelyeket a felhasználó saját igényeire szabhat. A rendszerben előre definiált színkombinációk közül lehet választan</w:t>
-      </w:r>
-      <w:r>
-        <w:rPr>
-          <w:lang w:eastAsia="hu-HU"/>
-        </w:rPr>
-        <w:t>i, emellett lehetőség van az egyes elemek egyéni módosítására is. A kiemelések (gombok, állapotjelzők, címkék) jól elkülöníthető, vizuálisan nem zavaró színeket kapnak, biztosítva a jó olvashatóságot és az egyéni felhasználói élményt.</w:t>
+        <w:t>Letisztult világos és sötét alapszíneket használunk, amelyeket a felhasználó saját igényeire szabhat. A rendszerben előre definiált színkombinációk közül lehet választani, emellett lehetőség van az egyes elemek egyéni módosítására is. A kiemelések (gombok, állapotjelzők, címkék) jól elkülöníthető, vizuálisan nem zavaró színeket kapnak, biztosítva a jó olvashatóságot és az egyéni felhasználói élményt.</w:t>
       </w:r>
     </w:p>
     <w:p>
@@ -19321,15 +19938,7 @@
           <w:bCs/>
           <w:lang w:eastAsia="hu-HU"/>
         </w:rPr>
-        <w:t>Egyértelmű tipográfia</w:t>
-      </w:r>
-      <w:r>
-        <w:rPr>
-          <w:b/>
-          <w:bCs/>
-          <w:lang w:eastAsia="hu-HU"/>
-        </w:rPr>
-        <w:t xml:space="preserve"> és hierarchia</w:t>
+        <w:t>Egyértelmű tipográfia és hierarchia</w:t>
       </w:r>
       <w:r>
         <w:rPr>
@@ -19371,13 +19980,7 @@
         <w:rPr>
           <w:lang w:eastAsia="hu-HU"/>
         </w:rPr>
-        <w:t>: Az alacsony tanulási görbét támogatva a navigáció intuitív, a felület pedig alkalmazkodik az asztali</w:t>
-      </w:r>
-      <w:r>
-        <w:rPr>
-          <w:lang w:eastAsia="hu-HU"/>
-        </w:rPr>
-        <w:t xml:space="preserve"> és mobil </w:t>
+        <w:t xml:space="preserve">: Az alacsony tanulási görbét támogatva a navigáció intuitív, a felület pedig alkalmazkodik az asztali és mobil </w:t>
       </w:r>
       <w:proofErr w:type="spellStart"/>
       <w:r>
@@ -19401,14 +20004,14 @@
           <w:lang w:eastAsia="hu-HU"/>
         </w:rPr>
       </w:pPr>
-      <w:bookmarkStart w:id="30" w:name="_Toc31"/>
+      <w:bookmarkStart w:id="29" w:name="_Toc31"/>
       <w:r>
         <w:rPr>
           <w:lang w:eastAsia="hu-HU"/>
         </w:rPr>
         <w:t>Üzemeltetés</w:t>
       </w:r>
-      <w:bookmarkEnd w:id="30"/>
+      <w:bookmarkEnd w:id="29"/>
     </w:p>
     <w:p>
       <w:pPr>
@@ -19417,14 +20020,14 @@
           <w:lang w:eastAsia="hu-HU"/>
         </w:rPr>
       </w:pPr>
-      <w:bookmarkStart w:id="31" w:name="_Toc32"/>
+      <w:bookmarkStart w:id="30" w:name="_Toc32"/>
       <w:r>
         <w:rPr>
           <w:lang w:eastAsia="hu-HU"/>
         </w:rPr>
         <w:t>Környezet</w:t>
       </w:r>
-      <w:bookmarkEnd w:id="31"/>
+      <w:bookmarkEnd w:id="30"/>
     </w:p>
     <w:p>
       <w:pPr>
@@ -19436,13 +20039,7 @@
         <w:rPr>
           <w:lang w:eastAsia="hu-HU"/>
         </w:rPr>
-        <w:t xml:space="preserve">Linux VPS szerver a teljes kontroll és elérhetőségért. Költség hatékony és skálázhatóság érdekében választjuk ezt a megoldást. Továbbá kényelmes teszt környezetet biztosít és bármikor üzemel éles </w:t>
-      </w:r>
-      <w:r>
-        <w:rPr>
-          <w:lang w:eastAsia="hu-HU"/>
-        </w:rPr>
-        <w:t>környezetben.</w:t>
+        <w:t>Linux VPS szerver a teljes kontroll és elérhetőségért. Költség hatékony és skálázhatóság érdekében választjuk ezt a megoldást. Továbbá kényelmes teszt környezetet biztosít és bármikor üzemel éles környezetben.</w:t>
       </w:r>
     </w:p>
     <w:p>
@@ -19452,14 +20049,14 @@
           <w:lang w:eastAsia="hu-HU"/>
         </w:rPr>
       </w:pPr>
-      <w:bookmarkStart w:id="32" w:name="_Toc33"/>
+      <w:bookmarkStart w:id="31" w:name="_Toc33"/>
       <w:r>
         <w:rPr>
           <w:lang w:eastAsia="hu-HU"/>
         </w:rPr>
         <w:t>Docker technológia</w:t>
       </w:r>
-      <w:bookmarkEnd w:id="32"/>
+      <w:bookmarkEnd w:id="31"/>
     </w:p>
     <w:p>
       <w:pPr>
@@ -19502,6 +20099,7 @@
         <w:rPr>
           <w:lang w:eastAsia="hu-HU"/>
         </w:rPr>
+        <w:lastRenderedPageBreak/>
         <w:t>Párhuzamos futtatás</w:t>
       </w:r>
     </w:p>
@@ -19538,40 +20136,34 @@
         <w:rPr>
           <w:lang w:eastAsia="hu-HU"/>
         </w:rPr>
-        <w:t>Környezet függetle</w:t>
-      </w:r>
-      <w:r>
-        <w:rPr>
-          <w:lang w:eastAsia="hu-HU"/>
-        </w:rPr>
-        <w:t>n</w:t>
+        <w:t>Környezet független</w:t>
       </w:r>
     </w:p>
     <w:p>
       <w:pPr>
         <w:pStyle w:val="Cmsor1"/>
       </w:pPr>
-      <w:bookmarkStart w:id="33" w:name="_Toc34"/>
+      <w:bookmarkStart w:id="32" w:name="_Toc34"/>
       <w:r>
         <w:rPr>
           <w:lang w:eastAsia="hu-HU"/>
         </w:rPr>
         <w:t xml:space="preserve"> Átadás, minőségbiztosítás és ütemezés</w:t>
       </w:r>
-      <w:bookmarkEnd w:id="33"/>
+      <w:bookmarkEnd w:id="32"/>
     </w:p>
     <w:p>
       <w:pPr>
         <w:pStyle w:val="Cmsor2"/>
       </w:pPr>
-      <w:bookmarkStart w:id="34" w:name="_Toc35"/>
+      <w:bookmarkStart w:id="33" w:name="_Toc35"/>
       <w:r>
         <w:rPr>
           <w:lang w:eastAsia="hu-HU"/>
         </w:rPr>
         <w:t xml:space="preserve"> Mérföldkövek</w:t>
       </w:r>
-      <w:bookmarkEnd w:id="34"/>
+      <w:bookmarkEnd w:id="33"/>
     </w:p>
     <w:tbl>
       <w:tblPr>
@@ -19882,7 +20474,6 @@
                 <w:szCs w:val="26"/>
                 <w:lang w:eastAsia="hu-HU"/>
               </w:rPr>
-              <w:lastRenderedPageBreak/>
               <w:t>M4</w:t>
             </w:r>
           </w:p>
@@ -19916,14 +20507,14 @@
       <w:pPr>
         <w:pStyle w:val="Cmsor2"/>
       </w:pPr>
-      <w:bookmarkStart w:id="35" w:name="_Toc36"/>
+      <w:bookmarkStart w:id="34" w:name="_Toc36"/>
       <w:r>
         <w:rPr>
           <w:lang w:eastAsia="hu-HU"/>
         </w:rPr>
         <w:t xml:space="preserve"> Szállítandók</w:t>
       </w:r>
-      <w:bookmarkEnd w:id="35"/>
+      <w:bookmarkEnd w:id="34"/>
     </w:p>
     <w:tbl>
       <w:tblPr>
@@ -20759,6 +21350,7 @@
                 <w:color w:val="000000"/>
                 <w:sz w:val="24"/>
               </w:rPr>
+              <w:lastRenderedPageBreak/>
               <w:t>Éles rendszer, teljes forráskód átadása</w:t>
             </w:r>
           </w:p>
@@ -20869,21 +21461,21 @@
       <w:pPr>
         <w:pStyle w:val="Cmsor1"/>
       </w:pPr>
-      <w:bookmarkStart w:id="36" w:name="_Toc37"/>
+      <w:bookmarkStart w:id="35" w:name="_Toc37"/>
       <w:r>
         <w:t>Dokumentáció</w:t>
       </w:r>
-      <w:bookmarkEnd w:id="36"/>
+      <w:bookmarkEnd w:id="35"/>
     </w:p>
     <w:p>
       <w:pPr>
         <w:pStyle w:val="Cmsor2"/>
       </w:pPr>
-      <w:bookmarkStart w:id="37" w:name="_Toc38"/>
+      <w:bookmarkStart w:id="36" w:name="_Toc38"/>
       <w:r>
         <w:t xml:space="preserve"> Fejlesztési folyamat és dokumentációs mérföldkövek</w:t>
       </w:r>
-      <w:bookmarkEnd w:id="37"/>
+      <w:bookmarkEnd w:id="36"/>
     </w:p>
     <w:p>
       <w:r>
@@ -20941,7 +21533,6 @@
           <w:b/>
           <w:bCs/>
         </w:rPr>
-        <w:lastRenderedPageBreak/>
         <w:t xml:space="preserve">M2 </w:t>
       </w:r>
       <w:r>
@@ -20961,10 +21552,7 @@
       </w:r>
       <w:proofErr w:type="spellEnd"/>
       <w:r>
-        <w:t xml:space="preserve"> Fram</w:t>
-      </w:r>
-      <w:r>
-        <w:t>ework adatbázis-kapcsolatnak, a JWT hitelesítésnek és az üzleti logikának a megvalósítása.</w:t>
+        <w:t xml:space="preserve"> Framework adatbázis-kapcsolatnak, a JWT hitelesítésnek és az üzleti logikának a megvalósítása.</w:t>
       </w:r>
     </w:p>
     <w:p>
@@ -21007,10 +21595,7 @@
       </w:r>
       <w:proofErr w:type="spellEnd"/>
       <w:r>
-        <w:t>) frontend felület elkészítése, az API végpontok integrációja és az alapvető funkciók tesztkörnyezetbe</w:t>
-      </w:r>
-      <w:r>
-        <w:t xml:space="preserve"> (Docker, VPS) történő telepítése.</w:t>
+        <w:t>) frontend felület elkészítése, az API végpontok integrációja és az alapvető funkciók tesztkörnyezetbe (Docker, VPS) történő telepítése.</w:t>
       </w:r>
     </w:p>
     <w:p>
@@ -21037,10 +21622,7 @@
         <w:pStyle w:val="Cmsor3"/>
       </w:pPr>
       <w:r>
-        <w:t>Tes</w:t>
-      </w:r>
-      <w:r>
-        <w:t>ztelési módszertan és részletesség</w:t>
+        <w:t>Tesztelési módszertan és részletesség</w:t>
       </w:r>
     </w:p>
     <w:p>
@@ -21086,10 +21668,7 @@
       </w:r>
       <w:proofErr w:type="spellStart"/>
       <w:r>
-        <w:t>mockol</w:t>
-      </w:r>
-      <w:r>
-        <w:t>t</w:t>
+        <w:t>mockolt</w:t>
       </w:r>
       <w:proofErr w:type="spellEnd"/>
       <w:r>
@@ -21159,10 +21738,7 @@
       </w:r>
       <w:proofErr w:type="spellEnd"/>
       <w:r>
-        <w:t>-End (E2E) és Manuá</w:t>
-      </w:r>
-      <w:r>
-        <w:t xml:space="preserve">lis UI tesztek: Kézi tesztelés és </w:t>
+        <w:t xml:space="preserve">-End (E2E) és Manuális UI tesztek: Kézi tesztelés és </w:t>
       </w:r>
       <w:proofErr w:type="spellStart"/>
       <w:r>
@@ -21196,6 +21772,7 @@
     </w:p>
     <w:p>
       <w:r>
+        <w:lastRenderedPageBreak/>
         <w:t xml:space="preserve">- Kritikus funkciók (Magas lefedettség): </w:t>
       </w:r>
       <w:proofErr w:type="spellStart"/>
@@ -21204,10 +21781,7 @@
       </w:r>
       <w:proofErr w:type="spellEnd"/>
       <w:r>
-        <w:t xml:space="preserve"> és RBAC 100%-os lefedettsége (</w:t>
-      </w:r>
-      <w:r>
-        <w:t xml:space="preserve">regisztráció, hibás adatok, lejárt </w:t>
+        <w:t xml:space="preserve"> és RBAC 100%-os lefedettsége (regisztráció, hibás adatok, lejárt </w:t>
       </w:r>
       <w:proofErr w:type="spellStart"/>
       <w:r>
@@ -21220,10 +21794,7 @@
     </w:p>
     <w:p>
       <w:r>
-        <w:t>- Általános üzleti logika (Közepes lefedettség): Projektek, feladatok állapotváltásai („Folyamatban”, „Kész”) és naptáresemények te</w:t>
-      </w:r>
-      <w:r>
-        <w:t xml:space="preserve">sztelése happy </w:t>
+        <w:t xml:space="preserve">- Általános üzleti logika (Közepes lefedettség): Projektek, feladatok állapotváltásai („Folyamatban”, „Kész”) és naptáresemények tesztelése happy </w:t>
       </w:r>
       <w:proofErr w:type="spellStart"/>
       <w:r>
@@ -21251,18 +21822,15 @@
       <w:pPr>
         <w:pStyle w:val="Cmsor2"/>
       </w:pPr>
-      <w:bookmarkStart w:id="38" w:name="_Toc39"/>
+      <w:bookmarkStart w:id="37" w:name="_Toc39"/>
       <w:r>
         <w:t xml:space="preserve"> Átadandó dokumentációs elemek</w:t>
       </w:r>
-      <w:bookmarkEnd w:id="38"/>
+      <w:bookmarkEnd w:id="37"/>
     </w:p>
     <w:p>
       <w:r>
-        <w:t>A vizsgá</w:t>
-      </w:r>
-      <w:r>
-        <w:t>ra és az átadásra az alábbi dokumentációk készülnek el:</w:t>
+        <w:t>A vizsgára és az átadásra az alábbi dokumentációk készülnek el:</w:t>
       </w:r>
     </w:p>
     <w:p>
@@ -21300,10 +21868,7 @@
         <w:t>Rendszerdokumentáció:</w:t>
       </w:r>
       <w:r>
-        <w:t xml:space="preserve"> Az architektúra bemutatása, az adatbázis-diagram (ER-diagram), az API vé</w:t>
-      </w:r>
-      <w:r>
-        <w:t>gpontok leírása (</w:t>
+        <w:t xml:space="preserve"> Az architektúra bemutatása, az adatbázis-diagram (ER-diagram), az API végpontok leírása (</w:t>
       </w:r>
       <w:proofErr w:type="spellStart"/>
       <w:r>
@@ -21335,7 +21900,6 @@
           <w:b/>
           <w:bCs/>
         </w:rPr>
-        <w:lastRenderedPageBreak/>
         <w:t>Tesztelési dokumentáció:</w:t>
       </w:r>
       <w:r>
@@ -21358,21 +21922,18 @@
         <w:t xml:space="preserve">Felhasználói és Üzemeltetési kézikönyv: </w:t>
       </w:r>
       <w:r>
-        <w:t>Képernyő</w:t>
-      </w:r>
-      <w:r>
-        <w:t>képekkel illusztrált útmutató a rendszer használatához és a Docker/VPS alapú üzemeltetéshez (M4).</w:t>
+        <w:t>Képernyőképekkel illusztrált útmutató a rendszer használatához és a Docker/VPS alapú üzemeltetéshez (M4).</w:t>
       </w:r>
     </w:p>
     <w:p>
       <w:pPr>
         <w:pStyle w:val="Cmsor1"/>
       </w:pPr>
-      <w:bookmarkStart w:id="39" w:name="_Toc40"/>
+      <w:bookmarkStart w:id="38" w:name="_Toc40"/>
       <w:r>
         <w:t>A projekt értékelése</w:t>
       </w:r>
-      <w:bookmarkEnd w:id="39"/>
+      <w:bookmarkEnd w:id="38"/>
     </w:p>
     <w:p>
       <w:pPr>
@@ -21397,13 +21958,7 @@
         <w:rPr>
           <w:lang w:eastAsia="hu-HU"/>
         </w:rPr>
-        <w:t>: A rendszer sikeresen teljesíti a 2.3 Célunk pontban kitűzött célokat. Az alacsony tanulási görb</w:t>
-      </w:r>
-      <w:r>
-        <w:rPr>
-          <w:lang w:eastAsia="hu-HU"/>
-        </w:rPr>
-        <w:t>e megvalósult a letisztult UI-</w:t>
+        <w:t>: A rendszer sikeresen teljesíti a 2.3 Célunk pontban kitűzött célokat. Az alacsony tanulási görbe megvalósult a letisztult UI-</w:t>
       </w:r>
       <w:proofErr w:type="spellStart"/>
       <w:r>
@@ -21471,13 +22026,7 @@
         <w:rPr>
           <w:lang w:eastAsia="hu-HU"/>
         </w:rPr>
-        <w:t>) kombinációja gyors válaszidőke</w:t>
-      </w:r>
-      <w:r>
-        <w:rPr>
-          <w:lang w:eastAsia="hu-HU"/>
-        </w:rPr>
-        <w:t xml:space="preserve">t biztosít. A JWT alapú hitelesítés és a </w:t>
+        <w:t xml:space="preserve">) kombinációja gyors válaszidőket biztosít. A JWT alapú hitelesítés és a </w:t>
       </w:r>
       <w:proofErr w:type="spellStart"/>
       <w:r>
@@ -21545,13 +22094,7 @@
         <w:rPr>
           <w:lang w:eastAsia="hu-HU"/>
         </w:rPr>
-        <w:t>: A projekt elért a kitűz</w:t>
-      </w:r>
-      <w:r>
-        <w:rPr>
-          <w:lang w:eastAsia="hu-HU"/>
-        </w:rPr>
-        <w:t xml:space="preserve">ött MVP (Minimum </w:t>
+        <w:t xml:space="preserve">: A projekt elért a kitűzött MVP (Minimum </w:t>
       </w:r>
       <w:proofErr w:type="spellStart"/>
       <w:r>
@@ -21603,11 +22146,11 @@
           <w:lang w:eastAsia="hu-HU"/>
         </w:rPr>
       </w:pPr>
-      <w:bookmarkStart w:id="40" w:name="_Toc41"/>
+      <w:bookmarkStart w:id="39" w:name="_Toc41"/>
       <w:r>
         <w:t>Projekt Adatlap</w:t>
       </w:r>
-      <w:bookmarkEnd w:id="40"/>
+      <w:bookmarkEnd w:id="39"/>
     </w:p>
     <w:p>
       <w:pPr>
@@ -21632,16 +22175,8 @@
         <w:rPr>
           <w:lang w:eastAsia="hu-HU"/>
         </w:rPr>
-        <w:t xml:space="preserve">: </w:t>
+        <w:t>: Okligon</w:t>
       </w:r>
-      <w:proofErr w:type="spellStart"/>
-      <w:r>
-        <w:rPr>
-          <w:lang w:eastAsia="hu-HU"/>
-        </w:rPr>
-        <w:t>Okligon</w:t>
-      </w:r>
-      <w:proofErr w:type="spellEnd"/>
     </w:p>
     <w:p>
       <w:pPr>
@@ -21660,19 +22195,14 @@
           <w:bCs/>
           <w:lang w:eastAsia="hu-HU"/>
         </w:rPr>
+        <w:lastRenderedPageBreak/>
         <w:t>Projekt típusa</w:t>
       </w:r>
       <w:r>
         <w:rPr>
           <w:lang w:eastAsia="hu-HU"/>
         </w:rPr>
-        <w:t>: Projek</w:t>
-      </w:r>
-      <w:r>
-        <w:rPr>
-          <w:lang w:eastAsia="hu-HU"/>
-        </w:rPr>
-        <w:t>tmenedzsment Alkalmazás</w:t>
+        <w:t>: Projektmenedzsment Alkalmazás</w:t>
       </w:r>
     </w:p>
     <w:p>
@@ -21792,7 +22322,7 @@
             <w:noProof/>
           </w:rPr>
           <mc:AlternateContent>
-            <mc:Choice Requires="wpg">
+            <mc:Choice Requires="wps">
               <w:drawing>
                 <wp:anchor distT="0" distB="0" distL="114300" distR="114300" simplePos="0" relativeHeight="251660288" behindDoc="0" locked="0" layoutInCell="1" allowOverlap="1" wp14:anchorId="7F2E766B" wp14:editId="3481F5FC">
                   <wp:simplePos x="0" y="0"/>
@@ -21876,38 +22406,52 @@
                 </wp:anchor>
               </w:drawing>
             </mc:Choice>
-            <mc:Fallback xmlns:a="http://schemas.openxmlformats.org/drawingml/2006/main">
+            <mc:Fallback>
               <w:pict>
-                <v:shape id="shape 1" o:spid="_x0000_s1" o:spt="185" type="#_x0000_t185" style="position:absolute;z-index:251660288;o:allowoverlap:true;o:allowincell:true;mso-position-horizontal-relative:margin;mso-position-horizontal:center;mso-position-vertical-relative:bottom-margin-area;mso-position-vertical:center;width:43.45pt;height:18.80pt;mso-wrap-distance-left:9.00pt;mso-wrap-distance-top:0.00pt;mso-wrap-distance-right:9.00pt;mso-wrap-distance-bottom:0.00pt;v-text-anchor:top;visibility:visible;" fillcolor="#FFFFFF" strokecolor="#808080" strokeweight="2.25pt">
-                  <v:textbox inset="0,0,0,0">
+                <v:shapetype w14:anchorId="7F2E766B" id="_x0000_t185" coordsize="21600,21600" o:spt="185" adj="3600" path="m@0,nfqx0@0l0@2qy@0,21600em@1,nfqx21600@0l21600@2qy@1,21600em@0,nsqx0@0l0@2qy@0,21600l@1,21600qx21600@2l21600@0qy@1,xe" filled="f">
+                  <v:formulas>
+                    <v:f eqn="val #0"/>
+                    <v:f eqn="sum width 0 #0"/>
+                    <v:f eqn="sum height 0 #0"/>
+                    <v:f eqn="prod @0 2929 10000"/>
+                    <v:f eqn="sum width 0 @3"/>
+                    <v:f eqn="sum height 0 @3"/>
+                    <v:f eqn="val width"/>
+                    <v:f eqn="val height"/>
+                    <v:f eqn="prod width 1 2"/>
+                    <v:f eqn="prod height 1 2"/>
+                  </v:formulas>
+                  <v:path o:extrusionok="f" gradientshapeok="t" limo="10800,10800" o:connecttype="custom" o:connectlocs="@8,0;0,@9;@8,@7;@6,@9" textboxrect="@3,@3,@4,@5"/>
+                  <v:handles>
+                    <v:h position="#0,topLeft" switch="" xrange="0,10800"/>
+                  </v:handles>
+                </v:shapetype>
+                <v:shape id="Nagy zárójel 2" o:spid="_x0000_s1026" type="#_x0000_t185" style="position:absolute;margin-left:0;margin-top:0;width:43.45pt;height:18.8pt;z-index:251660288;visibility:visible;mso-wrap-style:square;mso-width-percent:100;mso-height-percent:0;mso-wrap-distance-left:9pt;mso-wrap-distance-top:0;mso-wrap-distance-right:9pt;mso-wrap-distance-bottom:0;mso-position-horizontal:center;mso-position-horizontal-relative:margin;mso-position-vertical:center;mso-position-vertical-relative:bottom-margin-area;mso-width-percent:100;mso-height-percent:0;mso-width-relative:margin;mso-height-relative:bottom-margin-area;v-text-anchor:top" o:gfxdata="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" filled="t" strokecolor="gray" strokeweight="2.25pt">
+                  <v:textbox inset=",0,,0">
                     <w:txbxContent>
                       <w:p>
                         <w:pPr>
-                          <w:pBdr/>
-                          <w:spacing/>
-                          <w:ind/>
                           <w:jc w:val="center"/>
-                          <w:rPr/>
                         </w:pPr>
                         <w:r>
                           <w:fldChar w:fldCharType="begin"/>
                         </w:r>
                         <w:r>
-                          <w:instrText xml:space="preserve">PAGE    \* MERGEFORMAT</w:instrText>
+                          <w:instrText>PAGE    \* MERGEFORMAT</w:instrText>
                         </w:r>
                         <w:r>
                           <w:fldChar w:fldCharType="separate"/>
                         </w:r>
                         <w:r>
-                          <w:t xml:space="preserve">2</w:t>
+                          <w:t>2</w:t>
                         </w:r>
                         <w:r>
                           <w:fldChar w:fldCharType="end"/>
                         </w:r>
-                        <w:r/>
                       </w:p>
                     </w:txbxContent>
                   </v:textbox>
+                  <w10:wrap anchorx="margin" anchory="margin"/>
                 </v:shape>
               </w:pict>
             </mc:Fallback>
@@ -22099,14 +22643,7 @@
     </w:r>
     <w:r>
       <w:tab/>
-    </w:r>
-    <w:proofErr w:type="spellStart"/>
-    <w:r>
-      <w:t>Okligon</w:t>
-    </w:r>
-    <w:proofErr w:type="spellEnd"/>
-    <w:r>
-      <w:t xml:space="preserve"> specifikáció</w:t>
+      <w:t>Okligon specifikáció</w:t>
     </w:r>
   </w:p>
   <w:p>
@@ -25526,7 +26063,7 @@
     <w:lsdException w:name="Table Web 2" w:semiHidden="1" w:unhideWhenUsed="1"/>
     <w:lsdException w:name="Table Web 3" w:semiHidden="1" w:unhideWhenUsed="1"/>
     <w:lsdException w:name="Balloon Text" w:semiHidden="1" w:unhideWhenUsed="1"/>
-    <w:lsdException w:name="Table Grid" w:semiHidden="1" w:uiPriority="59" w:unhideWhenUsed="1"/>
+    <w:lsdException w:name="Table Grid" w:uiPriority="59"/>
     <w:lsdException w:name="Table Theme" w:semiHidden="1" w:unhideWhenUsed="1"/>
     <w:lsdException w:name="Placeholder Text" w:semiHidden="1"/>
     <w:lsdException w:name="No Spacing" w:uiPriority="1" w:qFormat="1"/>
@@ -37688,6 +38225,19 @@
       </w:tblBorders>
     </w:tblPr>
   </w:style>
+  <w:style w:type="character" w:styleId="HTML-kd">
+    <w:name w:val="HTML Code"/>
+    <w:basedOn w:val="Bekezdsalapbettpusa"/>
+    <w:uiPriority w:val="99"/>
+    <w:semiHidden/>
+    <w:unhideWhenUsed/>
+    <w:rsid w:val="00732FE2"/>
+    <w:rPr>
+      <w:rFonts w:ascii="Courier New" w:eastAsia="Times New Roman" w:hAnsi="Courier New" w:cs="Courier New"/>
+      <w:sz w:val="20"/>
+      <w:szCs w:val="20"/>
+    </w:rPr>
+  </w:style>
 </w:styles>
 </file>
 

--- a/docs/Okligon_Specifikáció_kész.docx
+++ b/docs/Okligon_Specifikáció_kész.docx
@@ -20,7 +20,7 @@
     <w:p>
       <w:pPr>
         <w:pStyle w:val="Alcm"/>
-        <w:spacing w:after="10000"/>
+        <w:spacing w:after="7200"/>
         <w:rPr>
           <w:lang w:eastAsia="hu-HU"/>
         </w:rPr>
@@ -112,6 +112,19 @@
         <w:t>Projektfeladat-specifikáció</w:t>
       </w:r>
     </w:p>
+    <w:p>
+      <w:pPr>
+        <w:rPr>
+          <w:lang w:eastAsia="hu-HU"/>
+        </w:rPr>
+      </w:pPr>
+      <w:r>
+        <w:rPr>
+          <w:lang w:eastAsia="hu-HU"/>
+        </w:rPr>
+        <w:t>Készítette: Kecskeméti Milán, Tóth Marcel Dániel</w:t>
+      </w:r>
+    </w:p>
     <w:sdt>
       <w:sdtPr>
         <w:rPr>
@@ -4441,11 +4454,19 @@
           <w:lang w:eastAsia="hu-HU"/>
         </w:rPr>
       </w:pPr>
+      <w:proofErr w:type="spellStart"/>
       <w:r>
         <w:rPr>
           <w:lang w:eastAsia="hu-HU"/>
         </w:rPr>
-        <w:t>Admin felület</w:t>
+        <w:t>Admin</w:t>
+      </w:r>
+      <w:proofErr w:type="spellEnd"/>
+      <w:r>
+        <w:rPr>
+          <w:lang w:eastAsia="hu-HU"/>
+        </w:rPr>
+        <w:t xml:space="preserve"> felület</w:t>
       </w:r>
     </w:p>
     <w:p>
@@ -4669,9 +4690,19 @@
             <w:pPr>
               <w:spacing w:after="480"/>
             </w:pPr>
-            <w:r>
-              <w:t>Role-Based Access Control</w:t>
-            </w:r>
+            <w:proofErr w:type="spellStart"/>
+            <w:r>
+              <w:t>Role-Based</w:t>
+            </w:r>
+            <w:proofErr w:type="spellEnd"/>
+            <w:r>
+              <w:t xml:space="preserve"> Access </w:t>
+            </w:r>
+            <w:proofErr w:type="spellStart"/>
+            <w:r>
+              <w:t>Control</w:t>
+            </w:r>
+            <w:proofErr w:type="spellEnd"/>
           </w:p>
         </w:tc>
         <w:tc>
@@ -4704,6 +4735,7 @@
             <w:pPr>
               <w:spacing w:after="480"/>
             </w:pPr>
+            <w:proofErr w:type="spellStart"/>
             <w:r>
               <w:rPr>
                 <w:b/>
@@ -4711,6 +4743,7 @@
               </w:rPr>
               <w:t>Admin</w:t>
             </w:r>
+            <w:proofErr w:type="spellEnd"/>
           </w:p>
         </w:tc>
         <w:tc>
@@ -4775,8 +4808,13 @@
             <w:pPr>
               <w:spacing w:after="480"/>
             </w:pPr>
-            <w:r>
-              <w:t>Label System</w:t>
+            <w:proofErr w:type="spellStart"/>
+            <w:r>
+              <w:t>Label</w:t>
+            </w:r>
+            <w:proofErr w:type="spellEnd"/>
+            <w:r>
+              <w:t xml:space="preserve"> System</w:t>
             </w:r>
           </w:p>
         </w:tc>
@@ -4810,12 +4848,21 @@
             <w:pPr>
               <w:spacing w:after="480"/>
             </w:pPr>
+            <w:proofErr w:type="spellStart"/>
             <w:r>
               <w:rPr>
                 <w:b/>
                 <w:bCs/>
               </w:rPr>
-              <w:t>Shadow szerepkör</w:t>
+              <w:t>Shadow</w:t>
+            </w:r>
+            <w:proofErr w:type="spellEnd"/>
+            <w:r>
+              <w:rPr>
+                <w:b/>
+                <w:bCs/>
+              </w:rPr>
+              <w:t xml:space="preserve"> szerepkör</w:t>
             </w:r>
           </w:p>
         </w:tc>
@@ -4828,9 +4875,19 @@
             <w:pPr>
               <w:spacing w:after="480"/>
             </w:pPr>
-            <w:r>
-              <w:t>Shadow Role</w:t>
-            </w:r>
+            <w:proofErr w:type="spellStart"/>
+            <w:r>
+              <w:t>Shadow</w:t>
+            </w:r>
+            <w:proofErr w:type="spellEnd"/>
+            <w:r>
+              <w:t xml:space="preserve"> </w:t>
+            </w:r>
+            <w:proofErr w:type="spellStart"/>
+            <w:r>
+              <w:t>Role</w:t>
+            </w:r>
+            <w:proofErr w:type="spellEnd"/>
           </w:p>
         </w:tc>
         <w:tc>
@@ -4882,8 +4939,13 @@
               <w:spacing w:after="480"/>
             </w:pPr>
             <w:r>
-              <w:t>JSON Web Token</w:t>
-            </w:r>
+              <w:t xml:space="preserve">JSON Web </w:t>
+            </w:r>
+            <w:proofErr w:type="spellStart"/>
+            <w:r>
+              <w:t>Token</w:t>
+            </w:r>
+            <w:proofErr w:type="spellEnd"/>
           </w:p>
         </w:tc>
         <w:tc>
@@ -4896,7 +4958,23 @@
               <w:spacing w:after="480"/>
             </w:pPr>
             <w:r>
-              <w:t xml:space="preserve">Biztonságos, kisméretű, állapotmentes (Stateless) azonosító token a felhasználói munkamenetek hitelesítésére. </w:t>
+              <w:t>Biztonságos, kisméretű, állapotmentes (</w:t>
+            </w:r>
+            <w:proofErr w:type="spellStart"/>
+            <w:r>
+              <w:t>Stateless</w:t>
+            </w:r>
+            <w:proofErr w:type="spellEnd"/>
+            <w:r>
+              <w:t xml:space="preserve">) azonosító </w:t>
+            </w:r>
+            <w:proofErr w:type="spellStart"/>
+            <w:r>
+              <w:t>token</w:t>
+            </w:r>
+            <w:proofErr w:type="spellEnd"/>
+            <w:r>
+              <w:t xml:space="preserve"> a felhasználói munkamenetek hitelesítésére. </w:t>
             </w:r>
           </w:p>
           <w:p>
@@ -4934,9 +5012,19 @@
             <w:pPr>
               <w:spacing w:after="480"/>
             </w:pPr>
-            <w:r>
-              <w:t>Object-Relational Mapping</w:t>
-            </w:r>
+            <w:proofErr w:type="spellStart"/>
+            <w:r>
+              <w:t>Object-Relational</w:t>
+            </w:r>
+            <w:proofErr w:type="spellEnd"/>
+            <w:r>
+              <w:t xml:space="preserve"> </w:t>
+            </w:r>
+            <w:proofErr w:type="spellStart"/>
+            <w:r>
+              <w:t>Mapping</w:t>
+            </w:r>
+            <w:proofErr w:type="spellEnd"/>
           </w:p>
         </w:tc>
         <w:tc>
@@ -4949,7 +5037,23 @@
               <w:spacing w:after="480"/>
             </w:pPr>
             <w:r>
-              <w:t xml:space="preserve">Adatbázis-kezelő technológia (Entity Framework Core), amely az adatbázis-táblákat objektumokká képezi le a kód szintjén. </w:t>
+              <w:t>Adatbázis-kezelő technológia (</w:t>
+            </w:r>
+            <w:proofErr w:type="spellStart"/>
+            <w:r>
+              <w:t>Entity</w:t>
+            </w:r>
+            <w:proofErr w:type="spellEnd"/>
+            <w:r>
+              <w:t xml:space="preserve"> Framework </w:t>
+            </w:r>
+            <w:proofErr w:type="spellStart"/>
+            <w:r>
+              <w:t>Core</w:t>
+            </w:r>
+            <w:proofErr w:type="spellEnd"/>
+            <w:r>
+              <w:t xml:space="preserve">), amely az adatbázis-táblákat objektumokká képezi le a kód szintjén. </w:t>
             </w:r>
           </w:p>
           <w:p>
@@ -4987,9 +5091,27 @@
             <w:pPr>
               <w:spacing w:after="480"/>
             </w:pPr>
-            <w:r>
-              <w:t>Application Programming Interface</w:t>
-            </w:r>
+            <w:proofErr w:type="spellStart"/>
+            <w:r>
+              <w:t>Application</w:t>
+            </w:r>
+            <w:proofErr w:type="spellEnd"/>
+            <w:r>
+              <w:t xml:space="preserve"> </w:t>
+            </w:r>
+            <w:proofErr w:type="spellStart"/>
+            <w:r>
+              <w:t>Programming</w:t>
+            </w:r>
+            <w:proofErr w:type="spellEnd"/>
+            <w:r>
+              <w:t xml:space="preserve"> </w:t>
+            </w:r>
+            <w:proofErr w:type="spellStart"/>
+            <w:r>
+              <w:t>Interface</w:t>
+            </w:r>
+            <w:proofErr w:type="spellEnd"/>
           </w:p>
         </w:tc>
         <w:tc>
@@ -5002,7 +5124,15 @@
               <w:spacing w:after="480"/>
             </w:pPr>
             <w:r>
-              <w:t xml:space="preserve">Alkalmazásprogramozási felület, amely biztosítja a React frontend és a C# backend közötti adatkommunikációt. </w:t>
+              <w:t xml:space="preserve">Alkalmazásprogramozási felület, amely biztosítja a </w:t>
+            </w:r>
+            <w:proofErr w:type="spellStart"/>
+            <w:r>
+              <w:t>React</w:t>
+            </w:r>
+            <w:proofErr w:type="spellEnd"/>
+            <w:r>
+              <w:t xml:space="preserve"> frontend és a C# backend közötti adatkommunikációt. </w:t>
             </w:r>
           </w:p>
           <w:p>
@@ -5041,9 +5171,27 @@
             <w:pPr>
               <w:spacing w:after="480"/>
             </w:pPr>
-            <w:r>
-              <w:t>Representational State Transfer</w:t>
-            </w:r>
+            <w:proofErr w:type="spellStart"/>
+            <w:r>
+              <w:t>Representational</w:t>
+            </w:r>
+            <w:proofErr w:type="spellEnd"/>
+            <w:r>
+              <w:t xml:space="preserve"> </w:t>
+            </w:r>
+            <w:proofErr w:type="spellStart"/>
+            <w:r>
+              <w:t>State</w:t>
+            </w:r>
+            <w:proofErr w:type="spellEnd"/>
+            <w:r>
+              <w:t xml:space="preserve"> </w:t>
+            </w:r>
+            <w:proofErr w:type="spellStart"/>
+            <w:r>
+              <w:t>Transfer</w:t>
+            </w:r>
+            <w:proofErr w:type="spellEnd"/>
           </w:p>
         </w:tc>
         <w:tc>
@@ -5094,8 +5242,21 @@
             <w:pPr>
               <w:spacing w:after="480"/>
             </w:pPr>
-            <w:r>
-              <w:t>Virtual Private Server</w:t>
+            <w:proofErr w:type="spellStart"/>
+            <w:r>
+              <w:t>Virtual</w:t>
+            </w:r>
+            <w:proofErr w:type="spellEnd"/>
+            <w:r>
+              <w:t xml:space="preserve"> </w:t>
+            </w:r>
+            <w:proofErr w:type="spellStart"/>
+            <w:r>
+              <w:t>Private</w:t>
+            </w:r>
+            <w:proofErr w:type="spellEnd"/>
+            <w:r>
+              <w:t xml:space="preserve"> Server</w:t>
             </w:r>
           </w:p>
         </w:tc>
@@ -5148,8 +5309,13 @@
               <w:spacing w:after="480"/>
             </w:pPr>
             <w:r>
-              <w:t>Docker Container</w:t>
-            </w:r>
+              <w:t xml:space="preserve">Docker </w:t>
+            </w:r>
+            <w:proofErr w:type="spellStart"/>
+            <w:r>
+              <w:t>Container</w:t>
+            </w:r>
+            <w:proofErr w:type="spellEnd"/>
           </w:p>
         </w:tc>
         <w:tc>
@@ -5161,8 +5327,13 @@
             <w:pPr>
               <w:spacing w:after="480"/>
             </w:pPr>
-            <w:r>
-              <w:t xml:space="preserve">Konténerizációs technológia, amely lehetővé teszi az alkalmazás-összetevők izolált és hordozható futtatását. </w:t>
+            <w:proofErr w:type="spellStart"/>
+            <w:r>
+              <w:t>Konténerizációs</w:t>
+            </w:r>
+            <w:proofErr w:type="spellEnd"/>
+            <w:r>
+              <w:t xml:space="preserve"> technológia, amely lehetővé teszi az alkalmazás-összetevők izolált és hordozható futtatását. </w:t>
             </w:r>
           </w:p>
           <w:p>
@@ -5201,8 +5372,21 @@
               <w:spacing w:after="480"/>
             </w:pPr>
             <w:r>
-              <w:t>Web Application Firewall</w:t>
-            </w:r>
+              <w:t xml:space="preserve">Web </w:t>
+            </w:r>
+            <w:proofErr w:type="spellStart"/>
+            <w:r>
+              <w:t>Application</w:t>
+            </w:r>
+            <w:proofErr w:type="spellEnd"/>
+            <w:r>
+              <w:t xml:space="preserve"> </w:t>
+            </w:r>
+            <w:proofErr w:type="spellStart"/>
+            <w:r>
+              <w:t>Firewall</w:t>
+            </w:r>
+            <w:proofErr w:type="spellEnd"/>
           </w:p>
         </w:tc>
         <w:tc>
@@ -5215,7 +5399,15 @@
               <w:spacing w:after="480"/>
             </w:pPr>
             <w:r>
-              <w:t xml:space="preserve">Webalkalmazási tűzfal (Cloudflare), amely megszűri a kártékony HTTP/HTTPS forgalmat a szerver előtt. </w:t>
+              <w:t>Webalkalmazási tűzfal (</w:t>
+            </w:r>
+            <w:proofErr w:type="spellStart"/>
+            <w:r>
+              <w:t>Cloudflare</w:t>
+            </w:r>
+            <w:proofErr w:type="spellEnd"/>
+            <w:r>
+              <w:t xml:space="preserve">), amely megszűri a kártékony HTTP/HTTPS forgalmat a szerver előtt. </w:t>
             </w:r>
           </w:p>
           <w:p>
@@ -5235,6 +5427,7 @@
             <w:pPr>
               <w:spacing w:after="480"/>
             </w:pPr>
+            <w:proofErr w:type="spellStart"/>
             <w:r>
               <w:rPr>
                 <w:b/>
@@ -5242,6 +5435,7 @@
               </w:rPr>
               <w:t>DDoS</w:t>
             </w:r>
+            <w:proofErr w:type="spellEnd"/>
           </w:p>
         </w:tc>
         <w:tc>
@@ -5253,8 +5447,21 @@
             <w:pPr>
               <w:spacing w:after="480"/>
             </w:pPr>
-            <w:r>
-              <w:t>Distributed Denial of Service</w:t>
+            <w:proofErr w:type="spellStart"/>
+            <w:r>
+              <w:t>Distributed</w:t>
+            </w:r>
+            <w:proofErr w:type="spellEnd"/>
+            <w:r>
+              <w:t xml:space="preserve"> </w:t>
+            </w:r>
+            <w:proofErr w:type="spellStart"/>
+            <w:r>
+              <w:t>Denial</w:t>
+            </w:r>
+            <w:proofErr w:type="spellEnd"/>
+            <w:r>
+              <w:t xml:space="preserve"> of Service</w:t>
             </w:r>
           </w:p>
         </w:tc>
@@ -5288,6 +5495,7 @@
             <w:pPr>
               <w:spacing w:after="480"/>
             </w:pPr>
+            <w:proofErr w:type="spellStart"/>
             <w:r>
               <w:rPr>
                 <w:b/>
@@ -5295,6 +5503,7 @@
               </w:rPr>
               <w:t>SQLi</w:t>
             </w:r>
+            <w:proofErr w:type="spellEnd"/>
           </w:p>
         </w:tc>
         <w:tc>
@@ -5307,8 +5516,13 @@
               <w:spacing w:after="480"/>
             </w:pPr>
             <w:r>
-              <w:t>SQL Injection</w:t>
-            </w:r>
+              <w:t xml:space="preserve">SQL </w:t>
+            </w:r>
+            <w:proofErr w:type="spellStart"/>
+            <w:r>
+              <w:t>Injection</w:t>
+            </w:r>
+            <w:proofErr w:type="spellEnd"/>
           </w:p>
         </w:tc>
         <w:tc>
@@ -5321,7 +5535,23 @@
               <w:spacing w:after="480"/>
             </w:pPr>
             <w:r>
-              <w:t xml:space="preserve">Adatbázis elleni kódinjektálási támadás, amelyet az Entity Framework Core paraméterezett lekérdezései védenek ki. </w:t>
+              <w:t xml:space="preserve">Adatbázis elleni kódinjektálási támadás, amelyet az </w:t>
+            </w:r>
+            <w:proofErr w:type="spellStart"/>
+            <w:r>
+              <w:t>Entity</w:t>
+            </w:r>
+            <w:proofErr w:type="spellEnd"/>
+            <w:r>
+              <w:t xml:space="preserve"> Framework </w:t>
+            </w:r>
+            <w:proofErr w:type="spellStart"/>
+            <w:r>
+              <w:t>Core</w:t>
+            </w:r>
+            <w:proofErr w:type="spellEnd"/>
+            <w:r>
+              <w:t xml:space="preserve"> paraméterezett lekérdezései védenek ki. </w:t>
             </w:r>
           </w:p>
           <w:p>
@@ -5359,8 +5589,13 @@
             <w:pPr>
               <w:spacing w:after="480"/>
             </w:pPr>
-            <w:r>
-              <w:t>Cross-Site Scripting</w:t>
+            <w:proofErr w:type="spellStart"/>
+            <w:r>
+              <w:t>Cross</w:t>
+            </w:r>
+            <w:proofErr w:type="spellEnd"/>
+            <w:r>
+              <w:t>-Site Scripting</w:t>
             </w:r>
           </w:p>
         </w:tc>
@@ -5374,7 +5609,31 @@
               <w:spacing w:after="480"/>
             </w:pPr>
             <w:r>
-              <w:t xml:space="preserve">Kliensoldali szkriptbefecskendezéses támadás, amely ellen a React beépített sanitization védelmet nyújt. </w:t>
+              <w:t xml:space="preserve">Kliensoldali </w:t>
+            </w:r>
+            <w:proofErr w:type="spellStart"/>
+            <w:r>
+              <w:t>szkriptbefecskendezéses</w:t>
+            </w:r>
+            <w:proofErr w:type="spellEnd"/>
+            <w:r>
+              <w:t xml:space="preserve"> támadás, amely ellen a </w:t>
+            </w:r>
+            <w:proofErr w:type="spellStart"/>
+            <w:r>
+              <w:t>React</w:t>
+            </w:r>
+            <w:proofErr w:type="spellEnd"/>
+            <w:r>
+              <w:t xml:space="preserve"> beépített </w:t>
+            </w:r>
+            <w:proofErr w:type="spellStart"/>
+            <w:r>
+              <w:t>sanitization</w:t>
+            </w:r>
+            <w:proofErr w:type="spellEnd"/>
+            <w:r>
+              <w:t xml:space="preserve"> védelmet nyújt. </w:t>
             </w:r>
           </w:p>
           <w:p>
@@ -5412,9 +5671,27 @@
             <w:pPr>
               <w:spacing w:after="480"/>
             </w:pPr>
-            <w:r>
-              <w:t>Cross-Site Request Forgery</w:t>
-            </w:r>
+            <w:proofErr w:type="spellStart"/>
+            <w:r>
+              <w:t>Cross</w:t>
+            </w:r>
+            <w:proofErr w:type="spellEnd"/>
+            <w:r>
+              <w:t xml:space="preserve">-Site </w:t>
+            </w:r>
+            <w:proofErr w:type="spellStart"/>
+            <w:r>
+              <w:t>Request</w:t>
+            </w:r>
+            <w:proofErr w:type="spellEnd"/>
+            <w:r>
+              <w:t xml:space="preserve"> </w:t>
+            </w:r>
+            <w:proofErr w:type="spellStart"/>
+            <w:r>
+              <w:t>Forgery</w:t>
+            </w:r>
+            <w:proofErr w:type="spellEnd"/>
           </w:p>
         </w:tc>
         <w:tc>
@@ -5447,6 +5724,7 @@
             <w:pPr>
               <w:spacing w:after="480"/>
             </w:pPr>
+            <w:proofErr w:type="spellStart"/>
             <w:r>
               <w:rPr>
                 <w:b/>
@@ -5454,6 +5732,7 @@
               </w:rPr>
               <w:t>Soft-Delete</w:t>
             </w:r>
+            <w:proofErr w:type="spellEnd"/>
           </w:p>
         </w:tc>
         <w:tc>
@@ -5465,9 +5744,19 @@
             <w:pPr>
               <w:spacing w:after="480"/>
             </w:pPr>
-            <w:r>
-              <w:t>Soft Deletion</w:t>
-            </w:r>
+            <w:proofErr w:type="spellStart"/>
+            <w:r>
+              <w:t>Soft</w:t>
+            </w:r>
+            <w:proofErr w:type="spellEnd"/>
+            <w:r>
+              <w:t xml:space="preserve"> </w:t>
+            </w:r>
+            <w:proofErr w:type="spellStart"/>
+            <w:r>
+              <w:t>Deletion</w:t>
+            </w:r>
+            <w:proofErr w:type="spellEnd"/>
           </w:p>
         </w:tc>
         <w:tc>
@@ -5519,8 +5808,21 @@
               <w:spacing w:after="480"/>
             </w:pPr>
             <w:r>
-              <w:t>Minimum Viable Product</w:t>
-            </w:r>
+              <w:t xml:space="preserve">Minimum </w:t>
+            </w:r>
+            <w:proofErr w:type="spellStart"/>
+            <w:r>
+              <w:t>Viable</w:t>
+            </w:r>
+            <w:proofErr w:type="spellEnd"/>
+            <w:r>
+              <w:t xml:space="preserve"> </w:t>
+            </w:r>
+            <w:proofErr w:type="spellStart"/>
+            <w:r>
+              <w:t>Product</w:t>
+            </w:r>
+            <w:proofErr w:type="spellEnd"/>
           </w:p>
         </w:tc>
         <w:tc>
@@ -6106,7 +6408,23 @@
                 <w:szCs w:val="26"/>
                 <w:lang w:eastAsia="hu-HU"/>
               </w:rPr>
-              <w:t>Projekt kezelése, feladatok megszabása, tárhely kezelée</w:t>
+              <w:t>Projekt kezelése, feladatok megszabása, tárhely kezelé</w:t>
+            </w:r>
+            <w:r>
+              <w:rPr>
+                <w:color w:val="000000" w:themeColor="text1"/>
+                <w:szCs w:val="26"/>
+                <w:lang w:eastAsia="hu-HU"/>
+              </w:rPr>
+              <w:t>s</w:t>
+            </w:r>
+            <w:r>
+              <w:rPr>
+                <w:color w:val="000000" w:themeColor="text1"/>
+                <w:szCs w:val="26"/>
+                <w:lang w:eastAsia="hu-HU"/>
+              </w:rPr>
+              <w:t>e</w:t>
             </w:r>
           </w:p>
         </w:tc>
@@ -6402,7 +6720,21 @@
         <w:rPr>
           <w:lang w:eastAsia="hu-HU"/>
         </w:rPr>
-        <w:t xml:space="preserve">Bence egy kisebb fejlesztőcsapat tagja, és naponta több projekten is dolgozik. Az Okligont elsősorban a feladatainak követésére, a határidők figyelésére és a csapattagokkal való kommunikációra használja. Fontos számára, hogy gyorsan </w:t>
+        <w:t xml:space="preserve">Bence egy kisebb fejlesztőcsapat tagja, és naponta több projekten is dolgozik. Az </w:t>
+      </w:r>
+      <w:proofErr w:type="spellStart"/>
+      <w:r>
+        <w:rPr>
+          <w:lang w:eastAsia="hu-HU"/>
+        </w:rPr>
+        <w:t>Okligont</w:t>
+      </w:r>
+      <w:proofErr w:type="spellEnd"/>
+      <w:r>
+        <w:rPr>
+          <w:lang w:eastAsia="hu-HU"/>
+        </w:rPr>
+        <w:t xml:space="preserve"> elsősorban a feladatainak követésére, a határidők figyelésére és a csapattagokkal való kommunikációra használja. Fontos számára, hogy gyorsan </w:t>
       </w:r>
       <w:r>
         <w:rPr>
@@ -6456,7 +6788,21 @@
         <w:rPr>
           <w:lang w:eastAsia="hu-HU"/>
         </w:rPr>
-        <w:t>Gábor egy kisebb fejlesztőcsapat projektvezetője, ezért több projekt és munkaterület működését is koordinálja. Az Okligont projektek létrehozására, feladatok kiosztására, határidők beállítására és a csapattagok jogosultságainak kezelésére használja. Fontos számára, hogy egy helyen lássa a projektek állapotát, valamint szabályozni tudja, hogy az egyes munkatársak mely fájlokhoz és mappákhoz férhetnek hozzá. Gyakran módosítja a projektek beállításait, szerepköröket oszt ki, és címkékkel kezeli a tárhely hozzáféréseit.</w:t>
+        <w:t xml:space="preserve">Gábor egy kisebb fejlesztőcsapat projektvezetője, ezért több projekt és munkaterület működését is koordinálja. Az </w:t>
+      </w:r>
+      <w:proofErr w:type="spellStart"/>
+      <w:r>
+        <w:rPr>
+          <w:lang w:eastAsia="hu-HU"/>
+        </w:rPr>
+        <w:t>Okligont</w:t>
+      </w:r>
+      <w:proofErr w:type="spellEnd"/>
+      <w:r>
+        <w:rPr>
+          <w:lang w:eastAsia="hu-HU"/>
+        </w:rPr>
+        <w:t xml:space="preserve"> projektek létrehozására, feladatok kiosztására, határidők beállítására és a csapattagok jogosultságainak kezelésére használja. Fontos számára, hogy egy helyen lássa a projektek állapotát, valamint szabályozni tudja, hogy az egyes munkatársak mely fájlokhoz és mappákhoz férhetnek hozzá. Gyakran módosítja a projektek beállításait, szerepköröket oszt ki, és címkékkel kezeli a tárhely hozzáféréseit.</w:t>
       </w:r>
     </w:p>
     <w:p>
@@ -7448,8 +7794,17 @@
                 <w:color w:val="000000" w:themeColor="text1"/>
                 <w:lang w:eastAsia="hu-HU"/>
               </w:rPr>
-              <w:t>A projektek/munkaterületek archiválása, nem torzítják az aktív nézetet, de bármikor visszakereshetők, exportálhatók vagy újraaktiválhatók</w:t>
-            </w:r>
+              <w:t xml:space="preserve">A projektek/munkaterületek archiválása, nem torzítják az aktív nézetet, de bármikor visszakereshetők, exportálhatók vagy </w:t>
+            </w:r>
+            <w:proofErr w:type="spellStart"/>
+            <w:r>
+              <w:rPr>
+                <w:color w:val="000000" w:themeColor="text1"/>
+                <w:lang w:eastAsia="hu-HU"/>
+              </w:rPr>
+              <w:t>újraaktiválhatók</w:t>
+            </w:r>
+            <w:proofErr w:type="spellEnd"/>
           </w:p>
         </w:tc>
         <w:tc>
@@ -8727,6 +9082,7 @@
                 <w:lang w:eastAsia="hu-HU"/>
               </w:rPr>
             </w:pPr>
+            <w:proofErr w:type="spellStart"/>
             <w:r>
               <w:rPr>
                 <w:color w:val="000000" w:themeColor="text1"/>
@@ -8734,6 +9090,7 @@
               </w:rPr>
               <w:t>Admin</w:t>
             </w:r>
+            <w:proofErr w:type="spellEnd"/>
           </w:p>
         </w:tc>
         <w:tc>
@@ -8752,7 +9109,23 @@
                 <w:color w:val="000000" w:themeColor="text1"/>
                 <w:lang w:eastAsia="hu-HU"/>
               </w:rPr>
-              <w:t>Adminisztrátor dashboard elérése, használata</w:t>
+              <w:t xml:space="preserve">Adminisztrátor </w:t>
+            </w:r>
+            <w:proofErr w:type="spellStart"/>
+            <w:r>
+              <w:rPr>
+                <w:color w:val="000000" w:themeColor="text1"/>
+                <w:lang w:eastAsia="hu-HU"/>
+              </w:rPr>
+              <w:t>dashboard</w:t>
+            </w:r>
+            <w:proofErr w:type="spellEnd"/>
+            <w:r>
+              <w:rPr>
+                <w:color w:val="000000" w:themeColor="text1"/>
+                <w:lang w:eastAsia="hu-HU"/>
+              </w:rPr>
+              <w:t xml:space="preserve"> elérése, használata</w:t>
             </w:r>
           </w:p>
         </w:tc>
@@ -9369,7 +9742,21 @@
               <w:rPr>
                 <w:lang w:eastAsia="hu-HU"/>
               </w:rPr>
-              <w:t>Sikeres bejelentkezés az újonnan regisztált fiókkal</w:t>
+              <w:t xml:space="preserve">Sikeres bejelentkezés az újonnan </w:t>
+            </w:r>
+            <w:proofErr w:type="spellStart"/>
+            <w:r>
+              <w:rPr>
+                <w:lang w:eastAsia="hu-HU"/>
+              </w:rPr>
+              <w:t>regisztált</w:t>
+            </w:r>
+            <w:proofErr w:type="spellEnd"/>
+            <w:r>
+              <w:rPr>
+                <w:lang w:eastAsia="hu-HU"/>
+              </w:rPr>
+              <w:t xml:space="preserve"> fiókkal</w:t>
             </w:r>
           </w:p>
           <w:p>
@@ -9396,12 +9783,28 @@
                 <w:lang w:eastAsia="hu-HU"/>
               </w:rPr>
             </w:pPr>
-            <w:r>
-              <w:rPr>
-                <w:lang w:eastAsia="hu-HU"/>
-              </w:rPr>
-              <w:t>soft-delete az adatábázisban</w:t>
-            </w:r>
+            <w:proofErr w:type="spellStart"/>
+            <w:r>
+              <w:rPr>
+                <w:lang w:eastAsia="hu-HU"/>
+              </w:rPr>
+              <w:t>soft-delete</w:t>
+            </w:r>
+            <w:proofErr w:type="spellEnd"/>
+            <w:r>
+              <w:rPr>
+                <w:lang w:eastAsia="hu-HU"/>
+              </w:rPr>
+              <w:t xml:space="preserve"> az </w:t>
+            </w:r>
+            <w:proofErr w:type="spellStart"/>
+            <w:r>
+              <w:rPr>
+                <w:lang w:eastAsia="hu-HU"/>
+              </w:rPr>
+              <w:t>adatábázisban</w:t>
+            </w:r>
+            <w:proofErr w:type="spellEnd"/>
           </w:p>
           <w:p>
             <w:pPr>
@@ -10319,8 +10722,16 @@
               <w:rPr>
                 <w:lang w:eastAsia="hu-HU"/>
               </w:rPr>
-              <w:t>Adatbázisban soft-delete</w:t>
-            </w:r>
+              <w:t xml:space="preserve">Adatbázisban </w:t>
+            </w:r>
+            <w:proofErr w:type="spellStart"/>
+            <w:r>
+              <w:rPr>
+                <w:lang w:eastAsia="hu-HU"/>
+              </w:rPr>
+              <w:t>soft-delete</w:t>
+            </w:r>
+            <w:proofErr w:type="spellEnd"/>
           </w:p>
           <w:p>
             <w:pPr>
@@ -10446,11 +10857,19 @@
                 <w:lang w:eastAsia="hu-HU"/>
               </w:rPr>
             </w:pPr>
-            <w:r>
-              <w:rPr>
-                <w:lang w:eastAsia="hu-HU"/>
-              </w:rPr>
-              <w:t>shadow szerepkör esetén hibát dob</w:t>
+            <w:proofErr w:type="spellStart"/>
+            <w:r>
+              <w:rPr>
+                <w:lang w:eastAsia="hu-HU"/>
+              </w:rPr>
+              <w:t>shadow</w:t>
+            </w:r>
+            <w:proofErr w:type="spellEnd"/>
+            <w:r>
+              <w:rPr>
+                <w:lang w:eastAsia="hu-HU"/>
+              </w:rPr>
+              <w:t xml:space="preserve"> szerepkör esetén hibát dob</w:t>
             </w:r>
           </w:p>
           <w:p>
@@ -10477,11 +10896,19 @@
                 <w:lang w:eastAsia="hu-HU"/>
               </w:rPr>
             </w:pPr>
-            <w:r>
-              <w:rPr>
-                <w:lang w:eastAsia="hu-HU"/>
-              </w:rPr>
-              <w:t>shadow szerepkör esetén hibát dob</w:t>
+            <w:proofErr w:type="spellStart"/>
+            <w:r>
+              <w:rPr>
+                <w:lang w:eastAsia="hu-HU"/>
+              </w:rPr>
+              <w:t>shadow</w:t>
+            </w:r>
+            <w:proofErr w:type="spellEnd"/>
+            <w:r>
+              <w:rPr>
+                <w:lang w:eastAsia="hu-HU"/>
+              </w:rPr>
+              <w:t xml:space="preserve"> szerepkör esetén hibát dob</w:t>
             </w:r>
           </w:p>
         </w:tc>
@@ -13330,7 +13757,23 @@
                 <w:color w:val="000000" w:themeColor="text1"/>
                 <w:lang w:eastAsia="hu-HU"/>
               </w:rPr>
-              <w:t>Feladat állapotának a módosítása. Előre generált állapotok közül lehet választani és a sorrend adott. Pl: tervezés-&gt;folyamatban-&gt;kész</w:t>
+              <w:t xml:space="preserve">Feladat állapotának a módosítása. Előre generált állapotok közül lehet választani és a sorrend adott. </w:t>
+            </w:r>
+            <w:proofErr w:type="spellStart"/>
+            <w:r>
+              <w:rPr>
+                <w:color w:val="000000" w:themeColor="text1"/>
+                <w:lang w:eastAsia="hu-HU"/>
+              </w:rPr>
+              <w:t>Pl</w:t>
+            </w:r>
+            <w:proofErr w:type="spellEnd"/>
+            <w:r>
+              <w:rPr>
+                <w:color w:val="000000" w:themeColor="text1"/>
+                <w:lang w:eastAsia="hu-HU"/>
+              </w:rPr>
+              <w:t>: tervezés-&gt;folyamatban-&gt;kész</w:t>
             </w:r>
           </w:p>
         </w:tc>
@@ -13502,11 +13945,19 @@
                 <w:lang w:eastAsia="hu-HU"/>
               </w:rPr>
             </w:pPr>
-            <w:r>
-              <w:rPr>
-                <w:lang w:eastAsia="hu-HU"/>
-              </w:rPr>
-              <w:t>kiválaszott feladat állapotának módosítása</w:t>
+            <w:proofErr w:type="spellStart"/>
+            <w:r>
+              <w:rPr>
+                <w:lang w:eastAsia="hu-HU"/>
+              </w:rPr>
+              <w:t>kiválaszott</w:t>
+            </w:r>
+            <w:proofErr w:type="spellEnd"/>
+            <w:r>
+              <w:rPr>
+                <w:lang w:eastAsia="hu-HU"/>
+              </w:rPr>
+              <w:t xml:space="preserve"> feladat állapotának módosítása</w:t>
             </w:r>
           </w:p>
         </w:tc>
@@ -13865,7 +14316,103 @@
                 <w:color w:val="000000" w:themeColor="text1"/>
                 <w:lang w:eastAsia="hu-HU"/>
               </w:rPr>
-              <w:t>Kezelt dokumentumtípusok: A rendszer az általános irodai és fejlesztési dokumentumformátumokat kezeli (pl. .pdf, .docx, .xlsx, .png, .jpg, .zip, .json)</w:t>
+              <w:t>Kezelt dokumentumtípusok: A rendszer az általános irodai és fejlesztési dokumentumformátumokat kezeli (pl. .pdf, .</w:t>
+            </w:r>
+            <w:proofErr w:type="spellStart"/>
+            <w:r>
+              <w:rPr>
+                <w:color w:val="000000" w:themeColor="text1"/>
+                <w:lang w:eastAsia="hu-HU"/>
+              </w:rPr>
+              <w:t>docx</w:t>
+            </w:r>
+            <w:proofErr w:type="spellEnd"/>
+            <w:r>
+              <w:rPr>
+                <w:color w:val="000000" w:themeColor="text1"/>
+                <w:lang w:eastAsia="hu-HU"/>
+              </w:rPr>
+              <w:t>, .</w:t>
+            </w:r>
+            <w:proofErr w:type="spellStart"/>
+            <w:r>
+              <w:rPr>
+                <w:color w:val="000000" w:themeColor="text1"/>
+                <w:lang w:eastAsia="hu-HU"/>
+              </w:rPr>
+              <w:t>xlsx</w:t>
+            </w:r>
+            <w:proofErr w:type="spellEnd"/>
+            <w:r>
+              <w:rPr>
+                <w:color w:val="000000" w:themeColor="text1"/>
+                <w:lang w:eastAsia="hu-HU"/>
+              </w:rPr>
+              <w:t>, .</w:t>
+            </w:r>
+            <w:proofErr w:type="spellStart"/>
+            <w:r>
+              <w:rPr>
+                <w:color w:val="000000" w:themeColor="text1"/>
+                <w:lang w:eastAsia="hu-HU"/>
+              </w:rPr>
+              <w:t>png</w:t>
+            </w:r>
+            <w:proofErr w:type="spellEnd"/>
+            <w:r>
+              <w:rPr>
+                <w:color w:val="000000" w:themeColor="text1"/>
+                <w:lang w:eastAsia="hu-HU"/>
+              </w:rPr>
+              <w:t>, .</w:t>
+            </w:r>
+            <w:proofErr w:type="spellStart"/>
+            <w:r>
+              <w:rPr>
+                <w:color w:val="000000" w:themeColor="text1"/>
+                <w:lang w:eastAsia="hu-HU"/>
+              </w:rPr>
+              <w:t>jpg</w:t>
+            </w:r>
+            <w:proofErr w:type="spellEnd"/>
+            <w:r>
+              <w:rPr>
+                <w:color w:val="000000" w:themeColor="text1"/>
+                <w:lang w:eastAsia="hu-HU"/>
+              </w:rPr>
+              <w:t>, .</w:t>
+            </w:r>
+            <w:proofErr w:type="spellStart"/>
+            <w:r>
+              <w:rPr>
+                <w:color w:val="000000" w:themeColor="text1"/>
+                <w:lang w:eastAsia="hu-HU"/>
+              </w:rPr>
+              <w:t>zip</w:t>
+            </w:r>
+            <w:proofErr w:type="spellEnd"/>
+            <w:r>
+              <w:rPr>
+                <w:color w:val="000000" w:themeColor="text1"/>
+                <w:lang w:eastAsia="hu-HU"/>
+              </w:rPr>
+              <w:t>, .</w:t>
+            </w:r>
+            <w:proofErr w:type="spellStart"/>
+            <w:r>
+              <w:rPr>
+                <w:color w:val="000000" w:themeColor="text1"/>
+                <w:lang w:eastAsia="hu-HU"/>
+              </w:rPr>
+              <w:t>json</w:t>
+            </w:r>
+            <w:proofErr w:type="spellEnd"/>
+            <w:r>
+              <w:rPr>
+                <w:color w:val="000000" w:themeColor="text1"/>
+                <w:lang w:eastAsia="hu-HU"/>
+              </w:rPr>
+              <w:t>)</w:t>
             </w:r>
           </w:p>
         </w:tc>
@@ -14324,7 +14871,21 @@
               <w:rPr>
                 <w:lang w:eastAsia="hu-HU"/>
               </w:rPr>
-              <w:t>Sértetlenül letöltödik a szerverről</w:t>
+              <w:t xml:space="preserve">Sértetlenül </w:t>
+            </w:r>
+            <w:proofErr w:type="spellStart"/>
+            <w:r>
+              <w:rPr>
+                <w:lang w:eastAsia="hu-HU"/>
+              </w:rPr>
+              <w:t>letöltödik</w:t>
+            </w:r>
+            <w:proofErr w:type="spellEnd"/>
+            <w:r>
+              <w:rPr>
+                <w:lang w:eastAsia="hu-HU"/>
+              </w:rPr>
+              <w:t xml:space="preserve"> a szerverről</w:t>
             </w:r>
           </w:p>
         </w:tc>
@@ -14631,7 +15192,23 @@
                 <w:color w:val="000000" w:themeColor="text1"/>
                 <w:lang w:eastAsia="hu-HU"/>
               </w:rPr>
-              <w:t>Címke rendszer. A tárhellyel kapcsolatos hozzáférési rendszer, amely RBAC model alapján működik.</w:t>
+              <w:t xml:space="preserve">Címke rendszer. A tárhellyel kapcsolatos hozzáférési rendszer, amely RBAC </w:t>
+            </w:r>
+            <w:proofErr w:type="spellStart"/>
+            <w:r>
+              <w:rPr>
+                <w:color w:val="000000" w:themeColor="text1"/>
+                <w:lang w:eastAsia="hu-HU"/>
+              </w:rPr>
+              <w:t>model</w:t>
+            </w:r>
+            <w:proofErr w:type="spellEnd"/>
+            <w:r>
+              <w:rPr>
+                <w:color w:val="000000" w:themeColor="text1"/>
+                <w:lang w:eastAsia="hu-HU"/>
+              </w:rPr>
+              <w:t xml:space="preserve"> alapján működik.</w:t>
             </w:r>
           </w:p>
           <w:p>
@@ -15249,7 +15826,35 @@
               <w:rPr>
                 <w:lang w:eastAsia="hu-HU"/>
               </w:rPr>
-              <w:t>Azonos névű címke esetéb hibát dob</w:t>
+              <w:t xml:space="preserve">Azonos </w:t>
+            </w:r>
+            <w:proofErr w:type="spellStart"/>
+            <w:r>
+              <w:rPr>
+                <w:lang w:eastAsia="hu-HU"/>
+              </w:rPr>
+              <w:t>névű</w:t>
+            </w:r>
+            <w:proofErr w:type="spellEnd"/>
+            <w:r>
+              <w:rPr>
+                <w:lang w:eastAsia="hu-HU"/>
+              </w:rPr>
+              <w:t xml:space="preserve"> címke </w:t>
+            </w:r>
+            <w:proofErr w:type="spellStart"/>
+            <w:r>
+              <w:rPr>
+                <w:lang w:eastAsia="hu-HU"/>
+              </w:rPr>
+              <w:t>esetéb</w:t>
+            </w:r>
+            <w:proofErr w:type="spellEnd"/>
+            <w:r>
+              <w:rPr>
+                <w:lang w:eastAsia="hu-HU"/>
+              </w:rPr>
+              <w:t xml:space="preserve"> hibát dob</w:t>
             </w:r>
           </w:p>
           <w:p>
@@ -15280,7 +15885,35 @@
               <w:rPr>
                 <w:lang w:eastAsia="hu-HU"/>
               </w:rPr>
-              <w:t>Azonos névű címke esetéb hibát dob</w:t>
+              <w:t xml:space="preserve">Azonos </w:t>
+            </w:r>
+            <w:proofErr w:type="spellStart"/>
+            <w:r>
+              <w:rPr>
+                <w:lang w:eastAsia="hu-HU"/>
+              </w:rPr>
+              <w:t>névű</w:t>
+            </w:r>
+            <w:proofErr w:type="spellEnd"/>
+            <w:r>
+              <w:rPr>
+                <w:lang w:eastAsia="hu-HU"/>
+              </w:rPr>
+              <w:t xml:space="preserve"> címke </w:t>
+            </w:r>
+            <w:proofErr w:type="spellStart"/>
+            <w:r>
+              <w:rPr>
+                <w:lang w:eastAsia="hu-HU"/>
+              </w:rPr>
+              <w:t>esetéb</w:t>
+            </w:r>
+            <w:proofErr w:type="spellEnd"/>
+            <w:r>
+              <w:rPr>
+                <w:lang w:eastAsia="hu-HU"/>
+              </w:rPr>
+              <w:t xml:space="preserve"> hibát dob</w:t>
             </w:r>
           </w:p>
           <w:p>
@@ -15577,8 +16210,18 @@
                 <w:szCs w:val="26"/>
                 <w:lang w:eastAsia="hu-HU"/>
               </w:rPr>
-              <w:t>Oldalbetöltés &lt; 2 mp, API válasz &lt; 500 ms</w:t>
-            </w:r>
+              <w:t xml:space="preserve">Oldalbetöltés &lt; 2 mp, API válasz &lt; 500 </w:t>
+            </w:r>
+            <w:proofErr w:type="spellStart"/>
+            <w:r>
+              <w:rPr>
+                <w:color w:val="000000" w:themeColor="text1"/>
+                <w:szCs w:val="26"/>
+                <w:lang w:eastAsia="hu-HU"/>
+              </w:rPr>
+              <w:t>ms</w:t>
+            </w:r>
+            <w:proofErr w:type="spellEnd"/>
           </w:p>
         </w:tc>
         <w:tc>
@@ -15600,7 +16243,43 @@
                 <w:szCs w:val="26"/>
                 <w:lang w:eastAsia="hu-HU"/>
               </w:rPr>
-              <w:t>Böngésző DevTools / Lighthouse mérés</w:t>
+              <w:t xml:space="preserve">Böngésző </w:t>
+            </w:r>
+            <w:proofErr w:type="spellStart"/>
+            <w:r>
+              <w:rPr>
+                <w:color w:val="000000" w:themeColor="text1"/>
+                <w:szCs w:val="26"/>
+                <w:lang w:eastAsia="hu-HU"/>
+              </w:rPr>
+              <w:t>DevTools</w:t>
+            </w:r>
+            <w:proofErr w:type="spellEnd"/>
+            <w:r>
+              <w:rPr>
+                <w:color w:val="000000" w:themeColor="text1"/>
+                <w:szCs w:val="26"/>
+                <w:lang w:eastAsia="hu-HU"/>
+              </w:rPr>
+              <w:t xml:space="preserve"> / </w:t>
+            </w:r>
+            <w:proofErr w:type="spellStart"/>
+            <w:r>
+              <w:rPr>
+                <w:color w:val="000000" w:themeColor="text1"/>
+                <w:szCs w:val="26"/>
+                <w:lang w:eastAsia="hu-HU"/>
+              </w:rPr>
+              <w:t>Lighthouse</w:t>
+            </w:r>
+            <w:proofErr w:type="spellEnd"/>
+            <w:r>
+              <w:rPr>
+                <w:color w:val="000000" w:themeColor="text1"/>
+                <w:szCs w:val="26"/>
+                <w:lang w:eastAsia="hu-HU"/>
+              </w:rPr>
+              <w:t xml:space="preserve"> mérés</w:t>
             </w:r>
           </w:p>
         </w:tc>
@@ -15765,7 +16444,25 @@
                 <w:szCs w:val="26"/>
                 <w:lang w:eastAsia="hu-HU"/>
               </w:rPr>
-              <w:t>Lekérdezési idő &lt; 300 ms akár 500+ feladat esetén</w:t>
+              <w:t xml:space="preserve">Lekérdezési idő &lt; 300 </w:t>
+            </w:r>
+            <w:proofErr w:type="spellStart"/>
+            <w:r>
+              <w:rPr>
+                <w:color w:val="000000" w:themeColor="text1"/>
+                <w:szCs w:val="26"/>
+                <w:lang w:eastAsia="hu-HU"/>
+              </w:rPr>
+              <w:t>ms</w:t>
+            </w:r>
+            <w:proofErr w:type="spellEnd"/>
+            <w:r>
+              <w:rPr>
+                <w:color w:val="000000" w:themeColor="text1"/>
+                <w:szCs w:val="26"/>
+                <w:lang w:eastAsia="hu-HU"/>
+              </w:rPr>
+              <w:t xml:space="preserve"> akár 500+ feladat esetén</w:t>
             </w:r>
           </w:p>
         </w:tc>
@@ -15788,7 +16485,25 @@
                 <w:szCs w:val="26"/>
                 <w:lang w:eastAsia="hu-HU"/>
               </w:rPr>
-              <w:t>Adatbázis query log / profiling eszköz</w:t>
+              <w:t xml:space="preserve">Adatbázis </w:t>
+            </w:r>
+            <w:proofErr w:type="spellStart"/>
+            <w:r>
+              <w:rPr>
+                <w:color w:val="000000" w:themeColor="text1"/>
+                <w:szCs w:val="26"/>
+                <w:lang w:eastAsia="hu-HU"/>
+              </w:rPr>
+              <w:t>query</w:t>
+            </w:r>
+            <w:proofErr w:type="spellEnd"/>
+            <w:r>
+              <w:rPr>
+                <w:color w:val="000000" w:themeColor="text1"/>
+                <w:szCs w:val="26"/>
+                <w:lang w:eastAsia="hu-HU"/>
+              </w:rPr>
+              <w:t xml:space="preserve"> log / profiling eszköz</w:t>
             </w:r>
           </w:p>
         </w:tc>
@@ -16045,7 +16760,21 @@
               <w:rPr>
                 <w:lang w:eastAsia="hu-HU"/>
               </w:rPr>
-              <w:t>éles (hosting) környezetben fut, és normál üzemi körülmények között folyamatosan elérhető a felhasználók számára</w:t>
+              <w:t>éles (</w:t>
+            </w:r>
+            <w:proofErr w:type="spellStart"/>
+            <w:r>
+              <w:rPr>
+                <w:lang w:eastAsia="hu-HU"/>
+              </w:rPr>
+              <w:t>hosting</w:t>
+            </w:r>
+            <w:proofErr w:type="spellEnd"/>
+            <w:r>
+              <w:rPr>
+                <w:lang w:eastAsia="hu-HU"/>
+              </w:rPr>
+              <w:t>) környezetben fut, és normál üzemi körülmények között folyamatosan elérhető a felhasználók számára</w:t>
             </w:r>
           </w:p>
         </w:tc>
@@ -16129,13 +16858,41 @@
                 <w:lang w:eastAsia="hu-HU"/>
               </w:rPr>
             </w:pPr>
+            <w:proofErr w:type="spellStart"/>
             <w:r>
               <w:rPr>
                 <w:color w:val="000000" w:themeColor="text1"/>
                 <w:szCs w:val="26"/>
                 <w:lang w:eastAsia="hu-HU"/>
               </w:rPr>
-              <w:t>clean code 70%</w:t>
+              <w:t>clean</w:t>
+            </w:r>
+            <w:proofErr w:type="spellEnd"/>
+            <w:r>
+              <w:rPr>
+                <w:color w:val="000000" w:themeColor="text1"/>
+                <w:szCs w:val="26"/>
+                <w:lang w:eastAsia="hu-HU"/>
+              </w:rPr>
+              <w:t xml:space="preserve"> </w:t>
+            </w:r>
+            <w:proofErr w:type="spellStart"/>
+            <w:r>
+              <w:rPr>
+                <w:color w:val="000000" w:themeColor="text1"/>
+                <w:szCs w:val="26"/>
+                <w:lang w:eastAsia="hu-HU"/>
+              </w:rPr>
+              <w:t>code</w:t>
+            </w:r>
+            <w:proofErr w:type="spellEnd"/>
+            <w:r>
+              <w:rPr>
+                <w:color w:val="000000" w:themeColor="text1"/>
+                <w:szCs w:val="26"/>
+                <w:lang w:eastAsia="hu-HU"/>
+              </w:rPr>
+              <w:t xml:space="preserve"> 70%</w:t>
             </w:r>
           </w:p>
         </w:tc>
@@ -16181,7 +16938,21 @@
               <w:rPr>
                 <w:lang w:eastAsia="hu-HU"/>
               </w:rPr>
-              <w:t>Az alkalmazás adatvesztés nélkül álljon helyre váratlan hiba (pl. szerver újraindulás) esetén</w:t>
+              <w:t xml:space="preserve">Az alkalmazás adatvesztés nélkül álljon helyre váratlan hiba (pl. szerver </w:t>
+            </w:r>
+            <w:proofErr w:type="spellStart"/>
+            <w:r>
+              <w:rPr>
+                <w:lang w:eastAsia="hu-HU"/>
+              </w:rPr>
+              <w:t>újraindulás</w:t>
+            </w:r>
+            <w:proofErr w:type="spellEnd"/>
+            <w:r>
+              <w:rPr>
+                <w:lang w:eastAsia="hu-HU"/>
+              </w:rPr>
+              <w:t>) esetén</w:t>
             </w:r>
           </w:p>
         </w:tc>
@@ -16271,8 +17042,18 @@
                 <w:szCs w:val="26"/>
                 <w:lang w:eastAsia="hu-HU"/>
               </w:rPr>
-              <w:t>Hibaüzenet megjelenik a hibák 100%-ában</w:t>
-            </w:r>
+              <w:t>Hibaüzenet megjelenik a hibák 100%-</w:t>
+            </w:r>
+            <w:proofErr w:type="spellStart"/>
+            <w:r>
+              <w:rPr>
+                <w:color w:val="000000" w:themeColor="text1"/>
+                <w:szCs w:val="26"/>
+                <w:lang w:eastAsia="hu-HU"/>
+              </w:rPr>
+              <w:t>ában</w:t>
+            </w:r>
+            <w:proofErr w:type="spellEnd"/>
           </w:p>
         </w:tc>
       </w:tr>
@@ -16533,7 +17314,35 @@
               <w:rPr>
                 <w:lang w:eastAsia="hu-HU"/>
               </w:rPr>
-              <w:t>jelszavak titkosított (hashelt) formában tárolódnak (pl. bcrypt algoritmussal).</w:t>
+              <w:t>jelszavak titkosított (</w:t>
+            </w:r>
+            <w:proofErr w:type="spellStart"/>
+            <w:r>
+              <w:rPr>
+                <w:lang w:eastAsia="hu-HU"/>
+              </w:rPr>
+              <w:t>hashelt</w:t>
+            </w:r>
+            <w:proofErr w:type="spellEnd"/>
+            <w:r>
+              <w:rPr>
+                <w:lang w:eastAsia="hu-HU"/>
+              </w:rPr>
+              <w:t xml:space="preserve">) formában tárolódnak (pl. </w:t>
+            </w:r>
+            <w:proofErr w:type="spellStart"/>
+            <w:r>
+              <w:rPr>
+                <w:lang w:eastAsia="hu-HU"/>
+              </w:rPr>
+              <w:t>bcrypt</w:t>
+            </w:r>
+            <w:proofErr w:type="spellEnd"/>
+            <w:r>
+              <w:rPr>
+                <w:lang w:eastAsia="hu-HU"/>
+              </w:rPr>
+              <w:t xml:space="preserve"> algoritmussal).</w:t>
             </w:r>
           </w:p>
         </w:tc>
@@ -16579,7 +17388,21 @@
               <w:rPr>
                 <w:lang w:eastAsia="hu-HU"/>
               </w:rPr>
-              <w:t>hitelesítés JWT (JSON Web Token) alapú</w:t>
+              <w:t xml:space="preserve">hitelesítés JWT (JSON Web </w:t>
+            </w:r>
+            <w:proofErr w:type="spellStart"/>
+            <w:r>
+              <w:rPr>
+                <w:lang w:eastAsia="hu-HU"/>
+              </w:rPr>
+              <w:t>Token</w:t>
+            </w:r>
+            <w:proofErr w:type="spellEnd"/>
+            <w:r>
+              <w:rPr>
+                <w:lang w:eastAsia="hu-HU"/>
+              </w:rPr>
+              <w:t>) alapú</w:t>
             </w:r>
           </w:p>
         </w:tc>
@@ -16763,7 +17586,21 @@
               <w:rPr>
                 <w:lang w:eastAsia="hu-HU"/>
               </w:rPr>
-              <w:t>Bejelentkezési kísérletek korlátozása a brute-force támadások ellen</w:t>
+              <w:t xml:space="preserve">Bejelentkezési kísérletek korlátozása a </w:t>
+            </w:r>
+            <w:proofErr w:type="spellStart"/>
+            <w:r>
+              <w:rPr>
+                <w:lang w:eastAsia="hu-HU"/>
+              </w:rPr>
+              <w:t>brute-force</w:t>
+            </w:r>
+            <w:proofErr w:type="spellEnd"/>
+            <w:r>
+              <w:rPr>
+                <w:lang w:eastAsia="hu-HU"/>
+              </w:rPr>
+              <w:t xml:space="preserve"> támadások ellen</w:t>
             </w:r>
           </w:p>
         </w:tc>
@@ -16809,7 +17646,21 @@
               <w:rPr>
                 <w:lang w:eastAsia="hu-HU"/>
               </w:rPr>
-              <w:t>Érzékeny adatok (pl. jelszó, token) ne jelenjenek meg naplófájlokban vagy hibaüzenetekben</w:t>
+              <w:t xml:space="preserve">Érzékeny adatok (pl. jelszó, </w:t>
+            </w:r>
+            <w:proofErr w:type="spellStart"/>
+            <w:r>
+              <w:rPr>
+                <w:lang w:eastAsia="hu-HU"/>
+              </w:rPr>
+              <w:t>token</w:t>
+            </w:r>
+            <w:proofErr w:type="spellEnd"/>
+            <w:r>
+              <w:rPr>
+                <w:lang w:eastAsia="hu-HU"/>
+              </w:rPr>
+              <w:t>) ne jelenjenek meg naplófájlokban vagy hibaüzenetekben</w:t>
             </w:r>
           </w:p>
         </w:tc>
@@ -16837,15 +17688,7 @@
                 <w:szCs w:val="26"/>
                 <w:lang w:eastAsia="hu-HU"/>
               </w:rPr>
-              <w:t>NF-02</w:t>
-            </w:r>
-            <w:r>
-              <w:rPr>
-                <w:color w:val="000000" w:themeColor="text1"/>
-                <w:szCs w:val="26"/>
-                <w:lang w:eastAsia="hu-HU"/>
-              </w:rPr>
-              <w:t>7</w:t>
+              <w:t>NF-027</w:t>
             </w:r>
           </w:p>
         </w:tc>
@@ -16867,7 +17710,23 @@
               <w:t>2FA (Kétfázisú / Kétfaktoros hitelesítés):</w:t>
             </w:r>
             <w:r>
-              <w:t xml:space="preserve"> Másodlagos biztonsági réteg a felhasználói fiókok védelmére. A jelszó megadása után a rendszer egy időalapú, egyösszegű kódot (TOTP – pl. Google Authenticator / Authenticator app) vagy SMS-ben/e-mailben küldött egyszeri biztonsági kódot kér a bejelentkezés véglegesítéséhez.</w:t>
+              <w:t xml:space="preserve"> Másodlagos biztonsági réteg a felhasználói fiókok védelmére. A jelszó megadása után a rendszer egy időalapú, egyösszegű kódot (TOTP – pl. Google </w:t>
+            </w:r>
+            <w:proofErr w:type="spellStart"/>
+            <w:r>
+              <w:t>Authenticator</w:t>
+            </w:r>
+            <w:proofErr w:type="spellEnd"/>
+            <w:r>
+              <w:t xml:space="preserve"> / </w:t>
+            </w:r>
+            <w:proofErr w:type="spellStart"/>
+            <w:r>
+              <w:t>Authenticator</w:t>
+            </w:r>
+            <w:proofErr w:type="spellEnd"/>
+            <w:r>
+              <w:t xml:space="preserve"> app) vagy SMS-ben/e-mailben küldött egyszeri biztonsági kódot kér a bejelentkezés véglegesítéséhez.</w:t>
             </w:r>
           </w:p>
         </w:tc>
@@ -16978,13 +17837,45 @@
           <w:bCs/>
           <w:lang w:eastAsia="hu-HU"/>
         </w:rPr>
-        <w:t>Jelszó (hashelve)</w:t>
+        <w:t>Jelszó (</w:t>
+      </w:r>
+      <w:proofErr w:type="spellStart"/>
+      <w:r>
+        <w:rPr>
+          <w:b/>
+          <w:bCs/>
+          <w:lang w:eastAsia="hu-HU"/>
+        </w:rPr>
+        <w:t>hashelve</w:t>
+      </w:r>
+      <w:proofErr w:type="spellEnd"/>
+      <w:r>
+        <w:rPr>
+          <w:b/>
+          <w:bCs/>
+          <w:lang w:eastAsia="hu-HU"/>
+        </w:rPr>
+        <w:t>)</w:t>
       </w:r>
       <w:r>
         <w:rPr>
           <w:lang w:eastAsia="hu-HU"/>
         </w:rPr>
-        <w:t>: A fiók biztonságos hitelesítésére és a jogosulatlan hozzáférés megakadályozására szolgál (titkosítva, BCrypt-tel tárolva).</w:t>
+        <w:t xml:space="preserve">: A fiók biztonságos hitelesítésére és a jogosulatlan hozzáférés megakadályozására szolgál (titkosítva, </w:t>
+      </w:r>
+      <w:proofErr w:type="spellStart"/>
+      <w:r>
+        <w:rPr>
+          <w:lang w:eastAsia="hu-HU"/>
+        </w:rPr>
+        <w:t>BCrypt</w:t>
+      </w:r>
+      <w:proofErr w:type="spellEnd"/>
+      <w:r>
+        <w:rPr>
+          <w:lang w:eastAsia="hu-HU"/>
+        </w:rPr>
+        <w:t>-tel tárolva).</w:t>
       </w:r>
     </w:p>
     <w:p>
@@ -17063,7 +17954,35 @@
         <w:rPr>
           <w:lang w:eastAsia="hu-HU"/>
         </w:rPr>
-        <w:t>: Biztonsági naplózásra, a gyanús bejelentkezési kísérletek szűrésére és a brute-force támadások elleni védelemre (Rate Limiting) használjuk.</w:t>
+        <w:t xml:space="preserve">: Biztonsági naplózásra, a gyanús bejelentkezési kísérletek szűrésére és a </w:t>
+      </w:r>
+      <w:proofErr w:type="spellStart"/>
+      <w:r>
+        <w:rPr>
+          <w:lang w:eastAsia="hu-HU"/>
+        </w:rPr>
+        <w:t>brute-force</w:t>
+      </w:r>
+      <w:proofErr w:type="spellEnd"/>
+      <w:r>
+        <w:rPr>
+          <w:lang w:eastAsia="hu-HU"/>
+        </w:rPr>
+        <w:t xml:space="preserve"> támadások elleni védelemre (</w:t>
+      </w:r>
+      <w:proofErr w:type="spellStart"/>
+      <w:r>
+        <w:rPr>
+          <w:lang w:eastAsia="hu-HU"/>
+        </w:rPr>
+        <w:t>Rate</w:t>
+      </w:r>
+      <w:proofErr w:type="spellEnd"/>
+      <w:r>
+        <w:rPr>
+          <w:lang w:eastAsia="hu-HU"/>
+        </w:rPr>
+        <w:t xml:space="preserve"> Limiting) használjuk.</w:t>
       </w:r>
     </w:p>
     <w:p>
@@ -17161,11 +18080,19 @@
           <w:lang w:eastAsia="hu-HU"/>
         </w:rPr>
       </w:pPr>
+      <w:proofErr w:type="spellStart"/>
       <w:r>
         <w:rPr>
           <w:lang w:eastAsia="hu-HU"/>
         </w:rPr>
-        <w:t>CloudFlare szolgáltató igénybe vétele</w:t>
+        <w:t>CloudFlare</w:t>
+      </w:r>
+      <w:proofErr w:type="spellEnd"/>
+      <w:r>
+        <w:rPr>
+          <w:lang w:eastAsia="hu-HU"/>
+        </w:rPr>
+        <w:t xml:space="preserve"> szolgáltató igénybe vétele</w:t>
       </w:r>
     </w:p>
     <w:p>
@@ -17203,7 +18130,21 @@
         <w:rPr>
           <w:lang w:eastAsia="hu-HU"/>
         </w:rPr>
-        <w:t>Első sorban soft-delete és türelmi időt nyújtunk, amennyiben az adatot helyre kellene állítani</w:t>
+        <w:t xml:space="preserve">Első sorban </w:t>
+      </w:r>
+      <w:proofErr w:type="spellStart"/>
+      <w:r>
+        <w:rPr>
+          <w:lang w:eastAsia="hu-HU"/>
+        </w:rPr>
+        <w:t>soft-delete</w:t>
+      </w:r>
+      <w:proofErr w:type="spellEnd"/>
+      <w:r>
+        <w:rPr>
+          <w:lang w:eastAsia="hu-HU"/>
+        </w:rPr>
+        <w:t xml:space="preserve"> és türelmi időt nyújtunk, amennyiben az adatot helyre kellene állítani</w:t>
       </w:r>
     </w:p>
     <w:p>
@@ -17242,7 +18183,91 @@
         <w:rPr>
           <w:lang w:eastAsia="hu-HU"/>
         </w:rPr>
-        <w:t>- Brute-Force támadások ellen: Rate Limiting az API-n (ASP.NET Core Rate Limiter middleware).</w:t>
+        <w:t xml:space="preserve">- </w:t>
+      </w:r>
+      <w:proofErr w:type="spellStart"/>
+      <w:r>
+        <w:rPr>
+          <w:lang w:eastAsia="hu-HU"/>
+        </w:rPr>
+        <w:t>Brute-Force</w:t>
+      </w:r>
+      <w:proofErr w:type="spellEnd"/>
+      <w:r>
+        <w:rPr>
+          <w:lang w:eastAsia="hu-HU"/>
+        </w:rPr>
+        <w:t xml:space="preserve"> támadások ellen: </w:t>
+      </w:r>
+      <w:proofErr w:type="spellStart"/>
+      <w:r>
+        <w:rPr>
+          <w:lang w:eastAsia="hu-HU"/>
+        </w:rPr>
+        <w:t>Rate</w:t>
+      </w:r>
+      <w:proofErr w:type="spellEnd"/>
+      <w:r>
+        <w:rPr>
+          <w:lang w:eastAsia="hu-HU"/>
+        </w:rPr>
+        <w:t xml:space="preserve"> Limiting az API-n (ASP.NET </w:t>
+      </w:r>
+      <w:proofErr w:type="spellStart"/>
+      <w:r>
+        <w:rPr>
+          <w:lang w:eastAsia="hu-HU"/>
+        </w:rPr>
+        <w:t>Core</w:t>
+      </w:r>
+      <w:proofErr w:type="spellEnd"/>
+      <w:r>
+        <w:rPr>
+          <w:lang w:eastAsia="hu-HU"/>
+        </w:rPr>
+        <w:t xml:space="preserve"> </w:t>
+      </w:r>
+      <w:proofErr w:type="spellStart"/>
+      <w:r>
+        <w:rPr>
+          <w:lang w:eastAsia="hu-HU"/>
+        </w:rPr>
+        <w:t>Rate</w:t>
+      </w:r>
+      <w:proofErr w:type="spellEnd"/>
+      <w:r>
+        <w:rPr>
+          <w:lang w:eastAsia="hu-HU"/>
+        </w:rPr>
+        <w:t xml:space="preserve"> </w:t>
+      </w:r>
+      <w:proofErr w:type="spellStart"/>
+      <w:r>
+        <w:rPr>
+          <w:lang w:eastAsia="hu-HU"/>
+        </w:rPr>
+        <w:t>Limiter</w:t>
+      </w:r>
+      <w:proofErr w:type="spellEnd"/>
+      <w:r>
+        <w:rPr>
+          <w:lang w:eastAsia="hu-HU"/>
+        </w:rPr>
+        <w:t xml:space="preserve"> </w:t>
+      </w:r>
+      <w:proofErr w:type="spellStart"/>
+      <w:r>
+        <w:rPr>
+          <w:lang w:eastAsia="hu-HU"/>
+        </w:rPr>
+        <w:t>middleware</w:t>
+      </w:r>
+      <w:proofErr w:type="spellEnd"/>
+      <w:r>
+        <w:rPr>
+          <w:lang w:eastAsia="hu-HU"/>
+        </w:rPr>
+        <w:t>).</w:t>
       </w:r>
     </w:p>
     <w:p>
@@ -17250,7 +18275,63 @@
         <w:rPr>
           <w:lang w:eastAsia="hu-HU"/>
         </w:rPr>
-        <w:t>- SQL Injection (SQLi) ellen: Entity Framework Core ORM (automatikus paraméterezett lekérdezések).</w:t>
+        <w:t xml:space="preserve">- SQL </w:t>
+      </w:r>
+      <w:proofErr w:type="spellStart"/>
+      <w:r>
+        <w:rPr>
+          <w:lang w:eastAsia="hu-HU"/>
+        </w:rPr>
+        <w:t>Injection</w:t>
+      </w:r>
+      <w:proofErr w:type="spellEnd"/>
+      <w:r>
+        <w:rPr>
+          <w:lang w:eastAsia="hu-HU"/>
+        </w:rPr>
+        <w:t xml:space="preserve"> (</w:t>
+      </w:r>
+      <w:proofErr w:type="spellStart"/>
+      <w:r>
+        <w:rPr>
+          <w:lang w:eastAsia="hu-HU"/>
+        </w:rPr>
+        <w:t>SQLi</w:t>
+      </w:r>
+      <w:proofErr w:type="spellEnd"/>
+      <w:r>
+        <w:rPr>
+          <w:lang w:eastAsia="hu-HU"/>
+        </w:rPr>
+        <w:t xml:space="preserve">) ellen: </w:t>
+      </w:r>
+      <w:proofErr w:type="spellStart"/>
+      <w:r>
+        <w:rPr>
+          <w:lang w:eastAsia="hu-HU"/>
+        </w:rPr>
+        <w:t>Entity</w:t>
+      </w:r>
+      <w:proofErr w:type="spellEnd"/>
+      <w:r>
+        <w:rPr>
+          <w:lang w:eastAsia="hu-HU"/>
+        </w:rPr>
+        <w:t xml:space="preserve"> Framework </w:t>
+      </w:r>
+      <w:proofErr w:type="spellStart"/>
+      <w:r>
+        <w:rPr>
+          <w:lang w:eastAsia="hu-HU"/>
+        </w:rPr>
+        <w:t>Core</w:t>
+      </w:r>
+      <w:proofErr w:type="spellEnd"/>
+      <w:r>
+        <w:rPr>
+          <w:lang w:eastAsia="hu-HU"/>
+        </w:rPr>
+        <w:t xml:space="preserve"> ORM (automatikus paraméterezett lekérdezések).</w:t>
       </w:r>
     </w:p>
     <w:p>
@@ -17258,7 +18339,77 @@
         <w:rPr>
           <w:lang w:eastAsia="hu-HU"/>
         </w:rPr>
-        <w:t>- Cross-Site Scripting (XSS) ellen: React beépített sanitization és szigorú HTTP Content Security Policy (CSP).</w:t>
+        <w:t xml:space="preserve">- </w:t>
+      </w:r>
+      <w:proofErr w:type="spellStart"/>
+      <w:r>
+        <w:rPr>
+          <w:lang w:eastAsia="hu-HU"/>
+        </w:rPr>
+        <w:t>Cross</w:t>
+      </w:r>
+      <w:proofErr w:type="spellEnd"/>
+      <w:r>
+        <w:rPr>
+          <w:lang w:eastAsia="hu-HU"/>
+        </w:rPr>
+        <w:t xml:space="preserve">-Site Scripting (XSS) ellen: </w:t>
+      </w:r>
+      <w:proofErr w:type="spellStart"/>
+      <w:r>
+        <w:rPr>
+          <w:lang w:eastAsia="hu-HU"/>
+        </w:rPr>
+        <w:t>React</w:t>
+      </w:r>
+      <w:proofErr w:type="spellEnd"/>
+      <w:r>
+        <w:rPr>
+          <w:lang w:eastAsia="hu-HU"/>
+        </w:rPr>
+        <w:t xml:space="preserve"> beépített </w:t>
+      </w:r>
+      <w:proofErr w:type="spellStart"/>
+      <w:r>
+        <w:rPr>
+          <w:lang w:eastAsia="hu-HU"/>
+        </w:rPr>
+        <w:t>sanitization</w:t>
+      </w:r>
+      <w:proofErr w:type="spellEnd"/>
+      <w:r>
+        <w:rPr>
+          <w:lang w:eastAsia="hu-HU"/>
+        </w:rPr>
+        <w:t xml:space="preserve"> és szigorú HTTP </w:t>
+      </w:r>
+      <w:proofErr w:type="spellStart"/>
+      <w:r>
+        <w:rPr>
+          <w:lang w:eastAsia="hu-HU"/>
+        </w:rPr>
+        <w:t>Content</w:t>
+      </w:r>
+      <w:proofErr w:type="spellEnd"/>
+      <w:r>
+        <w:rPr>
+          <w:lang w:eastAsia="hu-HU"/>
+        </w:rPr>
+        <w:t xml:space="preserve"> </w:t>
+      </w:r>
+      <w:proofErr w:type="spellStart"/>
+      <w:r>
+        <w:rPr>
+          <w:lang w:eastAsia="hu-HU"/>
+        </w:rPr>
+        <w:t>Security</w:t>
+      </w:r>
+      <w:proofErr w:type="spellEnd"/>
+      <w:r>
+        <w:rPr>
+          <w:lang w:eastAsia="hu-HU"/>
+        </w:rPr>
+        <w:t xml:space="preserve"> Policy (CSP).</w:t>
       </w:r>
     </w:p>
     <w:p>
@@ -17266,7 +18417,119 @@
         <w:rPr>
           <w:lang w:eastAsia="hu-HU"/>
         </w:rPr>
-        <w:t>- Cross-Site Request Forgery (CSRF) ellen: JWT alapú, Stateless azonosítás (Bearer token / HTTP-only cookie).</w:t>
+        <w:t xml:space="preserve">- </w:t>
+      </w:r>
+      <w:proofErr w:type="spellStart"/>
+      <w:r>
+        <w:rPr>
+          <w:lang w:eastAsia="hu-HU"/>
+        </w:rPr>
+        <w:t>Cross</w:t>
+      </w:r>
+      <w:proofErr w:type="spellEnd"/>
+      <w:r>
+        <w:rPr>
+          <w:lang w:eastAsia="hu-HU"/>
+        </w:rPr>
+        <w:t xml:space="preserve">-Site </w:t>
+      </w:r>
+      <w:proofErr w:type="spellStart"/>
+      <w:r>
+        <w:rPr>
+          <w:lang w:eastAsia="hu-HU"/>
+        </w:rPr>
+        <w:t>Request</w:t>
+      </w:r>
+      <w:proofErr w:type="spellEnd"/>
+      <w:r>
+        <w:rPr>
+          <w:lang w:eastAsia="hu-HU"/>
+        </w:rPr>
+        <w:t xml:space="preserve"> </w:t>
+      </w:r>
+      <w:proofErr w:type="spellStart"/>
+      <w:r>
+        <w:rPr>
+          <w:lang w:eastAsia="hu-HU"/>
+        </w:rPr>
+        <w:t>Forgery</w:t>
+      </w:r>
+      <w:proofErr w:type="spellEnd"/>
+      <w:r>
+        <w:rPr>
+          <w:lang w:eastAsia="hu-HU"/>
+        </w:rPr>
+        <w:t xml:space="preserve"> (CSRF) ellen: JWT alapú, </w:t>
+      </w:r>
+      <w:proofErr w:type="spellStart"/>
+      <w:r>
+        <w:rPr>
+          <w:lang w:eastAsia="hu-HU"/>
+        </w:rPr>
+        <w:t>Stateless</w:t>
+      </w:r>
+      <w:proofErr w:type="spellEnd"/>
+      <w:r>
+        <w:rPr>
+          <w:lang w:eastAsia="hu-HU"/>
+        </w:rPr>
+        <w:t xml:space="preserve"> azonosítás (</w:t>
+      </w:r>
+      <w:proofErr w:type="spellStart"/>
+      <w:r>
+        <w:rPr>
+          <w:lang w:eastAsia="hu-HU"/>
+        </w:rPr>
+        <w:t>Bearer</w:t>
+      </w:r>
+      <w:proofErr w:type="spellEnd"/>
+      <w:r>
+        <w:rPr>
+          <w:lang w:eastAsia="hu-HU"/>
+        </w:rPr>
+        <w:t xml:space="preserve"> </w:t>
+      </w:r>
+      <w:proofErr w:type="spellStart"/>
+      <w:r>
+        <w:rPr>
+          <w:lang w:eastAsia="hu-HU"/>
+        </w:rPr>
+        <w:t>token</w:t>
+      </w:r>
+      <w:proofErr w:type="spellEnd"/>
+      <w:r>
+        <w:rPr>
+          <w:lang w:eastAsia="hu-HU"/>
+        </w:rPr>
+        <w:t xml:space="preserve"> / HTTP-</w:t>
+      </w:r>
+      <w:proofErr w:type="spellStart"/>
+      <w:r>
+        <w:rPr>
+          <w:lang w:eastAsia="hu-HU"/>
+        </w:rPr>
+        <w:t>only</w:t>
+      </w:r>
+      <w:proofErr w:type="spellEnd"/>
+      <w:r>
+        <w:rPr>
+          <w:lang w:eastAsia="hu-HU"/>
+        </w:rPr>
+        <w:t xml:space="preserve"> </w:t>
+      </w:r>
+      <w:proofErr w:type="spellStart"/>
+      <w:r>
+        <w:rPr>
+          <w:lang w:eastAsia="hu-HU"/>
+        </w:rPr>
+        <w:t>cookie</w:t>
+      </w:r>
+      <w:proofErr w:type="spellEnd"/>
+      <w:r>
+        <w:rPr>
+          <w:lang w:eastAsia="hu-HU"/>
+        </w:rPr>
+        <w:t>).</w:t>
       </w:r>
     </w:p>
     <w:p>
@@ -17274,7 +18537,49 @@
         <w:rPr>
           <w:lang w:eastAsia="hu-HU"/>
         </w:rPr>
-        <w:t>- Jelszószivárgás ellen: BCrypt algoritmussal, sózva (salted hash) tárolt jelszavak.</w:t>
+        <w:t xml:space="preserve">- Jelszószivárgás ellen: </w:t>
+      </w:r>
+      <w:proofErr w:type="spellStart"/>
+      <w:r>
+        <w:rPr>
+          <w:lang w:eastAsia="hu-HU"/>
+        </w:rPr>
+        <w:t>BCrypt</w:t>
+      </w:r>
+      <w:proofErr w:type="spellEnd"/>
+      <w:r>
+        <w:rPr>
+          <w:lang w:eastAsia="hu-HU"/>
+        </w:rPr>
+        <w:t xml:space="preserve"> algoritmussal, sózva (</w:t>
+      </w:r>
+      <w:proofErr w:type="spellStart"/>
+      <w:r>
+        <w:rPr>
+          <w:lang w:eastAsia="hu-HU"/>
+        </w:rPr>
+        <w:t>salted</w:t>
+      </w:r>
+      <w:proofErr w:type="spellEnd"/>
+      <w:r>
+        <w:rPr>
+          <w:lang w:eastAsia="hu-HU"/>
+        </w:rPr>
+        <w:t xml:space="preserve"> </w:t>
+      </w:r>
+      <w:proofErr w:type="spellStart"/>
+      <w:r>
+        <w:rPr>
+          <w:lang w:eastAsia="hu-HU"/>
+        </w:rPr>
+        <w:t>hash</w:t>
+      </w:r>
+      <w:proofErr w:type="spellEnd"/>
+      <w:r>
+        <w:rPr>
+          <w:lang w:eastAsia="hu-HU"/>
+        </w:rPr>
+        <w:t>) tárolt jelszavak.</w:t>
       </w:r>
     </w:p>
     <w:p>
@@ -17286,7 +18591,21 @@
         <w:rPr>
           <w:lang w:eastAsia="hu-HU"/>
         </w:rPr>
-        <w:t>Jövőbeli infrastruktúra-védelmi tervek (Cloudflare)</w:t>
+        <w:t>Jövőbeli infrastruktúra-védelmi tervek (</w:t>
+      </w:r>
+      <w:proofErr w:type="spellStart"/>
+      <w:r>
+        <w:rPr>
+          <w:lang w:eastAsia="hu-HU"/>
+        </w:rPr>
+        <w:t>Cloudflare</w:t>
+      </w:r>
+      <w:proofErr w:type="spellEnd"/>
+      <w:r>
+        <w:rPr>
+          <w:lang w:eastAsia="hu-HU"/>
+        </w:rPr>
+        <w:t>)</w:t>
       </w:r>
       <w:bookmarkEnd w:id="17"/>
     </w:p>
@@ -17295,7 +18614,49 @@
         <w:rPr>
           <w:lang w:eastAsia="hu-HU"/>
         </w:rPr>
-        <w:t>Éles üzemben a VPS szerver elé Cloudflare proxy és Web Application Firewall (WAF) kerül beállításra:</w:t>
+        <w:t xml:space="preserve">Éles üzemben a VPS szerver elé </w:t>
+      </w:r>
+      <w:proofErr w:type="spellStart"/>
+      <w:r>
+        <w:rPr>
+          <w:lang w:eastAsia="hu-HU"/>
+        </w:rPr>
+        <w:t>Cloudflare</w:t>
+      </w:r>
+      <w:proofErr w:type="spellEnd"/>
+      <w:r>
+        <w:rPr>
+          <w:lang w:eastAsia="hu-HU"/>
+        </w:rPr>
+        <w:t xml:space="preserve"> proxy és Web </w:t>
+      </w:r>
+      <w:proofErr w:type="spellStart"/>
+      <w:r>
+        <w:rPr>
+          <w:lang w:eastAsia="hu-HU"/>
+        </w:rPr>
+        <w:t>Application</w:t>
+      </w:r>
+      <w:proofErr w:type="spellEnd"/>
+      <w:r>
+        <w:rPr>
+          <w:lang w:eastAsia="hu-HU"/>
+        </w:rPr>
+        <w:t xml:space="preserve"> </w:t>
+      </w:r>
+      <w:proofErr w:type="spellStart"/>
+      <w:r>
+        <w:rPr>
+          <w:lang w:eastAsia="hu-HU"/>
+        </w:rPr>
+        <w:t>Firewall</w:t>
+      </w:r>
+      <w:proofErr w:type="spellEnd"/>
+      <w:r>
+        <w:rPr>
+          <w:lang w:eastAsia="hu-HU"/>
+        </w:rPr>
+        <w:t xml:space="preserve"> (WAF) kerül beállításra:</w:t>
       </w:r>
     </w:p>
     <w:p>
@@ -17303,7 +18664,21 @@
         <w:rPr>
           <w:lang w:eastAsia="hu-HU"/>
         </w:rPr>
-        <w:t>- DDoS védelem (hálózati és alkalmazási szinten)</w:t>
+        <w:t xml:space="preserve">- </w:t>
+      </w:r>
+      <w:proofErr w:type="spellStart"/>
+      <w:r>
+        <w:rPr>
+          <w:lang w:eastAsia="hu-HU"/>
+        </w:rPr>
+        <w:t>DDoS</w:t>
+      </w:r>
+      <w:proofErr w:type="spellEnd"/>
+      <w:r>
+        <w:rPr>
+          <w:lang w:eastAsia="hu-HU"/>
+        </w:rPr>
+        <w:t xml:space="preserve"> védelem (hálózati és alkalmazási szinten)</w:t>
       </w:r>
     </w:p>
     <w:p>
@@ -17324,7 +18699,49 @@
         <w:rPr>
           <w:lang w:eastAsia="hu-HU"/>
         </w:rPr>
-        <w:t>- Bot Management &amp; Rate Limiting a Cloudflare edge hálózatán a káros forgalom kiszűrésére.</w:t>
+        <w:t xml:space="preserve">- Bot Management &amp; </w:t>
+      </w:r>
+      <w:proofErr w:type="spellStart"/>
+      <w:r>
+        <w:rPr>
+          <w:lang w:eastAsia="hu-HU"/>
+        </w:rPr>
+        <w:t>Rate</w:t>
+      </w:r>
+      <w:proofErr w:type="spellEnd"/>
+      <w:r>
+        <w:rPr>
+          <w:lang w:eastAsia="hu-HU"/>
+        </w:rPr>
+        <w:t xml:space="preserve"> Limiting a </w:t>
+      </w:r>
+      <w:proofErr w:type="spellStart"/>
+      <w:r>
+        <w:rPr>
+          <w:lang w:eastAsia="hu-HU"/>
+        </w:rPr>
+        <w:t>Cloudflare</w:t>
+      </w:r>
+      <w:proofErr w:type="spellEnd"/>
+      <w:r>
+        <w:rPr>
+          <w:lang w:eastAsia="hu-HU"/>
+        </w:rPr>
+        <w:t xml:space="preserve"> </w:t>
+      </w:r>
+      <w:proofErr w:type="spellStart"/>
+      <w:r>
+        <w:rPr>
+          <w:lang w:eastAsia="hu-HU"/>
+        </w:rPr>
+        <w:t>edge</w:t>
+      </w:r>
+      <w:proofErr w:type="spellEnd"/>
+      <w:r>
+        <w:rPr>
+          <w:lang w:eastAsia="hu-HU"/>
+        </w:rPr>
+        <w:t xml:space="preserve"> hálózatán a káros forgalom kiszűrésére.</w:t>
       </w:r>
     </w:p>
     <w:p>
@@ -17512,7 +18929,21 @@
               <w:rPr>
                 <w:lang w:eastAsia="hu-HU"/>
               </w:rPr>
-              <w:t>reszponzív, alkalmazkodik desktop, tablet és mobil képernyőmérethez</w:t>
+              <w:t xml:space="preserve">reszponzív, alkalmazkodik </w:t>
+            </w:r>
+            <w:proofErr w:type="spellStart"/>
+            <w:r>
+              <w:rPr>
+                <w:lang w:eastAsia="hu-HU"/>
+              </w:rPr>
+              <w:t>desktop</w:t>
+            </w:r>
+            <w:proofErr w:type="spellEnd"/>
+            <w:r>
+              <w:rPr>
+                <w:lang w:eastAsia="hu-HU"/>
+              </w:rPr>
+              <w:t>, tablet és mobil képernyőmérethez</w:t>
             </w:r>
           </w:p>
         </w:tc>
@@ -17832,7 +19263,15 @@
           </w:tcPr>
           <w:p>
             <w:r>
-              <w:t>Az alkalmazás ne igényeljen böngésző-specifikus bővítményt vagy plugint a működéshez</w:t>
+              <w:t xml:space="preserve">Az alkalmazás ne igényeljen böngésző-specifikus bővítményt vagy </w:t>
+            </w:r>
+            <w:proofErr w:type="spellStart"/>
+            <w:r>
+              <w:t>plugint</w:t>
+            </w:r>
+            <w:proofErr w:type="spellEnd"/>
+            <w:r>
+              <w:t xml:space="preserve"> a működéshez</w:t>
             </w:r>
           </w:p>
         </w:tc>
@@ -17889,7 +19328,23 @@
     </w:p>
     <w:p>
       <w:r>
-        <w:t>Platformfüggetlen. Bármilyen operációs rendszer (Windows 10/11, macOS, Linux, Android, iOS), amelyen modern webböngésző (Chrome, Firefox, Edge, Safari) fut.</w:t>
+        <w:t xml:space="preserve">Platformfüggetlen. Bármilyen operációs rendszer (Windows 10/11, </w:t>
+      </w:r>
+      <w:proofErr w:type="spellStart"/>
+      <w:r>
+        <w:t>macOS</w:t>
+      </w:r>
+      <w:proofErr w:type="spellEnd"/>
+      <w:r>
+        <w:t xml:space="preserve">, Linux, Android, iOS), amelyen modern webböngésző (Chrome, Firefox, Edge, </w:t>
+      </w:r>
+      <w:proofErr w:type="spellStart"/>
+      <w:r>
+        <w:t>Safari</w:t>
+      </w:r>
+      <w:proofErr w:type="spellEnd"/>
+      <w:r>
+        <w:t>) fut.</w:t>
       </w:r>
     </w:p>
     <w:p>
@@ -17946,8 +19401,44 @@
         <w:rPr>
           <w:lang w:eastAsia="hu-HU"/>
         </w:rPr>
-        <w:t xml:space="preserve"> React, Vite, TypeScript</w:t>
+        <w:t xml:space="preserve"> </w:t>
       </w:r>
+      <w:proofErr w:type="spellStart"/>
+      <w:r>
+        <w:rPr>
+          <w:lang w:eastAsia="hu-HU"/>
+        </w:rPr>
+        <w:t>React</w:t>
+      </w:r>
+      <w:proofErr w:type="spellEnd"/>
+      <w:r>
+        <w:rPr>
+          <w:lang w:eastAsia="hu-HU"/>
+        </w:rPr>
+        <w:t xml:space="preserve">, </w:t>
+      </w:r>
+      <w:proofErr w:type="spellStart"/>
+      <w:r>
+        <w:rPr>
+          <w:lang w:eastAsia="hu-HU"/>
+        </w:rPr>
+        <w:t>Vite</w:t>
+      </w:r>
+      <w:proofErr w:type="spellEnd"/>
+      <w:r>
+        <w:rPr>
+          <w:lang w:eastAsia="hu-HU"/>
+        </w:rPr>
+        <w:t xml:space="preserve">, </w:t>
+      </w:r>
+      <w:proofErr w:type="spellStart"/>
+      <w:r>
+        <w:rPr>
+          <w:lang w:eastAsia="hu-HU"/>
+        </w:rPr>
+        <w:t>TypeScript</w:t>
+      </w:r>
+      <w:proofErr w:type="spellEnd"/>
     </w:p>
     <w:p>
       <w:pPr>
@@ -17998,8 +19489,16 @@
         <w:rPr>
           <w:lang w:eastAsia="hu-HU"/>
         </w:rPr>
-        <w:t xml:space="preserve"> MySQL</w:t>
+        <w:t xml:space="preserve"> </w:t>
       </w:r>
+      <w:proofErr w:type="spellStart"/>
+      <w:r>
+        <w:rPr>
+          <w:lang w:eastAsia="hu-HU"/>
+        </w:rPr>
+        <w:t>MySQL</w:t>
+      </w:r>
+      <w:proofErr w:type="spellEnd"/>
     </w:p>
     <w:p>
       <w:pPr>
@@ -18019,8 +19518,21 @@
           <w:numId w:val="2"/>
         </w:numPr>
       </w:pPr>
+      <w:proofErr w:type="spellStart"/>
       <w:r>
-        <w:t>Git verzió kezelő (Github)</w:t>
+        <w:t>Git</w:t>
+      </w:r>
+      <w:proofErr w:type="spellEnd"/>
+      <w:r>
+        <w:t xml:space="preserve"> verzió kezelő (</w:t>
+      </w:r>
+      <w:proofErr w:type="spellStart"/>
+      <w:r>
+        <w:t>Github</w:t>
+      </w:r>
+      <w:proofErr w:type="spellEnd"/>
+      <w:r>
+        <w:t>)</w:t>
       </w:r>
     </w:p>
     <w:p>
@@ -18370,8 +19882,36 @@
                 <w:color w:val="000000"/>
                 <w:sz w:val="24"/>
               </w:rPr>
-              <w:t>SMTP protocol, eseményvezérelt</w:t>
-            </w:r>
+              <w:t xml:space="preserve">SMTP </w:t>
+            </w:r>
+            <w:proofErr w:type="spellStart"/>
+            <w:r>
+              <w:rPr>
+                <w:rFonts w:ascii="Arial" w:eastAsia="Arial" w:hAnsi="Arial" w:cs="Arial"/>
+                <w:color w:val="000000"/>
+                <w:sz w:val="24"/>
+              </w:rPr>
+              <w:t>protocol</w:t>
+            </w:r>
+            <w:proofErr w:type="spellEnd"/>
+            <w:r>
+              <w:rPr>
+                <w:rFonts w:ascii="Arial" w:eastAsia="Arial" w:hAnsi="Arial" w:cs="Arial"/>
+                <w:color w:val="000000"/>
+                <w:sz w:val="24"/>
+              </w:rPr>
+              <w:t xml:space="preserve">, </w:t>
+            </w:r>
+            <w:proofErr w:type="spellStart"/>
+            <w:r>
+              <w:rPr>
+                <w:rFonts w:ascii="Arial" w:eastAsia="Arial" w:hAnsi="Arial" w:cs="Arial"/>
+                <w:color w:val="000000"/>
+                <w:sz w:val="24"/>
+              </w:rPr>
+              <w:t>eseményvezérelt</w:t>
+            </w:r>
+            <w:proofErr w:type="spellEnd"/>
           </w:p>
         </w:tc>
         <w:tc>
@@ -18429,7 +19969,47 @@
                 <w:color w:val="000000"/>
                 <w:sz w:val="24"/>
               </w:rPr>
-              <w:t>Docker Engine &amp; Host OS</w:t>
+              <w:t xml:space="preserve">Docker </w:t>
+            </w:r>
+            <w:proofErr w:type="spellStart"/>
+            <w:r>
+              <w:rPr>
+                <w:rFonts w:ascii="Arial" w:eastAsia="Arial" w:hAnsi="Arial" w:cs="Arial"/>
+                <w:b/>
+                <w:color w:val="000000"/>
+                <w:sz w:val="24"/>
+              </w:rPr>
+              <w:t>Engine</w:t>
+            </w:r>
+            <w:proofErr w:type="spellEnd"/>
+            <w:r>
+              <w:rPr>
+                <w:rFonts w:ascii="Arial" w:eastAsia="Arial" w:hAnsi="Arial" w:cs="Arial"/>
+                <w:b/>
+                <w:color w:val="000000"/>
+                <w:sz w:val="24"/>
+              </w:rPr>
+              <w:t xml:space="preserve"> &amp; </w:t>
+            </w:r>
+            <w:proofErr w:type="spellStart"/>
+            <w:r>
+              <w:rPr>
+                <w:rFonts w:ascii="Arial" w:eastAsia="Arial" w:hAnsi="Arial" w:cs="Arial"/>
+                <w:b/>
+                <w:color w:val="000000"/>
+                <w:sz w:val="24"/>
+              </w:rPr>
+              <w:t>Host</w:t>
+            </w:r>
+            <w:proofErr w:type="spellEnd"/>
+            <w:r>
+              <w:rPr>
+                <w:rFonts w:ascii="Arial" w:eastAsia="Arial" w:hAnsi="Arial" w:cs="Arial"/>
+                <w:b/>
+                <w:color w:val="000000"/>
+                <w:sz w:val="24"/>
+              </w:rPr>
+              <w:t xml:space="preserve"> OS</w:t>
             </w:r>
           </w:p>
         </w:tc>
@@ -18513,7 +20093,25 @@
                 <w:color w:val="000000"/>
                 <w:sz w:val="24"/>
               </w:rPr>
-              <w:t>Docker API / Socket, folyamatos</w:t>
+              <w:t xml:space="preserve">Docker API / </w:t>
+            </w:r>
+            <w:proofErr w:type="spellStart"/>
+            <w:r>
+              <w:rPr>
+                <w:rFonts w:ascii="Arial" w:eastAsia="Arial" w:hAnsi="Arial" w:cs="Arial"/>
+                <w:color w:val="000000"/>
+                <w:sz w:val="24"/>
+              </w:rPr>
+              <w:t>Socket</w:t>
+            </w:r>
+            <w:proofErr w:type="spellEnd"/>
+            <w:r>
+              <w:rPr>
+                <w:rFonts w:ascii="Arial" w:eastAsia="Arial" w:hAnsi="Arial" w:cs="Arial"/>
+                <w:color w:val="000000"/>
+                <w:sz w:val="24"/>
+              </w:rPr>
+              <w:t>, folyamatos</w:t>
             </w:r>
           </w:p>
         </w:tc>
@@ -18541,7 +20139,25 @@
                 <w:color w:val="000000"/>
                 <w:sz w:val="24"/>
               </w:rPr>
-              <w:t>Konténer státuszok, portátirányítások, környezeti változók</w:t>
+              <w:t xml:space="preserve">Konténer státuszok, </w:t>
+            </w:r>
+            <w:proofErr w:type="spellStart"/>
+            <w:r>
+              <w:rPr>
+                <w:rFonts w:ascii="Arial" w:eastAsia="Arial" w:hAnsi="Arial" w:cs="Arial"/>
+                <w:color w:val="000000"/>
+                <w:sz w:val="24"/>
+              </w:rPr>
+              <w:t>portátirányítások</w:t>
+            </w:r>
+            <w:proofErr w:type="spellEnd"/>
+            <w:r>
+              <w:rPr>
+                <w:rFonts w:ascii="Arial" w:eastAsia="Arial" w:hAnsi="Arial" w:cs="Arial"/>
+                <w:color w:val="000000"/>
+                <w:sz w:val="24"/>
+              </w:rPr>
+              <w:t>, környezeti változók</w:t>
             </w:r>
           </w:p>
         </w:tc>
@@ -18572,7 +20188,27 @@
                 <w:color w:val="000000"/>
                 <w:sz w:val="24"/>
               </w:rPr>
-              <w:t>Linux VPS (Hosting)</w:t>
+              <w:t>Linux VPS (</w:t>
+            </w:r>
+            <w:proofErr w:type="spellStart"/>
+            <w:r>
+              <w:rPr>
+                <w:rFonts w:ascii="Arial" w:eastAsia="Arial" w:hAnsi="Arial" w:cs="Arial"/>
+                <w:b/>
+                <w:color w:val="000000"/>
+                <w:sz w:val="24"/>
+              </w:rPr>
+              <w:t>Hosting</w:t>
+            </w:r>
+            <w:proofErr w:type="spellEnd"/>
+            <w:r>
+              <w:rPr>
+                <w:rFonts w:ascii="Arial" w:eastAsia="Arial" w:hAnsi="Arial" w:cs="Arial"/>
+                <w:b/>
+                <w:color w:val="000000"/>
+                <w:sz w:val="24"/>
+              </w:rPr>
+              <w:t>)</w:t>
             </w:r>
           </w:p>
         </w:tc>
@@ -18708,6 +20344,7 @@
             <w:vAlign w:val="center"/>
           </w:tcPr>
           <w:p>
+            <w:proofErr w:type="spellStart"/>
             <w:r>
               <w:rPr>
                 <w:rFonts w:ascii="Arial" w:eastAsia="Arial" w:hAnsi="Arial" w:cs="Arial"/>
@@ -18715,7 +20352,17 @@
                 <w:color w:val="000000"/>
                 <w:sz w:val="24"/>
               </w:rPr>
-              <w:t>MySQL Adatbázis-motor</w:t>
+              <w:t>MySQL</w:t>
+            </w:r>
+            <w:proofErr w:type="spellEnd"/>
+            <w:r>
+              <w:rPr>
+                <w:rFonts w:ascii="Arial" w:eastAsia="Arial" w:hAnsi="Arial" w:cs="Arial"/>
+                <w:b/>
+                <w:color w:val="000000"/>
+                <w:sz w:val="24"/>
+              </w:rPr>
+              <w:t xml:space="preserve"> Adatbázis-motor</w:t>
             </w:r>
           </w:p>
         </w:tc>
@@ -18737,13 +20384,23 @@
             <w:vAlign w:val="center"/>
           </w:tcPr>
           <w:p>
+            <w:proofErr w:type="spellStart"/>
             <w:r>
               <w:rPr>
                 <w:rFonts w:ascii="Arial" w:eastAsia="Arial" w:hAnsi="Arial" w:cs="Arial"/>
                 <w:color w:val="000000"/>
                 <w:sz w:val="24"/>
               </w:rPr>
-              <w:t>Adatperzisztencia, felhasználói és projektadatok tárolása</w:t>
+              <w:t>Adatperzisztencia</w:t>
+            </w:r>
+            <w:proofErr w:type="spellEnd"/>
+            <w:r>
+              <w:rPr>
+                <w:rFonts w:ascii="Arial" w:eastAsia="Arial" w:hAnsi="Arial" w:cs="Arial"/>
+                <w:color w:val="000000"/>
+                <w:sz w:val="24"/>
+              </w:rPr>
+              <w:t>, felhasználói és projektadatok tárolása</w:t>
             </w:r>
           </w:p>
         </w:tc>
@@ -18799,8 +20456,36 @@
                 <w:color w:val="000000"/>
                 <w:sz w:val="24"/>
               </w:rPr>
-              <w:t>TCP/IP (EF Core), aszinkron / lekérdezésenként</w:t>
-            </w:r>
+              <w:t xml:space="preserve">TCP/IP (EF </w:t>
+            </w:r>
+            <w:proofErr w:type="spellStart"/>
+            <w:r>
+              <w:rPr>
+                <w:rFonts w:ascii="Arial" w:eastAsia="Arial" w:hAnsi="Arial" w:cs="Arial"/>
+                <w:color w:val="000000"/>
+                <w:sz w:val="24"/>
+              </w:rPr>
+              <w:t>Core</w:t>
+            </w:r>
+            <w:proofErr w:type="spellEnd"/>
+            <w:r>
+              <w:rPr>
+                <w:rFonts w:ascii="Arial" w:eastAsia="Arial" w:hAnsi="Arial" w:cs="Arial"/>
+                <w:color w:val="000000"/>
+                <w:sz w:val="24"/>
+              </w:rPr>
+              <w:t xml:space="preserve">), aszinkron / </w:t>
+            </w:r>
+            <w:proofErr w:type="spellStart"/>
+            <w:r>
+              <w:rPr>
+                <w:rFonts w:ascii="Arial" w:eastAsia="Arial" w:hAnsi="Arial" w:cs="Arial"/>
+                <w:color w:val="000000"/>
+                <w:sz w:val="24"/>
+              </w:rPr>
+              <w:t>lekérdezésenként</w:t>
+            </w:r>
+            <w:proofErr w:type="spellEnd"/>
           </w:p>
         </w:tc>
         <w:tc>
@@ -18970,7 +20655,25 @@
                 <w:color w:val="000000"/>
                 <w:sz w:val="24"/>
               </w:rPr>
-              <w:t>Auth tokenek, feladategyeztetések, fájlok, üzenetek</w:t>
+              <w:t xml:space="preserve">Auth </w:t>
+            </w:r>
+            <w:proofErr w:type="spellStart"/>
+            <w:r>
+              <w:rPr>
+                <w:rFonts w:ascii="Arial" w:eastAsia="Arial" w:hAnsi="Arial" w:cs="Arial"/>
+                <w:color w:val="000000"/>
+                <w:sz w:val="24"/>
+              </w:rPr>
+              <w:t>tokenek</w:t>
+            </w:r>
+            <w:proofErr w:type="spellEnd"/>
+            <w:r>
+              <w:rPr>
+                <w:rFonts w:ascii="Arial" w:eastAsia="Arial" w:hAnsi="Arial" w:cs="Arial"/>
+                <w:color w:val="000000"/>
+                <w:sz w:val="24"/>
+              </w:rPr>
+              <w:t>, feladategyeztetések, fájlok, üzenetek</w:t>
             </w:r>
           </w:p>
         </w:tc>
@@ -19017,7 +20720,21 @@
         <w:rPr>
           <w:lang w:eastAsia="hu-HU"/>
         </w:rPr>
-        <w:t>A jogosultságok azért kellenek, hogy egyéni szerepkör létrehozása során meg tudjuk adni, a szerepkör scope-ját.</w:t>
+        <w:t xml:space="preserve">A jogosultságok azért kellenek, hogy egyéni szerepkör létrehozása során meg tudjuk adni, a szerepkör </w:t>
+      </w:r>
+      <w:proofErr w:type="spellStart"/>
+      <w:r>
+        <w:rPr>
+          <w:lang w:eastAsia="hu-HU"/>
+        </w:rPr>
+        <w:t>scope</w:t>
+      </w:r>
+      <w:proofErr w:type="spellEnd"/>
+      <w:r>
+        <w:rPr>
+          <w:lang w:eastAsia="hu-HU"/>
+        </w:rPr>
+        <w:t>-ját.</w:t>
       </w:r>
     </w:p>
     <w:tbl>
@@ -19049,6 +20766,7 @@
                 <w:lang w:eastAsia="hu-HU"/>
               </w:rPr>
             </w:pPr>
+            <w:proofErr w:type="spellStart"/>
             <w:r>
               <w:rPr>
                 <w:color w:val="FFFFFF" w:themeColor="background1"/>
@@ -19058,6 +20776,7 @@
               </w:rPr>
               <w:t>Code</w:t>
             </w:r>
+            <w:proofErr w:type="spellEnd"/>
           </w:p>
         </w:tc>
         <w:tc>
@@ -19128,6 +20847,7 @@
                 <w:lang w:eastAsia="hu-HU"/>
               </w:rPr>
             </w:pPr>
+            <w:proofErr w:type="spellStart"/>
             <w:r>
               <w:rPr>
                 <w:b/>
@@ -19136,6 +20856,7 @@
               </w:rPr>
               <w:t>Workspace:member:add</w:t>
             </w:r>
+            <w:proofErr w:type="spellEnd"/>
           </w:p>
         </w:tc>
         <w:tc>
@@ -19172,6 +20893,7 @@
                 <w:lang w:eastAsia="hu-HU"/>
               </w:rPr>
             </w:pPr>
+            <w:proofErr w:type="spellStart"/>
             <w:r>
               <w:rPr>
                 <w:b/>
@@ -19181,6 +20903,7 @@
               <w:lastRenderedPageBreak/>
               <w:t>Workspace:member:kick</w:t>
             </w:r>
+            <w:proofErr w:type="spellEnd"/>
           </w:p>
         </w:tc>
         <w:tc>
@@ -19217,6 +20940,7 @@
                 <w:lang w:eastAsia="hu-HU"/>
               </w:rPr>
             </w:pPr>
+            <w:proofErr w:type="spellStart"/>
             <w:r>
               <w:rPr>
                 <w:b/>
@@ -19225,6 +20949,7 @@
               </w:rPr>
               <w:t>Workspace:member:giveRole</w:t>
             </w:r>
+            <w:proofErr w:type="spellEnd"/>
           </w:p>
         </w:tc>
         <w:tc>
@@ -19261,6 +20986,7 @@
                 <w:lang w:eastAsia="hu-HU"/>
               </w:rPr>
             </w:pPr>
+            <w:proofErr w:type="spellStart"/>
             <w:r>
               <w:rPr>
                 <w:b/>
@@ -19269,6 +20995,7 @@
               </w:rPr>
               <w:t>Workspace:member:removeRole</w:t>
             </w:r>
+            <w:proofErr w:type="spellEnd"/>
           </w:p>
         </w:tc>
         <w:tc>
@@ -19332,6 +21059,7 @@
                 <w:lang w:eastAsia="hu-HU"/>
               </w:rPr>
             </w:pPr>
+            <w:proofErr w:type="spellStart"/>
             <w:r>
               <w:rPr>
                 <w:b/>
@@ -19340,6 +21068,7 @@
               </w:rPr>
               <w:t>Label:create</w:t>
             </w:r>
+            <w:proofErr w:type="spellEnd"/>
           </w:p>
         </w:tc>
         <w:tc>
@@ -19376,6 +21105,7 @@
                 <w:lang w:eastAsia="hu-HU"/>
               </w:rPr>
             </w:pPr>
+            <w:proofErr w:type="spellStart"/>
             <w:r>
               <w:rPr>
                 <w:b/>
@@ -19384,6 +21114,7 @@
               </w:rPr>
               <w:t>Label:delete</w:t>
             </w:r>
+            <w:proofErr w:type="spellEnd"/>
           </w:p>
         </w:tc>
         <w:tc>
@@ -19420,6 +21151,7 @@
                 <w:lang w:eastAsia="hu-HU"/>
               </w:rPr>
             </w:pPr>
+            <w:proofErr w:type="spellStart"/>
             <w:r>
               <w:rPr>
                 <w:b/>
@@ -19428,6 +21160,7 @@
               </w:rPr>
               <w:t>Label:modify</w:t>
             </w:r>
+            <w:proofErr w:type="spellEnd"/>
           </w:p>
         </w:tc>
         <w:tc>
@@ -19492,6 +21225,7 @@
                 <w:lang w:eastAsia="hu-HU"/>
               </w:rPr>
             </w:pPr>
+            <w:proofErr w:type="spellStart"/>
             <w:r>
               <w:rPr>
                 <w:b/>
@@ -19500,6 +21234,7 @@
               </w:rPr>
               <w:t>Project:task:create</w:t>
             </w:r>
+            <w:proofErr w:type="spellEnd"/>
           </w:p>
         </w:tc>
         <w:tc>
@@ -19536,6 +21271,7 @@
                 <w:lang w:eastAsia="hu-HU"/>
               </w:rPr>
             </w:pPr>
+            <w:proofErr w:type="spellStart"/>
             <w:r>
               <w:rPr>
                 <w:b/>
@@ -19544,6 +21280,7 @@
               </w:rPr>
               <w:t>Project:task:delete</w:t>
             </w:r>
+            <w:proofErr w:type="spellEnd"/>
           </w:p>
         </w:tc>
         <w:tc>
@@ -19580,6 +21317,7 @@
                 <w:lang w:eastAsia="hu-HU"/>
               </w:rPr>
             </w:pPr>
+            <w:proofErr w:type="spellStart"/>
             <w:r>
               <w:rPr>
                 <w:b/>
@@ -19588,6 +21326,7 @@
               </w:rPr>
               <w:t>Project:task:modify</w:t>
             </w:r>
+            <w:proofErr w:type="spellEnd"/>
           </w:p>
         </w:tc>
         <w:tc>
@@ -19624,6 +21363,7 @@
                 <w:lang w:eastAsia="hu-HU"/>
               </w:rPr>
             </w:pPr>
+            <w:proofErr w:type="spellStart"/>
             <w:r>
               <w:rPr>
                 <w:b/>
@@ -19632,6 +21372,7 @@
               </w:rPr>
               <w:t>Project:task:setStatus</w:t>
             </w:r>
+            <w:proofErr w:type="spellEnd"/>
           </w:p>
         </w:tc>
         <w:tc>
@@ -19668,6 +21409,7 @@
                 <w:lang w:eastAsia="hu-HU"/>
               </w:rPr>
             </w:pPr>
+            <w:proofErr w:type="spellStart"/>
             <w:r>
               <w:rPr>
                 <w:b/>
@@ -19676,6 +21418,7 @@
               </w:rPr>
               <w:t>Project:role:setTask</w:t>
             </w:r>
+            <w:proofErr w:type="spellEnd"/>
           </w:p>
         </w:tc>
         <w:tc>
@@ -19693,7 +21436,21 @@
               <w:rPr>
                 <w:lang w:eastAsia="hu-HU"/>
               </w:rPr>
-              <w:t>Feladathoz tartozó role meghatározás</w:t>
+              <w:t xml:space="preserve">Feladathoz tartozó </w:t>
+            </w:r>
+            <w:proofErr w:type="spellStart"/>
+            <w:r>
+              <w:rPr>
+                <w:lang w:eastAsia="hu-HU"/>
+              </w:rPr>
+              <w:t>role</w:t>
+            </w:r>
+            <w:proofErr w:type="spellEnd"/>
+            <w:r>
+              <w:rPr>
+                <w:lang w:eastAsia="hu-HU"/>
+              </w:rPr>
+              <w:t xml:space="preserve"> meghatározás</w:t>
             </w:r>
           </w:p>
         </w:tc>
@@ -19739,6 +21496,7 @@
                 <w:lang w:eastAsia="hu-HU"/>
               </w:rPr>
             </w:pPr>
+            <w:proofErr w:type="spellStart"/>
             <w:r>
               <w:rPr>
                 <w:b/>
@@ -19747,6 +21505,7 @@
               </w:rPr>
               <w:t>Chat:groupChannel:create</w:t>
             </w:r>
+            <w:proofErr w:type="spellEnd"/>
           </w:p>
         </w:tc>
         <w:tc>
@@ -19783,6 +21542,7 @@
                 <w:lang w:eastAsia="hu-HU"/>
               </w:rPr>
             </w:pPr>
+            <w:proofErr w:type="spellStart"/>
             <w:r>
               <w:rPr>
                 <w:b/>
@@ -19791,6 +21551,7 @@
               </w:rPr>
               <w:t>Chat:groupChannel:delete</w:t>
             </w:r>
+            <w:proofErr w:type="spellEnd"/>
           </w:p>
         </w:tc>
         <w:tc>
@@ -19827,6 +21588,7 @@
                 <w:lang w:eastAsia="hu-HU"/>
               </w:rPr>
             </w:pPr>
+            <w:proofErr w:type="spellStart"/>
             <w:r>
               <w:rPr>
                 <w:b/>
@@ -19835,6 +21597,7 @@
               </w:rPr>
               <w:t>Chat:member:add</w:t>
             </w:r>
+            <w:proofErr w:type="spellEnd"/>
           </w:p>
         </w:tc>
         <w:tc>
@@ -19871,6 +21634,7 @@
                 <w:lang w:eastAsia="hu-HU"/>
               </w:rPr>
             </w:pPr>
+            <w:proofErr w:type="spellStart"/>
             <w:r>
               <w:rPr>
                 <w:b/>
@@ -19879,6 +21643,7 @@
               </w:rPr>
               <w:t>Chat:member:kick</w:t>
             </w:r>
+            <w:proofErr w:type="spellEnd"/>
           </w:p>
         </w:tc>
         <w:tc>
@@ -19945,6 +21710,7 @@
                 <w:lang w:eastAsia="hu-HU"/>
               </w:rPr>
             </w:pPr>
+            <w:proofErr w:type="spellStart"/>
             <w:r>
               <w:rPr>
                 <w:b/>
@@ -19953,6 +21719,7 @@
               </w:rPr>
               <w:t>Drive:file:upload</w:t>
             </w:r>
+            <w:proofErr w:type="spellEnd"/>
           </w:p>
         </w:tc>
         <w:tc>
@@ -19992,6 +21759,7 @@
                 <w:lang w:eastAsia="hu-HU"/>
               </w:rPr>
             </w:pPr>
+            <w:proofErr w:type="spellStart"/>
             <w:r>
               <w:rPr>
                 <w:b/>
@@ -20000,6 +21768,7 @@
               </w:rPr>
               <w:t>Drive:file:download</w:t>
             </w:r>
+            <w:proofErr w:type="spellEnd"/>
           </w:p>
         </w:tc>
         <w:tc>
@@ -20039,6 +21808,7 @@
                 <w:lang w:eastAsia="hu-HU"/>
               </w:rPr>
             </w:pPr>
+            <w:proofErr w:type="spellStart"/>
             <w:r>
               <w:rPr>
                 <w:b/>
@@ -20047,6 +21817,7 @@
               </w:rPr>
               <w:t>Drive:folder:create</w:t>
             </w:r>
+            <w:proofErr w:type="spellEnd"/>
           </w:p>
         </w:tc>
         <w:tc>
@@ -20086,6 +21857,7 @@
                 <w:lang w:eastAsia="hu-HU"/>
               </w:rPr>
             </w:pPr>
+            <w:proofErr w:type="spellStart"/>
             <w:r>
               <w:rPr>
                 <w:b/>
@@ -20094,6 +21866,7 @@
               </w:rPr>
               <w:t>Drive:folder:delete</w:t>
             </w:r>
+            <w:proofErr w:type="spellEnd"/>
           </w:p>
         </w:tc>
         <w:tc>
@@ -20160,6 +21933,7 @@
                 <w:lang w:eastAsia="hu-HU"/>
               </w:rPr>
             </w:pPr>
+            <w:proofErr w:type="spellStart"/>
             <w:r>
               <w:rPr>
                 <w:b/>
@@ -20168,6 +21942,7 @@
               </w:rPr>
               <w:t>Admin:dashboard</w:t>
             </w:r>
+            <w:proofErr w:type="spellEnd"/>
           </w:p>
         </w:tc>
         <w:tc>
@@ -20235,6 +22010,7 @@
                 <w:lang w:eastAsia="hu-HU"/>
               </w:rPr>
             </w:pPr>
+            <w:proofErr w:type="spellStart"/>
             <w:r>
               <w:rPr>
                 <w:b/>
@@ -20244,6 +22020,7 @@
               </w:rPr>
               <w:t>Auth:role:create</w:t>
             </w:r>
+            <w:proofErr w:type="spellEnd"/>
           </w:p>
         </w:tc>
         <w:tc>
@@ -20286,6 +22063,7 @@
                 <w:lang w:eastAsia="hu-HU"/>
               </w:rPr>
             </w:pPr>
+            <w:proofErr w:type="spellStart"/>
             <w:r>
               <w:rPr>
                 <w:b/>
@@ -20295,6 +22073,7 @@
               </w:rPr>
               <w:t>Auth:role:delete</w:t>
             </w:r>
+            <w:proofErr w:type="spellEnd"/>
           </w:p>
         </w:tc>
         <w:tc>
@@ -20337,6 +22116,7 @@
                 <w:lang w:eastAsia="hu-HU"/>
               </w:rPr>
             </w:pPr>
+            <w:proofErr w:type="spellStart"/>
             <w:r>
               <w:rPr>
                 <w:b/>
@@ -20346,6 +22126,7 @@
               </w:rPr>
               <w:t>Auth:role:modify</w:t>
             </w:r>
+            <w:proofErr w:type="spellEnd"/>
           </w:p>
         </w:tc>
         <w:tc>
@@ -20414,7 +22195,21 @@
         <w:rPr>
           <w:lang w:eastAsia="hu-HU"/>
         </w:rPr>
-        <w:t>A felhasználói felület tervezése során a minimalista (Lightweight) és letisztult dizájnirányelvet követjük. Ennek főbb jellemzői:</w:t>
+        <w:t>A felhasználói felület tervezése során a minimalista (</w:t>
+      </w:r>
+      <w:proofErr w:type="spellStart"/>
+      <w:r>
+        <w:rPr>
+          <w:lang w:eastAsia="hu-HU"/>
+        </w:rPr>
+        <w:t>Lightweight</w:t>
+      </w:r>
+      <w:proofErr w:type="spellEnd"/>
+      <w:r>
+        <w:rPr>
+          <w:lang w:eastAsia="hu-HU"/>
+        </w:rPr>
+        <w:t>) és letisztult dizájnirányelvet követjük. Ennek főbb jellemzői:</w:t>
       </w:r>
     </w:p>
     <w:p>
@@ -20428,6 +22223,7 @@
           <w:lang w:eastAsia="hu-HU"/>
         </w:rPr>
       </w:pPr>
+      <w:proofErr w:type="spellStart"/>
       <w:r>
         <w:rPr>
           <w:b/>
@@ -20435,7 +22231,16 @@
           <w:lang w:eastAsia="hu-HU"/>
         </w:rPr>
         <w:lastRenderedPageBreak/>
-        <w:t>Lényegretörő elrendezés</w:t>
+        <w:t>Lényegretörő</w:t>
+      </w:r>
+      <w:proofErr w:type="spellEnd"/>
+      <w:r>
+        <w:rPr>
+          <w:b/>
+          <w:bCs/>
+          <w:lang w:eastAsia="hu-HU"/>
+        </w:rPr>
+        <w:t xml:space="preserve"> elrendezés</w:t>
       </w:r>
       <w:r>
         <w:rPr>
@@ -20522,13 +22327,37 @@
           <w:bCs/>
           <w:lang w:eastAsia="hu-HU"/>
         </w:rPr>
-        <w:t>Gördülékeny navigáció és reszponzivitás</w:t>
+        <w:t xml:space="preserve">Gördülékeny navigáció és </w:t>
       </w:r>
+      <w:proofErr w:type="spellStart"/>
+      <w:r>
+        <w:rPr>
+          <w:b/>
+          <w:bCs/>
+          <w:lang w:eastAsia="hu-HU"/>
+        </w:rPr>
+        <w:t>reszponzivitás</w:t>
+      </w:r>
+      <w:proofErr w:type="spellEnd"/>
       <w:r>
         <w:rPr>
           <w:lang w:eastAsia="hu-HU"/>
         </w:rPr>
-        <w:t>: Az alacsony tanulási görbét támogatva a navigáció intuitív, a felület pedig alkalmazkodik az asztali és mobil kijelzőméretekhez egyaránt.</w:t>
+        <w:t xml:space="preserve">: Az alacsony tanulási görbét támogatva a navigáció intuitív, a felület pedig alkalmazkodik az asztali és mobil </w:t>
+      </w:r>
+      <w:proofErr w:type="spellStart"/>
+      <w:r>
+        <w:rPr>
+          <w:lang w:eastAsia="hu-HU"/>
+        </w:rPr>
+        <w:t>kijelzőméretekhez</w:t>
+      </w:r>
+      <w:proofErr w:type="spellEnd"/>
+      <w:r>
+        <w:rPr>
+          <w:lang w:eastAsia="hu-HU"/>
+        </w:rPr>
+        <w:t xml:space="preserve"> egyaránt.</w:t>
       </w:r>
     </w:p>
     <w:p>
@@ -21256,7 +23085,25 @@
                 <w:color w:val="000000"/>
                 <w:sz w:val="24"/>
               </w:rPr>
-              <w:t>Dokumentum (.pdf / .docx)</w:t>
+              <w:t>Dokumentum (.pdf / .</w:t>
+            </w:r>
+            <w:proofErr w:type="spellStart"/>
+            <w:r>
+              <w:rPr>
+                <w:rFonts w:ascii="Arial" w:eastAsia="Arial" w:hAnsi="Arial" w:cs="Arial"/>
+                <w:color w:val="000000"/>
+                <w:sz w:val="24"/>
+              </w:rPr>
+              <w:t>docx</w:t>
+            </w:r>
+            <w:proofErr w:type="spellEnd"/>
+            <w:r>
+              <w:rPr>
+                <w:rFonts w:ascii="Arial" w:eastAsia="Arial" w:hAnsi="Arial" w:cs="Arial"/>
+                <w:color w:val="000000"/>
+                <w:sz w:val="24"/>
+              </w:rPr>
+              <w:t>)</w:t>
             </w:r>
           </w:p>
         </w:tc>
@@ -21351,8 +23198,18 @@
                 <w:color w:val="000000"/>
                 <w:sz w:val="24"/>
               </w:rPr>
-              <w:t>Dokumentum, Scalar</w:t>
-            </w:r>
+              <w:t xml:space="preserve">Dokumentum, </w:t>
+            </w:r>
+            <w:proofErr w:type="spellStart"/>
+            <w:r>
+              <w:rPr>
+                <w:rFonts w:ascii="Arial" w:eastAsia="Arial" w:hAnsi="Arial" w:cs="Arial"/>
+                <w:color w:val="000000"/>
+                <w:sz w:val="24"/>
+              </w:rPr>
+              <w:t>Scalar</w:t>
+            </w:r>
+            <w:proofErr w:type="spellEnd"/>
           </w:p>
         </w:tc>
         <w:tc>
@@ -21455,7 +23312,25 @@
                 <w:color w:val="000000"/>
                 <w:sz w:val="24"/>
               </w:rPr>
-              <w:t xml:space="preserve">Forráskód (Git) </w:t>
+              <w:t>Forráskód (</w:t>
+            </w:r>
+            <w:proofErr w:type="spellStart"/>
+            <w:r>
+              <w:rPr>
+                <w:rFonts w:ascii="Arial" w:eastAsia="Arial" w:hAnsi="Arial" w:cs="Arial"/>
+                <w:color w:val="000000"/>
+                <w:sz w:val="24"/>
+              </w:rPr>
+              <w:t>Git</w:t>
+            </w:r>
+            <w:proofErr w:type="spellEnd"/>
+            <w:r>
+              <w:rPr>
+                <w:rFonts w:ascii="Arial" w:eastAsia="Arial" w:hAnsi="Arial" w:cs="Arial"/>
+                <w:color w:val="000000"/>
+                <w:sz w:val="24"/>
+              </w:rPr>
+              <w:t xml:space="preserve">) </w:t>
             </w:r>
           </w:p>
           <w:p/>
@@ -21875,7 +23750,25 @@
                 <w:color w:val="000000"/>
                 <w:sz w:val="24"/>
               </w:rPr>
-              <w:t xml:space="preserve">Telepített éles alkalmazás, Git tárhely </w:t>
+              <w:t xml:space="preserve">Telepített éles alkalmazás, </w:t>
+            </w:r>
+            <w:proofErr w:type="spellStart"/>
+            <w:r>
+              <w:rPr>
+                <w:rFonts w:ascii="Arial" w:eastAsia="Arial" w:hAnsi="Arial" w:cs="Arial"/>
+                <w:color w:val="000000"/>
+                <w:sz w:val="24"/>
+              </w:rPr>
+              <w:t>Git</w:t>
+            </w:r>
+            <w:proofErr w:type="spellEnd"/>
+            <w:r>
+              <w:rPr>
+                <w:rFonts w:ascii="Arial" w:eastAsia="Arial" w:hAnsi="Arial" w:cs="Arial"/>
+                <w:color w:val="000000"/>
+                <w:sz w:val="24"/>
+              </w:rPr>
+              <w:t xml:space="preserve"> tárhely </w:t>
             </w:r>
           </w:p>
           <w:p/>
@@ -22009,7 +23902,23 @@
         <w:t xml:space="preserve">M2 </w:t>
       </w:r>
       <w:r>
-        <w:t>– Backend és Üzleti Logika: A C# ASP.NET Core Web API alapjainak, az Entity Framework adatbázis-kapcsolatnak, a JWT hitelesítésnek és az üzleti logikának a megvalósítása.</w:t>
+        <w:t xml:space="preserve">– Backend és Üzleti Logika: A C# ASP.NET </w:t>
+      </w:r>
+      <w:proofErr w:type="spellStart"/>
+      <w:r>
+        <w:t>Core</w:t>
+      </w:r>
+      <w:proofErr w:type="spellEnd"/>
+      <w:r>
+        <w:t xml:space="preserve"> Web API alapjainak, az </w:t>
+      </w:r>
+      <w:proofErr w:type="spellStart"/>
+      <w:r>
+        <w:t>Entity</w:t>
+      </w:r>
+      <w:proofErr w:type="spellEnd"/>
+      <w:r>
+        <w:t xml:space="preserve"> Framework adatbázis-kapcsolatnak, a JWT hitelesítésnek és az üzleti logikának a megvalósítása.</w:t>
       </w:r>
     </w:p>
     <w:p>
@@ -22028,7 +23937,31 @@
         <w:t xml:space="preserve">M3 </w:t>
       </w:r>
       <w:r>
-        <w:t>– Integrált Működő Rendszer (MVP): A React (Vite, TypeScript) frontend felület elkészítése, az API végpontok integrációja és az alapvető funkciók tesztkörnyezetbe (Docker, VPS) történő telepítése.</w:t>
+        <w:t xml:space="preserve">– Integrált Működő Rendszer (MVP): A </w:t>
+      </w:r>
+      <w:proofErr w:type="spellStart"/>
+      <w:r>
+        <w:t>React</w:t>
+      </w:r>
+      <w:proofErr w:type="spellEnd"/>
+      <w:r>
+        <w:t xml:space="preserve"> (</w:t>
+      </w:r>
+      <w:proofErr w:type="spellStart"/>
+      <w:r>
+        <w:t>Vite</w:t>
+      </w:r>
+      <w:proofErr w:type="spellEnd"/>
+      <w:r>
+        <w:t xml:space="preserve">, </w:t>
+      </w:r>
+      <w:proofErr w:type="spellStart"/>
+      <w:r>
+        <w:t>TypeScript</w:t>
+      </w:r>
+      <w:proofErr w:type="spellEnd"/>
+      <w:r>
+        <w:t>) frontend felület elkészítése, az API végpontok integrációja és az alapvető funkciók tesztkörnyezetbe (Docker, VPS) történő telepítése.</w:t>
       </w:r>
     </w:p>
     <w:p>
@@ -22067,17 +24000,137 @@
     </w:p>
     <w:p>
       <w:r>
-        <w:t>1. Egységtesztek (Unit Tests): Backend (C# ASP.NET Core API) xUnit/NUnit segítségével. Az üzleti logika, kalkulációk, RBAC ellenőrzések és adatmodell validációk tesztelése mockolt adatbázissal.</w:t>
+        <w:t xml:space="preserve">1. Egységtesztek (Unit </w:t>
+      </w:r>
+      <w:proofErr w:type="spellStart"/>
+      <w:r>
+        <w:t>Tests</w:t>
+      </w:r>
+      <w:proofErr w:type="spellEnd"/>
+      <w:r>
+        <w:t xml:space="preserve">): Backend (C# ASP.NET </w:t>
+      </w:r>
+      <w:proofErr w:type="spellStart"/>
+      <w:r>
+        <w:t>Core</w:t>
+      </w:r>
+      <w:proofErr w:type="spellEnd"/>
+      <w:r>
+        <w:t xml:space="preserve"> API) </w:t>
+      </w:r>
+      <w:proofErr w:type="spellStart"/>
+      <w:r>
+        <w:t>xUnit</w:t>
+      </w:r>
+      <w:proofErr w:type="spellEnd"/>
+      <w:r>
+        <w:t>/</w:t>
+      </w:r>
+      <w:proofErr w:type="spellStart"/>
+      <w:r>
+        <w:t>NUnit</w:t>
+      </w:r>
+      <w:proofErr w:type="spellEnd"/>
+      <w:r>
+        <w:t xml:space="preserve"> segítségével. Az üzleti logika, kalkulációk, RBAC ellenőrzések és adatmodell validációk tesztelése </w:t>
+      </w:r>
+      <w:proofErr w:type="spellStart"/>
+      <w:r>
+        <w:t>mockolt</w:t>
+      </w:r>
+      <w:proofErr w:type="spellEnd"/>
+      <w:r>
+        <w:t xml:space="preserve"> adatbázissal.</w:t>
       </w:r>
     </w:p>
     <w:p>
       <w:r>
-        <w:t>2. API / Integrációs tesztek (Integration Tests): Postman / REST Client / WebApplicationFactory használatával. A REST API végpontok, JWT hitelesítés, CRUD műveletek és az EF Core / MySQL kapcsolatok ellenőrzése.</w:t>
+        <w:t>2. API / Integrációs tesztek (</w:t>
+      </w:r>
+      <w:proofErr w:type="spellStart"/>
+      <w:r>
+        <w:t>Integration</w:t>
+      </w:r>
+      <w:proofErr w:type="spellEnd"/>
+      <w:r>
+        <w:t xml:space="preserve"> </w:t>
+      </w:r>
+      <w:proofErr w:type="spellStart"/>
+      <w:r>
+        <w:t>Tests</w:t>
+      </w:r>
+      <w:proofErr w:type="spellEnd"/>
+      <w:r>
+        <w:t xml:space="preserve">): Postman / REST </w:t>
+      </w:r>
+      <w:proofErr w:type="spellStart"/>
+      <w:r>
+        <w:t>Client</w:t>
+      </w:r>
+      <w:proofErr w:type="spellEnd"/>
+      <w:r>
+        <w:t xml:space="preserve"> / </w:t>
+      </w:r>
+      <w:proofErr w:type="spellStart"/>
+      <w:r>
+        <w:t>WebApplicationFactory</w:t>
+      </w:r>
+      <w:proofErr w:type="spellEnd"/>
+      <w:r>
+        <w:t xml:space="preserve"> használatával. A REST API végpontok, JWT hitelesítés, CRUD műveletek és az EF </w:t>
+      </w:r>
+      <w:proofErr w:type="spellStart"/>
+      <w:r>
+        <w:t>Core</w:t>
+      </w:r>
+      <w:proofErr w:type="spellEnd"/>
+      <w:r>
+        <w:t xml:space="preserve"> / </w:t>
+      </w:r>
+      <w:proofErr w:type="spellStart"/>
+      <w:r>
+        <w:t>MySQL</w:t>
+      </w:r>
+      <w:proofErr w:type="spellEnd"/>
+      <w:r>
+        <w:t xml:space="preserve"> kapcsolatok ellenőrzése.</w:t>
       </w:r>
     </w:p>
     <w:p>
       <w:r>
-        <w:t>3. End-to-End (E2E) és Manuális UI tesztek: Kézi tesztelés és DevTools segítségével a React UI, az űrlap-validációk, a reszponzivitás és a hibaüzenetek vizsgálata.</w:t>
+        <w:t>3. End-</w:t>
+      </w:r>
+      <w:proofErr w:type="spellStart"/>
+      <w:r>
+        <w:t>to</w:t>
+      </w:r>
+      <w:proofErr w:type="spellEnd"/>
+      <w:r>
+        <w:t xml:space="preserve">-End (E2E) és Manuális UI tesztek: Kézi tesztelés és </w:t>
+      </w:r>
+      <w:proofErr w:type="spellStart"/>
+      <w:r>
+        <w:t>DevTools</w:t>
+      </w:r>
+      <w:proofErr w:type="spellEnd"/>
+      <w:r>
+        <w:t xml:space="preserve"> segítségével a </w:t>
+      </w:r>
+      <w:proofErr w:type="spellStart"/>
+      <w:r>
+        <w:t>React</w:t>
+      </w:r>
+      <w:proofErr w:type="spellEnd"/>
+      <w:r>
+        <w:t xml:space="preserve"> UI, az űrlap-validációk, a </w:t>
+      </w:r>
+      <w:proofErr w:type="spellStart"/>
+      <w:r>
+        <w:t>reszponzivitás</w:t>
+      </w:r>
+      <w:proofErr w:type="spellEnd"/>
+      <w:r>
+        <w:t xml:space="preserve"> és a hibaüzenetek vizsgálata.</w:t>
       </w:r>
     </w:p>
     <w:p>
@@ -22087,12 +24140,44 @@
     </w:p>
     <w:p>
       <w:r>
-        <w:t>- Kritikus funkciók (Magas lefedettség): Autentikáció és RBAC 100%-os lefedettsége (regisztráció, hibás adatok, lejárt tokenek, érvénytelen címkék). Szigorú fájlméret- és kiterjesztés-ellenőrzés a tárhelynél.</w:t>
+        <w:t xml:space="preserve">- Kritikus funkciók (Magas lefedettség): </w:t>
+      </w:r>
+      <w:proofErr w:type="spellStart"/>
+      <w:r>
+        <w:t>Autentikáció</w:t>
+      </w:r>
+      <w:proofErr w:type="spellEnd"/>
+      <w:r>
+        <w:t xml:space="preserve"> és RBAC 100%-os lefedettsége (regisztráció, hibás adatok, lejárt </w:t>
+      </w:r>
+      <w:proofErr w:type="spellStart"/>
+      <w:r>
+        <w:t>tokenek</w:t>
+      </w:r>
+      <w:proofErr w:type="spellEnd"/>
+      <w:r>
+        <w:t>, érvénytelen címkék). Szigorú fájlméret- és kiterjesztés-ellenőrzés a tárhelynél.</w:t>
       </w:r>
     </w:p>
     <w:p>
       <w:r>
-        <w:t>- Általános üzleti logika (Közepes lefedettség): Projektek, feladatok állapotváltásai („Folyamatban”, „Kész”) és naptáresemények tesztelése happy path és edge-case forgatókönyvek alapján.</w:t>
+        <w:t xml:space="preserve">- Általános üzleti logika (Közepes lefedettség): Projektek, feladatok állapotváltásai („Folyamatban”, „Kész”) és naptáresemények tesztelése happy </w:t>
+      </w:r>
+      <w:proofErr w:type="spellStart"/>
+      <w:r>
+        <w:t>path</w:t>
+      </w:r>
+      <w:proofErr w:type="spellEnd"/>
+      <w:r>
+        <w:t xml:space="preserve"> és </w:t>
+      </w:r>
+      <w:proofErr w:type="spellStart"/>
+      <w:r>
+        <w:t>edge-case</w:t>
+      </w:r>
+      <w:proofErr w:type="spellEnd"/>
+      <w:r>
+        <w:t xml:space="preserve"> forgatókönyvek alapján.</w:t>
       </w:r>
     </w:p>
     <w:p>
@@ -22154,7 +24239,23 @@
         <w:t>Rendszerdokumentáció:</w:t>
       </w:r>
       <w:r>
-        <w:t xml:space="preserve"> Az architektúra bemutatása, az adatbázis-diagram (ER-diagram), az API végpontok leírása (Swagger/Scalar), valamint a biztonsági és jogosultsági modell részletezése (M1).</w:t>
+        <w:t xml:space="preserve"> Az architektúra bemutatása, az adatbázis-diagram (ER-diagram), az API végpontok leírása (</w:t>
+      </w:r>
+      <w:proofErr w:type="spellStart"/>
+      <w:r>
+        <w:t>Swagger</w:t>
+      </w:r>
+      <w:proofErr w:type="spellEnd"/>
+      <w:r>
+        <w:t>/</w:t>
+      </w:r>
+      <w:proofErr w:type="spellStart"/>
+      <w:r>
+        <w:t>Scalar</w:t>
+      </w:r>
+      <w:proofErr w:type="spellEnd"/>
+      <w:r>
+        <w:t>), valamint a biztonsági és jogosultsági modell részletezése (M1).</w:t>
       </w:r>
     </w:p>
     <w:p>
@@ -22228,7 +24329,21 @@
         <w:rPr>
           <w:lang w:eastAsia="hu-HU"/>
         </w:rPr>
-        <w:t>: A rendszer sikeresen teljesíti a 2.3 Célunk pontban kitűzött célokat. Az alacsony tanulási görbe megvalósult a letisztult UI-nak köszönhetően. A tesztelés alapján a felhasználók könnyen eligazodnak a felületen, a szerepkörök és a mappa-címkék rugalmasan kezelhetőek.</w:t>
+        <w:t>: A rendszer sikeresen teljesíti a 2.3 Célunk pontban kitűzött célokat. Az alacsony tanulási görbe megvalósult a letisztult UI-</w:t>
+      </w:r>
+      <w:proofErr w:type="spellStart"/>
+      <w:r>
+        <w:rPr>
+          <w:lang w:eastAsia="hu-HU"/>
+        </w:rPr>
+        <w:t>nak</w:t>
+      </w:r>
+      <w:proofErr w:type="spellEnd"/>
+      <w:r>
+        <w:rPr>
+          <w:lang w:eastAsia="hu-HU"/>
+        </w:rPr>
+        <w:t xml:space="preserve"> köszönhetően. A tesztelés alapján a felhasználók könnyen eligazodnak a felületen, a szerepkörök és a mappa-címkék rugalmasan kezelhetőek.</w:t>
       </w:r>
     </w:p>
     <w:p>
@@ -22254,7 +24369,77 @@
         <w:rPr>
           <w:lang w:eastAsia="hu-HU"/>
         </w:rPr>
-        <w:t>: A C# Web API és a React (Vite) kombinációja gyors válaszidőket biztosít. A JWT alapú hitelesítés és a Bcrypt jelszóhashelés garancia a biztonságra. A kód moduláris, a Git verziókövetésnek köszönhetően könnyen karbantartható és továbbfejleszthető.</w:t>
+        <w:t xml:space="preserve">: A C# Web API és a </w:t>
+      </w:r>
+      <w:proofErr w:type="spellStart"/>
+      <w:r>
+        <w:rPr>
+          <w:lang w:eastAsia="hu-HU"/>
+        </w:rPr>
+        <w:t>React</w:t>
+      </w:r>
+      <w:proofErr w:type="spellEnd"/>
+      <w:r>
+        <w:rPr>
+          <w:lang w:eastAsia="hu-HU"/>
+        </w:rPr>
+        <w:t xml:space="preserve"> (</w:t>
+      </w:r>
+      <w:proofErr w:type="spellStart"/>
+      <w:r>
+        <w:rPr>
+          <w:lang w:eastAsia="hu-HU"/>
+        </w:rPr>
+        <w:t>Vite</w:t>
+      </w:r>
+      <w:proofErr w:type="spellEnd"/>
+      <w:r>
+        <w:rPr>
+          <w:lang w:eastAsia="hu-HU"/>
+        </w:rPr>
+        <w:t xml:space="preserve">) kombinációja gyors válaszidőket biztosít. A JWT alapú hitelesítés és a </w:t>
+      </w:r>
+      <w:proofErr w:type="spellStart"/>
+      <w:r>
+        <w:rPr>
+          <w:lang w:eastAsia="hu-HU"/>
+        </w:rPr>
+        <w:t>Bcrypt</w:t>
+      </w:r>
+      <w:proofErr w:type="spellEnd"/>
+      <w:r>
+        <w:rPr>
+          <w:lang w:eastAsia="hu-HU"/>
+        </w:rPr>
+        <w:t xml:space="preserve"> </w:t>
+      </w:r>
+      <w:proofErr w:type="spellStart"/>
+      <w:r>
+        <w:rPr>
+          <w:lang w:eastAsia="hu-HU"/>
+        </w:rPr>
+        <w:t>jelszóhashelés</w:t>
+      </w:r>
+      <w:proofErr w:type="spellEnd"/>
+      <w:r>
+        <w:rPr>
+          <w:lang w:eastAsia="hu-HU"/>
+        </w:rPr>
+        <w:t xml:space="preserve"> garancia a biztonságra. A kód moduláris, a </w:t>
+      </w:r>
+      <w:proofErr w:type="spellStart"/>
+      <w:r>
+        <w:rPr>
+          <w:lang w:eastAsia="hu-HU"/>
+        </w:rPr>
+        <w:t>Git</w:t>
+      </w:r>
+      <w:proofErr w:type="spellEnd"/>
+      <w:r>
+        <w:rPr>
+          <w:lang w:eastAsia="hu-HU"/>
+        </w:rPr>
+        <w:t xml:space="preserve"> verziókövetésnek köszönhetően könnyen karbantartható és továbbfejleszthető.</w:t>
       </w:r>
     </w:p>
     <w:p>
@@ -22280,7 +24465,49 @@
         <w:rPr>
           <w:lang w:eastAsia="hu-HU"/>
         </w:rPr>
-        <w:t>: A projekt elért a kitűzött MVP (Minimum Viable Product) szintre. A jövőben a rendszer bővíthető értesítési e-mailek küldésével (SMTP), valós idejű WebSocket-alapú chat csatornával, valamint mobilos natív alkalmazással.</w:t>
+        <w:t xml:space="preserve">: A projekt elért a kitűzött MVP (Minimum </w:t>
+      </w:r>
+      <w:proofErr w:type="spellStart"/>
+      <w:r>
+        <w:rPr>
+          <w:lang w:eastAsia="hu-HU"/>
+        </w:rPr>
+        <w:t>Viable</w:t>
+      </w:r>
+      <w:proofErr w:type="spellEnd"/>
+      <w:r>
+        <w:rPr>
+          <w:lang w:eastAsia="hu-HU"/>
+        </w:rPr>
+        <w:t xml:space="preserve"> </w:t>
+      </w:r>
+      <w:proofErr w:type="spellStart"/>
+      <w:r>
+        <w:rPr>
+          <w:lang w:eastAsia="hu-HU"/>
+        </w:rPr>
+        <w:t>Product</w:t>
+      </w:r>
+      <w:proofErr w:type="spellEnd"/>
+      <w:r>
+        <w:rPr>
+          <w:lang w:eastAsia="hu-HU"/>
+        </w:rPr>
+        <w:t xml:space="preserve">) szintre. A jövőben a rendszer bővíthető értesítési e-mailek küldésével (SMTP), valós idejű </w:t>
+      </w:r>
+      <w:proofErr w:type="spellStart"/>
+      <w:r>
+        <w:rPr>
+          <w:lang w:eastAsia="hu-HU"/>
+        </w:rPr>
+        <w:t>WebSocket</w:t>
+      </w:r>
+      <w:proofErr w:type="spellEnd"/>
+      <w:r>
+        <w:rPr>
+          <w:lang w:eastAsia="hu-HU"/>
+        </w:rPr>
+        <w:t>-alapú chat csatornával, valamint mobilos natív alkalmazással.</w:t>
       </w:r>
     </w:p>
     <w:p>
